--- a/ADG/14장/14장_Broker모니터링과검증명령.docx
+++ b/ADG/14장/14장_Broker모니터링과검증명령.docx
@@ -25,7 +25,7 @@
           <w:rFonts w:ascii="맑은 고딕" w:hAnsi="맑은 고딕" w:eastAsia="맑은 고딕"/>
           <w:sz w:val="21"/>
         </w:rPr>
-        <w:t>그런데 그 화면이 "괜찮다"고 말하는 범위는 생각보다 좁다. 이 장에서 확인할 첫 번째 사실이 그것이다. **전송을 완전히 꺼 놓고도 `SHOW CONFIGURATION`은 `SUCCESS`였다.** Broker의 관점에서 그것은 우리가 의도한 상태였기 때문이다.</w:t>
+        <w:t>그런데 그 화면이 "괜찮다"고 말하는 범위는 생각보다 좁다. **전송을 완전히 꺼 놓고도 `SHOW CONFIGURATION`은 `SUCCESS`였다.** Broker의 관점에서 그것은 우리가 의도한 상태였기 때문이다.</w:t>
       </w:r>
     </w:p>
     <w:p>
@@ -34,7 +34,7 @@
           <w:rFonts w:ascii="맑은 고딕" w:hAnsi="맑은 고딕" w:eastAsia="맑은 고딕"/>
           <w:sz w:val="21"/>
         </w:rPr>
-        <w:t>그 빈틈을 메우는 것이 **`VALIDATE DATABASE`**다. `SHOW`가 "지금 정상인가"를 묻는다면 `VALIDATE`는 **"지금 역할을 바꿀 수 있는가"**를 묻는다. 질문이 다르므로 답도 다르다. 같은 상황에서 `SHOW`는 `SUCCESS`였고 `VALIDATE`는 `Ready for Switchover: No`였다.</w:t>
+        <w:t>그 빈틈을 메우는 것이 **`VALIDATE DATABASE`**다. `SHOW`가 "지금 정상인가"를 묻는다면 `VALIDATE`는 **"지금 역할을 바꿀 수 있는가"**를 묻는다. 같은 상황에서 `SHOW`는 `SUCCESS`, `VALIDATE`는 `Ready for Switchover: No`였다.</w:t>
       </w:r>
     </w:p>
     <w:p>
@@ -43,7 +43,7 @@
           <w:rFonts w:ascii="맑은 고딕" w:hAnsi="맑은 고딕" w:eastAsia="맑은 고딕"/>
           <w:sz w:val="21"/>
         </w:rPr>
-        <w:t>이 장은 두 명령의 차이를 축으로 Broker의 감시 수단을 정리한다. 모니터링 전용 속성으로 큐와 대기 이벤트를 들여다보고, 임계값을 조절해 경고를 만들어 보고, `V$` 뷰와 대조한다.</w:t>
+        <w:t>이 장은 두 명령의 차이를 축으로 Broker의 감시 수단을 정리한다.</w:t>
       </w:r>
     </w:p>
     <w:p>
@@ -1838,7 +1838,7 @@
                 <w:rFonts w:ascii="맑은 고딕" w:hAnsi="맑은 고딕" w:eastAsia="맑은 고딕"/>
                 <w:sz w:val="20"/>
               </w:rPr>
-              <w:t>**`SHOW`가 `SUCCESS`라고 해서 전환이 가능한 것은 아니다.** 이 장에서 실측으로 확인한 그대로다. 반대로 `VALIDATE`가 `No`라고 해서 복제가 멈춘 것도 아니다. 두 명령은 서로를 대신하지 못한다.</w:t>
+              <w:t>**`SHOW`가 `SUCCESS`라고 전환이 가능한 것은 아니고**, `VALIDATE`가 `No`라고 복제가 멈춘 것도 아니다. 두 명령은 서로를 대신하지 못한다.</w:t>
             </w:r>
           </w:p>
           <w:p>
@@ -1850,7 +1850,7 @@
                 <w:rFonts w:ascii="맑은 고딕" w:hAnsi="맑은 고딕" w:eastAsia="맑은 고딕"/>
                 <w:sz w:val="20"/>
               </w:rPr>
-              <w:t>실무에서는 **주간 점검 항목에 `VALIDATE DATABASE`를 넣어 두는 것**을 권한다. 평소에 `SUCCESS`만 보다가 정작 장애 때 전환이 안 되는 상황을 막는다.</w:t>
+              <w:t>**주간 점검 항목에 `VALIDATE DATABASE`를 넣어 두는 것**을 권한다.</w:t>
             </w:r>
           </w:p>
         </w:tc>
@@ -1899,46 +1899,33 @@
                 <w:color w:val="F2F2F2"/>
                 <w:sz w:val="19"/>
               </w:rPr>
-              <w:t xml:space="preserve">  Capacity Information:</w:t>
-            </w:r>
-          </w:p>
-          <w:p>
-            <w:pPr>
-              <w:spacing w:after="0" w:before="0"/>
-            </w:pPr>
-            <w:r>
-              <w:rPr>
-                <w:rFonts w:ascii="Consolas" w:hAnsi="Consolas" w:eastAsia="Consolas"/>
-                <w:color w:val="F2F2F2"/>
-                <w:sz w:val="19"/>
-              </w:rPr>
-              <w:t xml:space="preserve">    Database  Instances        Threads</w:t>
-            </w:r>
-          </w:p>
-          <w:p>
-            <w:pPr>
-              <w:spacing w:after="0" w:before="0"/>
-            </w:pPr>
-            <w:r>
-              <w:rPr>
-                <w:rFonts w:ascii="Consolas" w:hAnsi="Consolas" w:eastAsia="Consolas"/>
-                <w:color w:val="F2F2F2"/>
-                <w:sz w:val="19"/>
-              </w:rPr>
-              <w:t xml:space="preserve">    chicago   1                1</w:t>
-            </w:r>
-          </w:p>
-          <w:p>
-            <w:pPr>
-              <w:spacing w:after="0" w:before="0"/>
-            </w:pPr>
-            <w:r>
-              <w:rPr>
-                <w:rFonts w:ascii="Consolas" w:hAnsi="Consolas" w:eastAsia="Consolas"/>
-                <w:color w:val="F2F2F2"/>
-                <w:sz w:val="19"/>
-              </w:rPr>
-              <w:t xml:space="preserve">    boston    1                1</w:t>
+              <w:t xml:space="preserve">  Capacity Information:        chicago 1/1    boston 1/1</w:t>
+            </w:r>
+          </w:p>
+          <w:p>
+            <w:pPr>
+              <w:spacing w:after="0" w:before="0"/>
+            </w:pPr>
+            <w:r>
+              <w:rPr>
+                <w:rFonts w:ascii="Consolas" w:hAnsi="Consolas" w:eastAsia="Consolas"/>
+                <w:color w:val="F2F2F2"/>
+                <w:sz w:val="19"/>
+              </w:rPr>
+              <w:t xml:space="preserve">  Temporary Tablespace Files:  chicago 3      boston 3</w:t>
+            </w:r>
+          </w:p>
+          <w:p>
+            <w:pPr>
+              <w:spacing w:after="0" w:before="0"/>
+            </w:pPr>
+            <w:r>
+              <w:rPr>
+                <w:rFonts w:ascii="Consolas" w:hAnsi="Consolas" w:eastAsia="Consolas"/>
+                <w:color w:val="F2F2F2"/>
+                <w:sz w:val="19"/>
+              </w:rPr>
+              <w:t xml:space="preserve">  Data file Online Move in Progress:  No / No</w:t>
             </w:r>
           </w:p>
           <w:p>
@@ -1964,33 +1951,20 @@
                 <w:color w:val="F2F2F2"/>
                 <w:sz w:val="19"/>
               </w:rPr>
-              <w:t xml:space="preserve">  Temporary Tablespace File Information:</w:t>
-            </w:r>
-          </w:p>
-          <w:p>
-            <w:pPr>
-              <w:spacing w:after="0" w:before="0"/>
-            </w:pPr>
-            <w:r>
-              <w:rPr>
-                <w:rFonts w:ascii="Consolas" w:hAnsi="Consolas" w:eastAsia="Consolas"/>
-                <w:color w:val="F2F2F2"/>
-                <w:sz w:val="19"/>
-              </w:rPr>
-              <w:t xml:space="preserve">    chicago TEMP Files:  3</w:t>
-            </w:r>
-          </w:p>
-          <w:p>
-            <w:pPr>
-              <w:spacing w:after="0" w:before="0"/>
-            </w:pPr>
-            <w:r>
-              <w:rPr>
-                <w:rFonts w:ascii="Consolas" w:hAnsi="Consolas" w:eastAsia="Consolas"/>
-                <w:color w:val="F2F2F2"/>
-                <w:sz w:val="19"/>
-              </w:rPr>
-              <w:t xml:space="preserve">    boston TEMP Files:   3</w:t>
+              <w:t xml:space="preserve">  Standby Apply-Related Information:</w:t>
+            </w:r>
+          </w:p>
+          <w:p>
+            <w:pPr>
+              <w:spacing w:after="0" w:before="0"/>
+            </w:pPr>
+            <w:r>
+              <w:rPr>
+                <w:rFonts w:ascii="Consolas" w:hAnsi="Consolas" w:eastAsia="Consolas"/>
+                <w:color w:val="F2F2F2"/>
+                <w:sz w:val="19"/>
+              </w:rPr>
+              <w:t xml:space="preserve">    Apply State: Running   Apply Lag: 0 seconds   Apply Delay: 0 minutes</w:t>
             </w:r>
           </w:p>
           <w:p>
@@ -2016,123 +1990,6 @@
                 <w:color w:val="F2F2F2"/>
                 <w:sz w:val="19"/>
               </w:rPr>
-              <w:t xml:space="preserve">  Data file Online Move in Progress:</w:t>
-            </w:r>
-          </w:p>
-          <w:p>
-            <w:pPr>
-              <w:spacing w:after="0" w:before="0"/>
-            </w:pPr>
-            <w:r>
-              <w:rPr>
-                <w:rFonts w:ascii="Consolas" w:hAnsi="Consolas" w:eastAsia="Consolas"/>
-                <w:color w:val="F2F2F2"/>
-                <w:sz w:val="19"/>
-              </w:rPr>
-              <w:t xml:space="preserve">    chicago:  No</w:t>
-            </w:r>
-          </w:p>
-          <w:p>
-            <w:pPr>
-              <w:spacing w:after="0" w:before="0"/>
-            </w:pPr>
-            <w:r>
-              <w:rPr>
-                <w:rFonts w:ascii="Consolas" w:hAnsi="Consolas" w:eastAsia="Consolas"/>
-                <w:color w:val="F2F2F2"/>
-                <w:sz w:val="19"/>
-              </w:rPr>
-              <w:t xml:space="preserve">    boston:   No</w:t>
-            </w:r>
-          </w:p>
-          <w:p>
-            <w:pPr>
-              <w:spacing w:after="0" w:before="0"/>
-            </w:pPr>
-            <w:r>
-              <w:rPr>
-                <w:rFonts w:ascii="Consolas" w:hAnsi="Consolas" w:eastAsia="Consolas"/>
-                <w:color w:val="F2F2F2"/>
-                <w:sz w:val="19"/>
-              </w:rPr>
-              <w:t xml:space="preserve"> </w:t>
-            </w:r>
-          </w:p>
-          <w:p>
-            <w:pPr>
-              <w:spacing w:after="0" w:before="0"/>
-            </w:pPr>
-            <w:r>
-              <w:rPr>
-                <w:rFonts w:ascii="Consolas" w:hAnsi="Consolas" w:eastAsia="Consolas"/>
-                <w:color w:val="F2F2F2"/>
-                <w:sz w:val="19"/>
-              </w:rPr>
-              <w:t xml:space="preserve">  Standby Apply-Related Information:</w:t>
-            </w:r>
-          </w:p>
-          <w:p>
-            <w:pPr>
-              <w:spacing w:after="0" w:before="0"/>
-            </w:pPr>
-            <w:r>
-              <w:rPr>
-                <w:rFonts w:ascii="Consolas" w:hAnsi="Consolas" w:eastAsia="Consolas"/>
-                <w:color w:val="F2F2F2"/>
-                <w:sz w:val="19"/>
-              </w:rPr>
-              <w:t xml:space="preserve">    Apply State:      Running</w:t>
-            </w:r>
-          </w:p>
-          <w:p>
-            <w:pPr>
-              <w:spacing w:after="0" w:before="0"/>
-            </w:pPr>
-            <w:r>
-              <w:rPr>
-                <w:rFonts w:ascii="Consolas" w:hAnsi="Consolas" w:eastAsia="Consolas"/>
-                <w:color w:val="F2F2F2"/>
-                <w:sz w:val="19"/>
-              </w:rPr>
-              <w:t xml:space="preserve">    Apply Lag:        0 seconds (computed 0 seconds ago)</w:t>
-            </w:r>
-          </w:p>
-          <w:p>
-            <w:pPr>
-              <w:spacing w:after="0" w:before="0"/>
-            </w:pPr>
-            <w:r>
-              <w:rPr>
-                <w:rFonts w:ascii="Consolas" w:hAnsi="Consolas" w:eastAsia="Consolas"/>
-                <w:color w:val="F2F2F2"/>
-                <w:sz w:val="19"/>
-              </w:rPr>
-              <w:t xml:space="preserve">    Apply Delay:      0 minutes</w:t>
-            </w:r>
-          </w:p>
-          <w:p>
-            <w:pPr>
-              <w:spacing w:after="0" w:before="0"/>
-            </w:pPr>
-            <w:r>
-              <w:rPr>
-                <w:rFonts w:ascii="Consolas" w:hAnsi="Consolas" w:eastAsia="Consolas"/>
-                <w:color w:val="F2F2F2"/>
-                <w:sz w:val="19"/>
-              </w:rPr>
-              <w:t xml:space="preserve"> </w:t>
-            </w:r>
-          </w:p>
-          <w:p>
-            <w:pPr>
-              <w:spacing w:after="0" w:before="0"/>
-            </w:pPr>
-            <w:r>
-              <w:rPr>
-                <w:rFonts w:ascii="Consolas" w:hAnsi="Consolas" w:eastAsia="Consolas"/>
-                <w:color w:val="F2F2F2"/>
-                <w:sz w:val="19"/>
-              </w:rPr>
               <w:t xml:space="preserve">  Transport-Related Information:</w:t>
             </w:r>
           </w:p>
@@ -2146,46 +2003,7 @@
                 <w:color w:val="F2F2F2"/>
                 <w:sz w:val="19"/>
               </w:rPr>
-              <w:t xml:space="preserve">    Transport On:  Yes</w:t>
-            </w:r>
-          </w:p>
-          <w:p>
-            <w:pPr>
-              <w:spacing w:after="0" w:before="0"/>
-            </w:pPr>
-            <w:r>
-              <w:rPr>
-                <w:rFonts w:ascii="Consolas" w:hAnsi="Consolas" w:eastAsia="Consolas"/>
-                <w:color w:val="F2F2F2"/>
-                <w:sz w:val="19"/>
-              </w:rPr>
-              <w:t xml:space="preserve">    Gap Status:    No Gap</w:t>
-            </w:r>
-          </w:p>
-          <w:p>
-            <w:pPr>
-              <w:spacing w:after="0" w:before="0"/>
-            </w:pPr>
-            <w:r>
-              <w:rPr>
-                <w:rFonts w:ascii="Consolas" w:hAnsi="Consolas" w:eastAsia="Consolas"/>
-                <w:color w:val="F2F2F2"/>
-                <w:sz w:val="19"/>
-              </w:rPr>
-              <w:t xml:space="preserve">    Transport Lag:  0 seconds (computed 0 seconds ago)</w:t>
-            </w:r>
-          </w:p>
-          <w:p>
-            <w:pPr>
-              <w:spacing w:after="0" w:before="0"/>
-            </w:pPr>
-            <w:r>
-              <w:rPr>
-                <w:rFonts w:ascii="Consolas" w:hAnsi="Consolas" w:eastAsia="Consolas"/>
-                <w:color w:val="F2F2F2"/>
-                <w:sz w:val="19"/>
-              </w:rPr>
-              <w:t xml:space="preserve">    Transport Status:  Success</w:t>
+              <w:t xml:space="preserve">    Transport On: Yes   Gap Status: No Gap   Transport Status: Success</w:t>
             </w:r>
           </w:p>
         </w:tc>
@@ -2198,16 +2016,7 @@
           <w:rFonts w:ascii="맑은 고딕" w:hAnsi="맑은 고딕" w:eastAsia="맑은 고딕"/>
           <w:sz w:val="21"/>
         </w:rPr>
-        <w:t>`Gap Status: No Gap`이 눈에 띈다. 7장에서 `V$ARCHIVE_GAP`으로 확인하던 것을 여기서 한 줄로 준다.</w:t>
-      </w:r>
-    </w:p>
-    <w:p>
-      <w:r>
-        <w:rPr>
-          <w:rFonts w:ascii="맑은 고딕" w:hAnsi="맑은 고딕" w:eastAsia="맑은 고딕"/>
-          <w:sz w:val="21"/>
-        </w:rPr>
-        <w:t>로그 파일 구성은 **현재와 미래를 나란히** 보여 준다.</w:t>
+        <w:t>`Gap Status: No Gap`은 7장에서 `V$ARCHIVE_GAP`으로 확인하던 것을 한 줄로 준 것이다. 로그 파일 구성은 **현재와 미래를 나란히** 보여 준다.</w:t>
       </w:r>
     </w:p>
     <w:tbl>
@@ -2248,33 +2057,7 @@
                 <w:color w:val="F2F2F2"/>
                 <w:sz w:val="19"/>
               </w:rPr>
-              <w:t xml:space="preserve">    Thread #  Online Redo Log Groups  Standby Redo Log Groups Status</w:t>
-            </w:r>
-          </w:p>
-          <w:p>
-            <w:pPr>
-              <w:spacing w:after="0" w:before="0"/>
-            </w:pPr>
-            <w:r>
-              <w:rPr>
-                <w:rFonts w:ascii="Consolas" w:hAnsi="Consolas" w:eastAsia="Consolas"/>
-                <w:color w:val="F2F2F2"/>
-                <w:sz w:val="19"/>
-              </w:rPr>
-              <w:t xml:space="preserve">              (chicago)               (boston)</w:t>
-            </w:r>
-          </w:p>
-          <w:p>
-            <w:pPr>
-              <w:spacing w:after="0" w:before="0"/>
-            </w:pPr>
-            <w:r>
-              <w:rPr>
-                <w:rFonts w:ascii="Consolas" w:hAnsi="Consolas" w:eastAsia="Consolas"/>
-                <w:color w:val="F2F2F2"/>
-                <w:sz w:val="19"/>
-              </w:rPr>
-              <w:t xml:space="preserve">    1         3                       4                       Sufficient SRLs</w:t>
+              <w:t xml:space="preserve">    Thread 1   chicago 온라인 3   boston SRL 4    Sufficient SRLs</w:t>
             </w:r>
           </w:p>
           <w:p>
@@ -2313,33 +2096,7 @@
                 <w:color w:val="F2F2F2"/>
                 <w:sz w:val="19"/>
               </w:rPr>
-              <w:t xml:space="preserve">    Thread #  Online Redo Log Groups  Standby Redo Log Groups Status</w:t>
-            </w:r>
-          </w:p>
-          <w:p>
-            <w:pPr>
-              <w:spacing w:after="0" w:before="0"/>
-            </w:pPr>
-            <w:r>
-              <w:rPr>
-                <w:rFonts w:ascii="Consolas" w:hAnsi="Consolas" w:eastAsia="Consolas"/>
-                <w:color w:val="F2F2F2"/>
-                <w:sz w:val="19"/>
-              </w:rPr>
-              <w:t xml:space="preserve">              (boston)                (chicago)</w:t>
-            </w:r>
-          </w:p>
-          <w:p>
-            <w:pPr>
-              <w:spacing w:after="0" w:before="0"/>
-            </w:pPr>
-            <w:r>
-              <w:rPr>
-                <w:rFonts w:ascii="Consolas" w:hAnsi="Consolas" w:eastAsia="Consolas"/>
-                <w:color w:val="F2F2F2"/>
-                <w:sz w:val="19"/>
-              </w:rPr>
-              <w:t xml:space="preserve">    1         3                       4                       Sufficient SRLs</w:t>
+              <w:t xml:space="preserve">    Thread 1   boston 온라인 3    chicago SRL 4   Sufficient SRLs</w:t>
             </w:r>
           </w:p>
         </w:tc>
@@ -2352,16 +2109,7 @@
           <w:rFonts w:ascii="맑은 고딕" w:hAnsi="맑은 고딕" w:eastAsia="맑은 고딕"/>
           <w:sz w:val="21"/>
         </w:rPr>
-        <w:t>**`Future`는 역할이 바뀐 뒤를 가정한 계산**이다. boston이 Primary가 되면 boston의 온라인 리두 3그룹과 chicago의 SRL 4그룹이 짝을 이룬다. 그때도 `Sufficient SRLs`인지 미리 확인해 준다.</w:t>
-      </w:r>
-    </w:p>
-    <w:p>
-      <w:r>
-        <w:rPr>
-          <w:rFonts w:ascii="맑은 고딕" w:hAnsi="맑은 고딕" w:eastAsia="맑은 고딕"/>
-          <w:sz w:val="21"/>
-        </w:rPr>
-        <w:t>4장에서 배운 규칙(SRL은 온라인 그룹 수 + 1)이 **양방향으로** 지켜져야 한다는 뜻이며, `VALIDATE`가 그것을 대신 계산한다. 크기도 마찬가지다.</w:t>
+        <w:t>**`Future`는 역할이 바뀐 뒤를 가정한 계산**이다. 4장의 규칙(SRL은 온라인 그룹 수 + 1)이 **양방향으로** 지켜져야 한다는 뜻이며 `VALIDATE`가 대신 계산한다. 크기도 마찬가지다.</w:t>
       </w:r>
     </w:p>
     <w:tbl>
@@ -2389,59 +2137,20 @@
                 <w:color w:val="F2F2F2"/>
                 <w:sz w:val="19"/>
               </w:rPr>
-              <w:t xml:space="preserve">  Current Configuration Log File Sizes:</w:t>
-            </w:r>
-          </w:p>
-          <w:p>
-            <w:pPr>
-              <w:spacing w:after="0" w:before="0"/>
-            </w:pPr>
-            <w:r>
-              <w:rPr>
-                <w:rFonts w:ascii="Consolas" w:hAnsi="Consolas" w:eastAsia="Consolas"/>
-                <w:color w:val="F2F2F2"/>
-                <w:sz w:val="19"/>
-              </w:rPr>
-              <w:t xml:space="preserve">    Thread #   Smallest Online Redo      Smallest Standby Redo</w:t>
-            </w:r>
-          </w:p>
-          <w:p>
-            <w:pPr>
-              <w:spacing w:after="0" w:before="0"/>
-            </w:pPr>
-            <w:r>
-              <w:rPr>
-                <w:rFonts w:ascii="Consolas" w:hAnsi="Consolas" w:eastAsia="Consolas"/>
-                <w:color w:val="F2F2F2"/>
-                <w:sz w:val="19"/>
-              </w:rPr>
-              <w:t xml:space="preserve">               Log File Size             Log File Size</w:t>
-            </w:r>
-          </w:p>
-          <w:p>
-            <w:pPr>
-              <w:spacing w:after="0" w:before="0"/>
-            </w:pPr>
-            <w:r>
-              <w:rPr>
-                <w:rFonts w:ascii="Consolas" w:hAnsi="Consolas" w:eastAsia="Consolas"/>
-                <w:color w:val="F2F2F2"/>
-                <w:sz w:val="19"/>
-              </w:rPr>
-              <w:t xml:space="preserve">               (chicago)                 (boston)</w:t>
-            </w:r>
-          </w:p>
-          <w:p>
-            <w:pPr>
-              <w:spacing w:after="0" w:before="0"/>
-            </w:pPr>
-            <w:r>
-              <w:rPr>
-                <w:rFonts w:ascii="Consolas" w:hAnsi="Consolas" w:eastAsia="Consolas"/>
-                <w:color w:val="F2F2F2"/>
-                <w:sz w:val="19"/>
-              </w:rPr>
-              <w:t xml:space="preserve">    1          200 MBytes                200 MBytes</w:t>
+              <w:t xml:space="preserve">  Current / Future Configuration Log File Sizes:</w:t>
+            </w:r>
+          </w:p>
+          <w:p>
+            <w:pPr>
+              <w:spacing w:after="0" w:before="0"/>
+            </w:pPr>
+            <w:r>
+              <w:rPr>
+                <w:rFonts w:ascii="Consolas" w:hAnsi="Consolas" w:eastAsia="Consolas"/>
+                <w:color w:val="F2F2F2"/>
+                <w:sz w:val="19"/>
+              </w:rPr>
+              <w:t xml:space="preserve">    Thread 1   Smallest Online Redo 200 MBytes   Smallest Standby Redo 200 MBytes</w:t>
             </w:r>
           </w:p>
         </w:tc>
@@ -2534,72 +2243,20 @@
                 <w:color w:val="F2F2F2"/>
                 <w:sz w:val="19"/>
               </w:rPr>
-              <w:t xml:space="preserve">    Dependency                      &lt;empty&gt;                  &lt;empty&gt;</w:t>
-            </w:r>
-          </w:p>
-          <w:p>
-            <w:pPr>
-              <w:spacing w:after="0" w:before="0"/>
-            </w:pPr>
-            <w:r>
-              <w:rPr>
-                <w:rFonts w:ascii="Consolas" w:hAnsi="Consolas" w:eastAsia="Consolas"/>
-                <w:color w:val="F2F2F2"/>
-                <w:sz w:val="19"/>
-              </w:rPr>
-              <w:t xml:space="preserve">    DelayMins                       0                        0</w:t>
-            </w:r>
-          </w:p>
-          <w:p>
-            <w:pPr>
-              <w:spacing w:after="0" w:before="0"/>
-            </w:pPr>
-            <w:r>
-              <w:rPr>
-                <w:rFonts w:ascii="Consolas" w:hAnsi="Consolas" w:eastAsia="Consolas"/>
-                <w:color w:val="F2F2F2"/>
-                <w:sz w:val="19"/>
-              </w:rPr>
-              <w:t xml:space="preserve">    Binding                         optional                 optional</w:t>
-            </w:r>
-          </w:p>
-          <w:p>
-            <w:pPr>
-              <w:spacing w:after="0" w:before="0"/>
-            </w:pPr>
-            <w:r>
-              <w:rPr>
-                <w:rFonts w:ascii="Consolas" w:hAnsi="Consolas" w:eastAsia="Consolas"/>
-                <w:color w:val="F2F2F2"/>
-                <w:sz w:val="19"/>
-              </w:rPr>
-              <w:t xml:space="preserve">    MaxFailure                      0                        0</w:t>
-            </w:r>
-          </w:p>
-          <w:p>
-            <w:pPr>
-              <w:spacing w:after="0" w:before="0"/>
-            </w:pPr>
-            <w:r>
-              <w:rPr>
-                <w:rFonts w:ascii="Consolas" w:hAnsi="Consolas" w:eastAsia="Consolas"/>
-                <w:color w:val="F2F2F2"/>
-                <w:sz w:val="19"/>
-              </w:rPr>
-              <w:t xml:space="preserve">    ReopenSecs                      300                      300</w:t>
-            </w:r>
-          </w:p>
-          <w:p>
-            <w:pPr>
-              <w:spacing w:after="0" w:before="0"/>
-            </w:pPr>
-            <w:r>
-              <w:rPr>
-                <w:rFonts w:ascii="Consolas" w:hAnsi="Consolas" w:eastAsia="Consolas"/>
-                <w:color w:val="F2F2F2"/>
-                <w:sz w:val="19"/>
-              </w:rPr>
-              <w:t xml:space="preserve">    NetTimeout                      30                       30</w:t>
+              <w:t xml:space="preserve">    DelayMins / Binding             0 / optional             0 / optional</w:t>
+            </w:r>
+          </w:p>
+          <w:p>
+            <w:pPr>
+              <w:spacing w:after="0" w:before="0"/>
+            </w:pPr>
+            <w:r>
+              <w:rPr>
+                <w:rFonts w:ascii="Consolas" w:hAnsi="Consolas" w:eastAsia="Consolas"/>
+                <w:color w:val="F2F2F2"/>
+                <w:sz w:val="19"/>
+              </w:rPr>
+              <w:t xml:space="preserve">    ReopenSecs / NetTimeout         300 / 30                 300 / 30</w:t>
             </w:r>
           </w:p>
           <w:p>
@@ -2628,6 +2285,694 @@
         <w:t>**양쪽을 나란히 놓는 것 자체가 진단이다.** 13장에서 손으로 관리할 때 표기가 갈렸던 일을 떠올린다. 여기서는 값이 다르면 한눈에 보인다.</w:t>
       </w:r>
     </w:p>
+    <w:p>
+      <w:pPr>
+        <w:pStyle w:val="Heading3"/>
+      </w:pPr>
+      <w:r>
+        <w:t>14.2.4  VALIDATE 의 나머지 형태</w:t>
+      </w:r>
+    </w:p>
+    <w:p>
+      <w:r>
+        <w:rPr>
+          <w:rFonts w:ascii="맑은 고딕" w:hAnsi="맑은 고딕" w:eastAsia="맑은 고딕"/>
+          <w:sz w:val="21"/>
+        </w:rPr>
+        <w:t>지금까지 쓴 것은 여섯 구문 중 하나뿐이다.</w:t>
+      </w:r>
+    </w:p>
+    <w:tbl>
+      <w:tblPr>
+        <w:tblStyle w:val="TableGrid"/>
+        <w:tblW w:type="auto" w:w="0"/>
+        <w:tblLook w:firstColumn="1" w:firstRow="1" w:lastColumn="0" w:lastRow="0" w:noHBand="0" w:noVBand="1" w:val="04A0"/>
+      </w:tblPr>
+      <w:tblGrid>
+        <w:gridCol w:w="8640"/>
+      </w:tblGrid>
+      <w:tr>
+        <w:tc>
+          <w:tcPr>
+            <w:tcW w:type="dxa" w:w="8640"/>
+            <w:shd w:val="clear" w:color="auto" w:fill="1E1E1E"/>
+          </w:tcPr>
+          <w:p>
+            <w:pPr>
+              <w:spacing w:after="0" w:before="0"/>
+            </w:pPr>
+            <w:r>
+              <w:rPr>
+                <w:rFonts w:ascii="Consolas" w:hAnsi="Consolas" w:eastAsia="Consolas"/>
+                <w:color w:val="F2F2F2"/>
+                <w:sz w:val="19"/>
+              </w:rPr>
+              <w:t>VALIDATE DATABASE [VERBOSE] &lt;database name&gt;;</w:t>
+            </w:r>
+          </w:p>
+          <w:p>
+            <w:pPr>
+              <w:spacing w:after="0" w:before="0"/>
+            </w:pPr>
+            <w:r>
+              <w:rPr>
+                <w:rFonts w:ascii="Consolas" w:hAnsi="Consolas" w:eastAsia="Consolas"/>
+                <w:color w:val="F2F2F2"/>
+                <w:sz w:val="19"/>
+              </w:rPr>
+              <w:t>VALIDATE DATABASE [VERBOSE] &lt;database name&gt; DATAFILE &lt;n&gt; OUTPUT=&lt;file name&gt;;</w:t>
+            </w:r>
+          </w:p>
+          <w:p>
+            <w:pPr>
+              <w:spacing w:after="0" w:before="0"/>
+            </w:pPr>
+            <w:r>
+              <w:rPr>
+                <w:rFonts w:ascii="Consolas" w:hAnsi="Consolas" w:eastAsia="Consolas"/>
+                <w:color w:val="F2F2F2"/>
+                <w:sz w:val="19"/>
+              </w:rPr>
+              <w:t>VALIDATE DATABASE [VERBOSE] &lt;database name&gt; SPFILE;</w:t>
+            </w:r>
+          </w:p>
+          <w:p>
+            <w:pPr>
+              <w:spacing w:after="0" w:before="0"/>
+            </w:pPr>
+            <w:r>
+              <w:rPr>
+                <w:rFonts w:ascii="Consolas" w:hAnsi="Consolas" w:eastAsia="Consolas"/>
+                <w:color w:val="F2F2F2"/>
+                <w:sz w:val="19"/>
+              </w:rPr>
+              <w:t>VALIDATE FAR_SYNC [VERBOSE] &lt;far_sync name&gt; [WHEN PRIMARY IS &lt;db name&gt;];</w:t>
+            </w:r>
+          </w:p>
+          <w:p>
+            <w:pPr>
+              <w:spacing w:after="0" w:before="0"/>
+            </w:pPr>
+            <w:r>
+              <w:rPr>
+                <w:rFonts w:ascii="Consolas" w:hAnsi="Consolas" w:eastAsia="Consolas"/>
+                <w:color w:val="F2F2F2"/>
+                <w:sz w:val="19"/>
+              </w:rPr>
+              <w:t>VALIDATE NETWORK CONFIGURATION FOR { ALL | &lt;member name&gt; };</w:t>
+            </w:r>
+          </w:p>
+          <w:p>
+            <w:pPr>
+              <w:spacing w:after="0" w:before="0"/>
+            </w:pPr>
+            <w:r>
+              <w:rPr>
+                <w:rFonts w:ascii="Consolas" w:hAnsi="Consolas" w:eastAsia="Consolas"/>
+                <w:color w:val="F2F2F2"/>
+                <w:sz w:val="19"/>
+              </w:rPr>
+              <w:t>VALIDATE STATIC CONNECT IDENTIFIER FOR { ALL | &lt;database name&gt; };</w:t>
+            </w:r>
+          </w:p>
+        </w:tc>
+      </w:tr>
+    </w:tbl>
+    <w:p/>
+    <w:p>
+      <w:r>
+        <w:rPr>
+          <w:rFonts w:ascii="맑은 고딕" w:hAnsi="맑은 고딕" w:eastAsia="맑은 고딕"/>
+          <w:sz w:val="21"/>
+        </w:rPr>
+        <w:t>**`DATAFILE`** — `OUTPUT=`은 필수이고, 경로를 주면 **`DGM-17138: OUTPUT should not contain a directory`**다. 14.6절의 `ORA-16540`과 같은 구조이며 **인자는 파일 이름**이다.</w:t>
+      </w:r>
+    </w:p>
+    <w:tbl>
+      <w:tblPr>
+        <w:tblStyle w:val="TableGrid"/>
+        <w:tblW w:type="auto" w:w="0"/>
+        <w:tblLook w:firstColumn="1" w:firstRow="1" w:lastColumn="0" w:lastRow="0" w:noHBand="0" w:noVBand="1" w:val="04A0"/>
+      </w:tblPr>
+      <w:tblGrid>
+        <w:gridCol w:w="8640"/>
+      </w:tblGrid>
+      <w:tr>
+        <w:tc>
+          <w:tcPr>
+            <w:tcW w:type="dxa" w:w="8640"/>
+            <w:shd w:val="clear" w:color="auto" w:fill="1E1E1E"/>
+          </w:tcPr>
+          <w:p>
+            <w:pPr>
+              <w:spacing w:after="0" w:before="0"/>
+            </w:pPr>
+            <w:r>
+              <w:rPr>
+                <w:rFonts w:ascii="Consolas" w:hAnsi="Consolas" w:eastAsia="Consolas"/>
+                <w:color w:val="F2F2F2"/>
+                <w:sz w:val="19"/>
+              </w:rPr>
+              <w:t>DGMGRL&gt; validate database 'boston' datafile 1 output=val_df1.txt</w:t>
+            </w:r>
+          </w:p>
+          <w:p>
+            <w:pPr>
+              <w:spacing w:after="0" w:before="0"/>
+            </w:pPr>
+            <w:r>
+              <w:rPr>
+                <w:rFonts w:ascii="Consolas" w:hAnsi="Consolas" w:eastAsia="Consolas"/>
+                <w:color w:val="F2F2F2"/>
+                <w:sz w:val="19"/>
+              </w:rPr>
+              <w:t xml:space="preserve"> </w:t>
+            </w:r>
+          </w:p>
+          <w:p>
+            <w:pPr>
+              <w:spacing w:after="0" w:before="0"/>
+            </w:pPr>
+            <w:r>
+              <w:rPr>
+                <w:rFonts w:ascii="Consolas" w:hAnsi="Consolas" w:eastAsia="Consolas"/>
+                <w:color w:val="F2F2F2"/>
+                <w:sz w:val="19"/>
+              </w:rPr>
+              <w:t>Output files are created in /u01/app/oracle/diag/rdbms/boston/boston/trace</w:t>
+            </w:r>
+          </w:p>
+          <w:p>
+            <w:pPr>
+              <w:spacing w:after="0" w:before="0"/>
+            </w:pPr>
+            <w:r>
+              <w:rPr>
+                <w:rFonts w:ascii="Consolas" w:hAnsi="Consolas" w:eastAsia="Consolas"/>
+                <w:color w:val="F2F2F2"/>
+                <w:sz w:val="19"/>
+              </w:rPr>
+              <w:t xml:space="preserve">  on host "boston-srv"</w:t>
+            </w:r>
+          </w:p>
+        </w:tc>
+      </w:tr>
+    </w:tbl>
+    <w:p/>
+    <w:p>
+      <w:r>
+        <w:rPr>
+          <w:rFonts w:ascii="맑은 고딕" w:hAnsi="맑은 고딕" w:eastAsia="맑은 고딕"/>
+          <w:sz w:val="21"/>
+        </w:rPr>
+        <w:t>결과물이 **대상(Standby) 쪽** trace 디렉터리에 생긴다. 검사를 대상이 수행하기 때문이다.</w:t>
+      </w:r>
+    </w:p>
+    <w:p>
+      <w:r>
+        <w:rPr>
+          <w:rFonts w:ascii="맑은 고딕" w:hAnsi="맑은 고딕" w:eastAsia="맑은 고딕"/>
+          <w:sz w:val="21"/>
+        </w:rPr>
+        <w:t>내용은 5장 실습 07의 `DBMS_DBCOMP` 블록 비교 결과다. 없는 파일 번호를 주면 `ORA-53201`과 `ORA-06512: at "SYS.DBMS_DBCOMP"`가 나온다.</w:t>
+      </w:r>
+    </w:p>
+    <w:p>
+      <w:r>
+        <w:rPr>
+          <w:rFonts w:ascii="맑은 고딕" w:hAnsi="맑은 고딕" w:eastAsia="맑은 고딕"/>
+          <w:sz w:val="21"/>
+        </w:rPr>
+        <w:t>표에서 **`CORR`(손상)·`LWLOC`·`LWRMT`(lost write)·`DIFFPAIR`(버전은 같은데 내용이 다름)가 0**이어야 한다. `SKIPPED`(빈 블록 등)와 `DIFFV`(버전이 다른 쌍)는 많아도 정상이다.</w:t>
+      </w:r>
+    </w:p>
+    <w:p>
+      <w:r>
+        <w:rPr>
+          <w:rFonts w:ascii="맑은 고딕" w:hAnsi="맑은 고딕" w:eastAsia="맑은 고딕"/>
+          <w:sz w:val="21"/>
+        </w:rPr>
+        <w:t>**`lost write`는 전송·적용이 정상인데도 데이터가 조용히 어긋나는 사고**다. 지연이나 시퀀스로는 드러나지 않으며 이 명령만이 잡는다.</w:t>
+      </w:r>
+    </w:p>
+    <w:p>
+      <w:r>
+        <w:rPr>
+          <w:rFonts w:ascii="맑은 고딕" w:hAnsi="맑은 고딕" w:eastAsia="맑은 고딕"/>
+          <w:sz w:val="21"/>
+        </w:rPr>
+        <w:t>**`SPFILE`** — 초기화 파라미터를 양쪽 비교해 다른 것만 보여 준다. 실측에서 네 개가 나왔다.</w:t>
+      </w:r>
+    </w:p>
+    <w:tbl>
+      <w:tblPr>
+        <w:tblStyle w:val="TableGrid"/>
+        <w:tblW w:type="auto" w:w="0"/>
+        <w:tblLook w:firstColumn="1" w:firstRow="1" w:lastColumn="0" w:lastRow="0" w:noHBand="0" w:noVBand="1" w:val="04A0"/>
+      </w:tblPr>
+      <w:tblGrid>
+        <w:gridCol w:w="8640"/>
+      </w:tblGrid>
+      <w:tr>
+        <w:tc>
+          <w:tcPr>
+            <w:tcW w:type="dxa" w:w="8640"/>
+            <w:shd w:val="clear" w:color="auto" w:fill="1E1E1E"/>
+          </w:tcPr>
+          <w:p>
+            <w:pPr>
+              <w:spacing w:after="0" w:before="0"/>
+            </w:pPr>
+            <w:r>
+              <w:rPr>
+                <w:rFonts w:ascii="Consolas" w:hAnsi="Consolas" w:eastAsia="Consolas"/>
+                <w:color w:val="F2F2F2"/>
+                <w:sz w:val="19"/>
+              </w:rPr>
+              <w:t>audit_file_dest:    chicago .../admin/chicago/adump  |  boston .../admin/boston/adump</w:t>
+            </w:r>
+          </w:p>
+          <w:p>
+            <w:pPr>
+              <w:spacing w:after="0" w:before="0"/>
+            </w:pPr>
+            <w:r>
+              <w:rPr>
+                <w:rFonts w:ascii="Consolas" w:hAnsi="Consolas" w:eastAsia="Consolas"/>
+                <w:color w:val="F2F2F2"/>
+                <w:sz w:val="19"/>
+              </w:rPr>
+              <w:t>diagnostic_dest:    chicago /u01/app/oracle          |  boston /u01/app/oracle/</w:t>
+            </w:r>
+          </w:p>
+          <w:p>
+            <w:pPr>
+              <w:spacing w:after="0" w:before="0"/>
+            </w:pPr>
+            <w:r>
+              <w:rPr>
+                <w:rFonts w:ascii="Consolas" w:hAnsi="Consolas" w:eastAsia="Consolas"/>
+                <w:color w:val="F2F2F2"/>
+                <w:sz w:val="19"/>
+              </w:rPr>
+              <w:t>fal_client:         chicago chicago                  |  boston boston</w:t>
+            </w:r>
+          </w:p>
+          <w:p>
+            <w:pPr>
+              <w:spacing w:after="0" w:before="0"/>
+            </w:pPr>
+            <w:r>
+              <w:rPr>
+                <w:rFonts w:ascii="Consolas" w:hAnsi="Consolas" w:eastAsia="Consolas"/>
+                <w:color w:val="F2F2F2"/>
+                <w:sz w:val="19"/>
+              </w:rPr>
+              <w:t>log_archive_trace:  chicago 0                        |  boston NOT SPECIFIED</w:t>
+            </w:r>
+          </w:p>
+        </w:tc>
+      </w:tr>
+    </w:tbl>
+    <w:p/>
+    <w:p>
+      <w:r>
+        <w:rPr>
+          <w:rFonts w:ascii="맑은 고딕" w:hAnsi="맑은 고딕" w:eastAsia="맑은 고딕"/>
+          <w:sz w:val="21"/>
+        </w:rPr>
+        <w:t>앞의 둘은 다른 것이 정상이다. **`diagnostic_dest`는 끝의 슬래시 하나 차이**다. 이런 항목까지 잡아 주므로 전부 고치는 것이 아니라 **읽고 판정하는 것**이 목적이다.</w:t>
+      </w:r>
+    </w:p>
+    <w:p>
+      <w:r>
+        <w:rPr>
+          <w:rFonts w:ascii="맑은 고딕" w:hAnsi="맑은 고딕" w:eastAsia="맑은 고딕"/>
+          <w:sz w:val="21"/>
+        </w:rPr>
+        <w:t>**`log_archive_trace`가 흥미롭다.** 15장에서 chicago에만 켰다가 0으로 되돌리면서 `SCOPE=BOTH`로 "명시적으로 0"이 된다. boston은 `NOT SPECIFIED`다. 값은 같은데 표기가 다르며 14.6절 XML의 `Default="True"`와 같은 이야기다.</w:t>
+      </w:r>
+    </w:p>
+    <w:p>
+      <w:pPr>
+        <w:pStyle w:val="Heading3"/>
+      </w:pPr>
+      <w:r>
+        <w:t>14.2.5  VALIDATE 가 검사하지 않는 것</w:t>
+      </w:r>
+    </w:p>
+    <w:p>
+      <w:r>
+        <w:rPr>
+          <w:rFonts w:ascii="맑은 고딕" w:hAnsi="맑은 고딕" w:eastAsia="맑은 고딕"/>
+          <w:sz w:val="21"/>
+        </w:rPr>
+        <w:t>`NETWORK CONFIGURATION`은 **양방향 연결**과 **정적 접속 식별자**를 모두 시험한다.</w:t>
+      </w:r>
+    </w:p>
+    <w:tbl>
+      <w:tblPr>
+        <w:tblStyle w:val="TableGrid"/>
+        <w:tblW w:type="auto" w:w="0"/>
+        <w:tblLook w:firstColumn="1" w:firstRow="1" w:lastColumn="0" w:lastRow="0" w:noHBand="0" w:noVBand="1" w:val="04A0"/>
+      </w:tblPr>
+      <w:tblGrid>
+        <w:gridCol w:w="8640"/>
+      </w:tblGrid>
+      <w:tr>
+        <w:tc>
+          <w:tcPr>
+            <w:tcW w:type="dxa" w:w="8640"/>
+            <w:shd w:val="clear" w:color="auto" w:fill="1E1E1E"/>
+          </w:tcPr>
+          <w:p>
+            <w:pPr>
+              <w:spacing w:after="0" w:before="0"/>
+            </w:pPr>
+            <w:r>
+              <w:rPr>
+                <w:rFonts w:ascii="Consolas" w:hAnsi="Consolas" w:eastAsia="Consolas"/>
+                <w:color w:val="F2F2F2"/>
+                <w:sz w:val="19"/>
+              </w:rPr>
+              <w:t>Checking connectivity from instance "boston" ... to instance "chicago"... Succeeded.</w:t>
+            </w:r>
+          </w:p>
+          <w:p>
+            <w:pPr>
+              <w:spacing w:after="0" w:before="0"/>
+            </w:pPr>
+            <w:r>
+              <w:rPr>
+                <w:rFonts w:ascii="Consolas" w:hAnsi="Consolas" w:eastAsia="Consolas"/>
+                <w:color w:val="F2F2F2"/>
+                <w:sz w:val="19"/>
+              </w:rPr>
+              <w:t>Checking connectivity from instance "chicago" ... to instance "boston"... Succeeded.</w:t>
+            </w:r>
+          </w:p>
+          <w:p>
+            <w:pPr>
+              <w:spacing w:after="0" w:before="0"/>
+            </w:pPr>
+            <w:r>
+              <w:rPr>
+                <w:rFonts w:ascii="Consolas" w:hAnsi="Consolas" w:eastAsia="Consolas"/>
+                <w:color w:val="F2F2F2"/>
+                <w:sz w:val="19"/>
+              </w:rPr>
+              <w:t xml:space="preserve"> </w:t>
+            </w:r>
+          </w:p>
+          <w:p>
+            <w:pPr>
+              <w:spacing w:after="0" w:before="0"/>
+            </w:pPr>
+            <w:r>
+              <w:rPr>
+                <w:rFonts w:ascii="Consolas" w:hAnsi="Consolas" w:eastAsia="Consolas"/>
+                <w:color w:val="F2F2F2"/>
+                <w:sz w:val="19"/>
+              </w:rPr>
+              <w:t>Connecting to database "boston" using static connect identifier</w:t>
+            </w:r>
+          </w:p>
+          <w:p>
+            <w:pPr>
+              <w:spacing w:after="0" w:before="0"/>
+            </w:pPr>
+            <w:r>
+              <w:rPr>
+                <w:rFonts w:ascii="Consolas" w:hAnsi="Consolas" w:eastAsia="Consolas"/>
+                <w:color w:val="F2F2F2"/>
+                <w:sz w:val="19"/>
+              </w:rPr>
+              <w:t xml:space="preserve">  "(DESCRIPTION=(ADDRESS=(PROTOCOL=tcp)(HOST=boston-srv)(PORT=1521))</w:t>
+            </w:r>
+          </w:p>
+          <w:p>
+            <w:pPr>
+              <w:spacing w:after="0" w:before="0"/>
+            </w:pPr>
+            <w:r>
+              <w:rPr>
+                <w:rFonts w:ascii="Consolas" w:hAnsi="Consolas" w:eastAsia="Consolas"/>
+                <w:color w:val="F2F2F2"/>
+                <w:sz w:val="19"/>
+              </w:rPr>
+              <w:t xml:space="preserve">   (CONNECT_DATA=(SERVICE_NAME=boston_DGMGRL)(INSTANCE_NAME=boston)...))" ...</w:t>
+            </w:r>
+          </w:p>
+          <w:p>
+            <w:pPr>
+              <w:spacing w:after="0" w:before="0"/>
+            </w:pPr>
+            <w:r>
+              <w:rPr>
+                <w:rFonts w:ascii="Consolas" w:hAnsi="Consolas" w:eastAsia="Consolas"/>
+                <w:color w:val="F2F2F2"/>
+                <w:sz w:val="19"/>
+              </w:rPr>
+              <w:t>Succeeded.</w:t>
+            </w:r>
+          </w:p>
+        </w:tc>
+      </w:tr>
+    </w:tbl>
+    <w:p/>
+    <w:p>
+      <w:r>
+        <w:rPr>
+          <w:rFonts w:ascii="맑은 고딕" w:hAnsi="맑은 고딕" w:eastAsia="맑은 고딕"/>
+          <w:sz w:val="21"/>
+        </w:rPr>
+        <w:t>13장에서 적은 `GLOBAL_DBNAME`이 여기 쓰인다. 그 등록을 지우고 확인하면 이 장의 주제가 한 단계 더 밀린다.</w:t>
+      </w:r>
+    </w:p>
+    <w:tbl>
+      <w:tblPr>
+        <w:tblStyle w:val="TableGrid"/>
+        <w:tblW w:type="auto" w:w="0"/>
+        <w:tblLook w:firstColumn="1" w:firstRow="1" w:lastColumn="0" w:lastRow="0" w:noHBand="0" w:noVBand="1" w:val="04A0"/>
+      </w:tblPr>
+      <w:tblGrid>
+        <w:gridCol w:w="8640"/>
+      </w:tblGrid>
+      <w:tr>
+        <w:tc>
+          <w:tcPr>
+            <w:tcW w:type="dxa" w:w="8640"/>
+            <w:shd w:val="clear" w:color="auto" w:fill="1E1E1E"/>
+          </w:tcPr>
+          <w:p>
+            <w:pPr>
+              <w:spacing w:after="0" w:before="0"/>
+            </w:pPr>
+            <w:r>
+              <w:rPr>
+                <w:rFonts w:ascii="Consolas" w:hAnsi="Consolas" w:eastAsia="Consolas"/>
+                <w:color w:val="F2F2F2"/>
+                <w:sz w:val="19"/>
+              </w:rPr>
+              <w:t>DGMGRL&gt; validate static connect identifier for 'boston'</w:t>
+            </w:r>
+          </w:p>
+          <w:p>
+            <w:pPr>
+              <w:spacing w:after="0" w:before="0"/>
+            </w:pPr>
+            <w:r>
+              <w:rPr>
+                <w:rFonts w:ascii="Consolas" w:hAnsi="Consolas" w:eastAsia="Consolas"/>
+                <w:color w:val="F2F2F2"/>
+                <w:sz w:val="19"/>
+              </w:rPr>
+              <w:t>ORA-12514: TNS:listener does not currently know of service requested</w:t>
+            </w:r>
+          </w:p>
+          <w:p>
+            <w:pPr>
+              <w:spacing w:after="0" w:before="0"/>
+            </w:pPr>
+            <w:r>
+              <w:rPr>
+                <w:rFonts w:ascii="Consolas" w:hAnsi="Consolas" w:eastAsia="Consolas"/>
+                <w:color w:val="F2F2F2"/>
+                <w:sz w:val="19"/>
+              </w:rPr>
+              <w:t>Failed.</w:t>
+            </w:r>
+          </w:p>
+          <w:p>
+            <w:pPr>
+              <w:spacing w:after="0" w:before="0"/>
+            </w:pPr>
+            <w:r>
+              <w:rPr>
+                <w:rFonts w:ascii="Consolas" w:hAnsi="Consolas" w:eastAsia="Consolas"/>
+                <w:color w:val="F2F2F2"/>
+                <w:sz w:val="19"/>
+              </w:rPr>
+              <w:t xml:space="preserve"> </w:t>
+            </w:r>
+          </w:p>
+          <w:p>
+            <w:pPr>
+              <w:spacing w:after="0" w:before="0"/>
+            </w:pPr>
+            <w:r>
+              <w:rPr>
+                <w:rFonts w:ascii="Consolas" w:hAnsi="Consolas" w:eastAsia="Consolas"/>
+                <w:color w:val="F2F2F2"/>
+                <w:sz w:val="19"/>
+              </w:rPr>
+              <w:t>DGMGRL&gt; validate database 'boston'</w:t>
+            </w:r>
+          </w:p>
+          <w:p>
+            <w:pPr>
+              <w:spacing w:after="0" w:before="0"/>
+            </w:pPr>
+            <w:r>
+              <w:rPr>
+                <w:rFonts w:ascii="Consolas" w:hAnsi="Consolas" w:eastAsia="Consolas"/>
+                <w:color w:val="F2F2F2"/>
+                <w:sz w:val="19"/>
+              </w:rPr>
+              <w:t xml:space="preserve">  Ready for Switchover:  Yes</w:t>
+            </w:r>
+          </w:p>
+          <w:p>
+            <w:pPr>
+              <w:spacing w:after="0" w:before="0"/>
+            </w:pPr>
+            <w:r>
+              <w:rPr>
+                <w:rFonts w:ascii="Consolas" w:hAnsi="Consolas" w:eastAsia="Consolas"/>
+                <w:color w:val="F2F2F2"/>
+                <w:sz w:val="19"/>
+              </w:rPr>
+              <w:t xml:space="preserve">    Validating static connect identifier for the primary database chicago...</w:t>
+            </w:r>
+          </w:p>
+          <w:p>
+            <w:pPr>
+              <w:spacing w:after="0" w:before="0"/>
+            </w:pPr>
+            <w:r>
+              <w:rPr>
+                <w:rFonts w:ascii="Consolas" w:hAnsi="Consolas" w:eastAsia="Consolas"/>
+                <w:color w:val="F2F2F2"/>
+                <w:sz w:val="19"/>
+              </w:rPr>
+              <w:t xml:space="preserve">    The static connect identifier allows for a connection to database "chicago".</w:t>
+            </w:r>
+          </w:p>
+          <w:p>
+            <w:pPr>
+              <w:spacing w:after="0" w:before="0"/>
+            </w:pPr>
+            <w:r>
+              <w:rPr>
+                <w:rFonts w:ascii="Consolas" w:hAnsi="Consolas" w:eastAsia="Consolas"/>
+                <w:color w:val="F2F2F2"/>
+                <w:sz w:val="19"/>
+              </w:rPr>
+              <w:t xml:space="preserve"> </w:t>
+            </w:r>
+          </w:p>
+          <w:p>
+            <w:pPr>
+              <w:spacing w:after="0" w:before="0"/>
+            </w:pPr>
+            <w:r>
+              <w:rPr>
+                <w:rFonts w:ascii="Consolas" w:hAnsi="Consolas" w:eastAsia="Consolas"/>
+                <w:color w:val="F2F2F2"/>
+                <w:sz w:val="19"/>
+              </w:rPr>
+              <w:t>DGMGRL&gt; show configuration</w:t>
+            </w:r>
+          </w:p>
+          <w:p>
+            <w:pPr>
+              <w:spacing w:after="0" w:before="0"/>
+            </w:pPr>
+            <w:r>
+              <w:rPr>
+                <w:rFonts w:ascii="Consolas" w:hAnsi="Consolas" w:eastAsia="Consolas"/>
+                <w:color w:val="F2F2F2"/>
+                <w:sz w:val="19"/>
+              </w:rPr>
+              <w:t>Configuration Status:  SUCCESS</w:t>
+            </w:r>
+          </w:p>
+        </w:tc>
+      </w:tr>
+    </w:tbl>
+    <w:p/>
+    <w:p>
+      <w:r>
+        <w:rPr>
+          <w:rFonts w:ascii="맑은 고딕" w:hAnsi="맑은 고딕" w:eastAsia="맑은 고딕"/>
+          <w:sz w:val="21"/>
+        </w:rPr>
+        <w:t>**`Ready for Switchover: Yes`이고 구성은 `SUCCESS`다.** `VALIDATE DATABASE`는 **Primary의 정적 등록만** 시험하고 대상의 것은 검사하지 않기 때문이다. 그런데 16장의 전환 과정은 **대상 쪽 정적 등록**을 쓰므로 지금 전환하면 멈춘다.</w:t>
+      </w:r>
+    </w:p>
+    <w:tbl>
+      <w:tblPr>
+        <w:tblStyle w:val="TableGrid"/>
+        <w:tblW w:type="auto" w:w="0"/>
+        <w:tblLook w:firstColumn="1" w:firstRow="1" w:lastColumn="0" w:lastRow="0" w:noHBand="0" w:noVBand="1" w:val="04A0"/>
+      </w:tblPr>
+      <w:tblGrid>
+        <w:gridCol w:w="8640"/>
+      </w:tblGrid>
+      <w:tr>
+        <w:tc>
+          <w:tcPr>
+            <w:tcW w:type="dxa" w:w="8640"/>
+            <w:shd w:val="clear" w:color="auto" w:fill="FFF6D5"/>
+          </w:tcPr>
+          <w:p>
+            <w:r>
+              <w:rPr>
+                <w:rFonts w:ascii="맑은 고딕" w:hAnsi="맑은 고딕" w:eastAsia="맑은 고딕"/>
+                <w:b/>
+                <w:sz w:val="21"/>
+              </w:rPr>
+              <w:t>Note · 한 단계 더 밀린 명제</w:t>
+            </w:r>
+          </w:p>
+          <w:p>
+            <w:pPr>
+              <w:spacing w:after="20"/>
+            </w:pPr>
+            <w:r>
+              <w:rPr>
+                <w:rFonts w:ascii="맑은 고딕" w:hAnsi="맑은 고딕" w:eastAsia="맑은 고딕"/>
+                <w:sz w:val="20"/>
+              </w:rPr>
+              <w:t>이 장은 `SHOW`가 `SUCCESS`라고 안전한 것이 아니라는 데서 출발했다. 여기서 한 걸음 더 나간다. **`VALIDATE DATABASE`가 `Yes`라고 전환이 된다는 보장도 아니다.** 검사 범위가 정해져 있기 때문이다.</w:t>
+            </w:r>
+          </w:p>
+          <w:p>
+            <w:pPr>
+              <w:spacing w:after="20"/>
+            </w:pPr>
+            <w:r>
+              <w:rPr>
+                <w:rFonts w:ascii="맑은 고딕" w:hAnsi="맑은 고딕" w:eastAsia="맑은 고딕"/>
+                <w:sz w:val="20"/>
+              </w:rPr>
+              <w:t>그러므로 점검표에 **`VALIDATE STATIC CONNECT IDENTIFIER FOR ALL`** 한 줄을 따로 넣는다. `FOR ALL`이어야 양쪽을 시험한다.</w:t>
+            </w:r>
+          </w:p>
+        </w:tc>
+      </w:tr>
+    </w:tbl>
+    <w:p/>
     <w:p>
       <w:pPr>
         <w:pStyle w:val="Heading2"/>
@@ -2720,6 +3065,19 @@
               <w:t xml:space="preserve">       INSTANCE_NAME   SEVERITY ERROR_TEXT</w:t>
             </w:r>
           </w:p>
+          <w:p>
+            <w:pPr>
+              <w:spacing w:after="0" w:before="0"/>
+            </w:pPr>
+            <w:r>
+              <w:rPr>
+                <w:rFonts w:ascii="Consolas" w:hAnsi="Consolas" w:eastAsia="Consolas"/>
+                <w:color w:val="F2F2F2"/>
+                <w:sz w:val="19"/>
+              </w:rPr>
+              <w:t xml:space="preserve">   (행 없음 = 정상)</w:t>
+            </w:r>
+          </w:p>
         </w:tc>
       </w:tr>
     </w:tbl>
@@ -2898,20 +3256,20 @@
                 <w:color w:val="F2F2F2"/>
                 <w:sz w:val="19"/>
               </w:rPr>
-              <w:t xml:space="preserve">  STANDBY_NAME  STATUS   RESETLOGS_ID  THREAD  LOG_SEQ  TIME_GENERATED       FIRST_CHANGE#  SIZE (KBs)</w:t>
-            </w:r>
-          </w:p>
-          <w:p>
-            <w:pPr>
-              <w:spacing w:after="0" w:before="0"/>
-            </w:pPr>
-            <w:r>
-              <w:rPr>
-                <w:rFonts w:ascii="Consolas" w:hAnsi="Consolas" w:eastAsia="Consolas"/>
-                <w:color w:val="F2F2F2"/>
-                <w:sz w:val="19"/>
-              </w:rPr>
-              <w:t xml:space="preserve">                CURRENT    1242322892       1       69  08/27/2026 18:56:36        2264780        6911</w:t>
+              <w:t xml:space="preserve">  STATUS   RESETLOGS_ID  THREAD  LOG_SEQ  TIME_GENERATED       SIZE (KBs)</w:t>
+            </w:r>
+          </w:p>
+          <w:p>
+            <w:pPr>
+              <w:spacing w:after="0" w:before="0"/>
+            </w:pPr>
+            <w:r>
+              <w:rPr>
+                <w:rFonts w:ascii="Consolas" w:hAnsi="Consolas" w:eastAsia="Consolas"/>
+                <w:color w:val="F2F2F2"/>
+                <w:sz w:val="19"/>
+              </w:rPr>
+              <w:t xml:space="preserve">  CURRENT    1242322892       1       69  08/27/2026 18:56:36        6911</w:t>
             </w:r>
           </w:p>
         </w:tc>
@@ -3000,7 +3358,7 @@
                 <w:color w:val="F2F2F2"/>
                 <w:sz w:val="19"/>
               </w:rPr>
-              <w:t xml:space="preserve">  STATUS  RESETLOGS_ID  THREAD  LOG_SEQ  TIME_GENERATED  FIRST_CHANGE#  SIZE (KBs)</w:t>
+              <w:t xml:space="preserve">  STATUS  RESETLOGS_ID  THREAD  LOG_SEQ  ...   (행 없음 = 밀린 것 없음)</w:t>
             </w:r>
           </w:p>
         </w:tc>
@@ -3423,205 +3781,9 @@
           <w:rFonts w:ascii="맑은 고딕" w:hAnsi="맑은 고딕" w:eastAsia="맑은 고딕"/>
           <w:sz w:val="21"/>
         </w:rPr>
-        <w:t>Standby의 상위 대기 이벤트다. 목록에 보이는 것 대부분이 **유휴 대기**다.</w:t>
+        <w:t>상위 다섯 중 넷이 **유휴 대기**다. 마지막 `parallel recovery slave next change`만 적용 관련인데 이것도 대기다.</w:t>
       </w:r>
     </w:p>
-    <w:tbl>
-      <w:tblPr>
-        <w:tblStyle w:val="TableGrid"/>
-        <w:tblW w:type="auto" w:w="0"/>
-        <w:tblLook w:firstColumn="1" w:firstRow="1" w:lastColumn="0" w:lastRow="0" w:noHBand="0" w:noVBand="1" w:val="04A0"/>
-      </w:tblPr>
-      <w:tblGrid>
-        <w:gridCol w:w="4320"/>
-        <w:gridCol w:w="4320"/>
-      </w:tblGrid>
-      <w:tr>
-        <w:tc>
-          <w:tcPr>
-            <w:tcW w:type="dxa" w:w="4320"/>
-            <w:shd w:val="clear" w:color="auto" w:fill="D9E1F2"/>
-          </w:tcPr>
-          <w:p>
-            <w:r>
-              <w:rPr>
-                <w:rFonts w:ascii="맑은 고딕" w:hAnsi="맑은 고딕" w:eastAsia="맑은 고딕"/>
-                <w:b/>
-                <w:sz w:val="19"/>
-              </w:rPr>
-              <w:t>이벤트</w:t>
-            </w:r>
-          </w:p>
-        </w:tc>
-        <w:tc>
-          <w:tcPr>
-            <w:tcW w:type="dxa" w:w="4320"/>
-            <w:shd w:val="clear" w:color="auto" w:fill="D9E1F2"/>
-          </w:tcPr>
-          <w:p>
-            <w:r>
-              <w:rPr>
-                <w:rFonts w:ascii="맑은 고딕" w:hAnsi="맑은 고딕" w:eastAsia="맑은 고딕"/>
-                <w:b/>
-                <w:sz w:val="19"/>
-              </w:rPr>
-              <w:t>성격</w:t>
-            </w:r>
-          </w:p>
-        </w:tc>
-      </w:tr>
-      <w:tr>
-        <w:tc>
-          <w:tcPr>
-            <w:tcW w:type="dxa" w:w="4320"/>
-          </w:tcPr>
-          <w:p>
-            <w:r>
-              <w:rPr>
-                <w:rFonts w:ascii="맑은 고딕" w:hAnsi="맑은 고딕" w:eastAsia="맑은 고딕"/>
-                <w:sz w:val="19"/>
-              </w:rPr>
-              <w:t>`rdbms ipc message`</w:t>
-            </w:r>
-          </w:p>
-        </w:tc>
-        <w:tc>
-          <w:tcPr>
-            <w:tcW w:type="dxa" w:w="4320"/>
-          </w:tcPr>
-          <w:p>
-            <w:r>
-              <w:rPr>
-                <w:rFonts w:ascii="맑은 고딕" w:hAnsi="맑은 고딕" w:eastAsia="맑은 고딕"/>
-                <w:sz w:val="19"/>
-              </w:rPr>
-              <w:t>유휴. 프로세스가 메시지를 기다린다</w:t>
-            </w:r>
-          </w:p>
-        </w:tc>
-      </w:tr>
-      <w:tr>
-        <w:tc>
-          <w:tcPr>
-            <w:tcW w:type="dxa" w:w="4320"/>
-          </w:tcPr>
-          <w:p>
-            <w:r>
-              <w:rPr>
-                <w:rFonts w:ascii="맑은 고딕" w:hAnsi="맑은 고딕" w:eastAsia="맑은 고딕"/>
-                <w:sz w:val="19"/>
-              </w:rPr>
-              <w:t>`PX Idle Wait`</w:t>
-            </w:r>
-          </w:p>
-        </w:tc>
-        <w:tc>
-          <w:tcPr>
-            <w:tcW w:type="dxa" w:w="4320"/>
-          </w:tcPr>
-          <w:p>
-            <w:r>
-              <w:rPr>
-                <w:rFonts w:ascii="맑은 고딕" w:hAnsi="맑은 고딕" w:eastAsia="맑은 고딕"/>
-                <w:sz w:val="19"/>
-              </w:rPr>
-              <w:t>유휴. 병렬 슬레이브가 놀고 있다</w:t>
-            </w:r>
-          </w:p>
-        </w:tc>
-      </w:tr>
-      <w:tr>
-        <w:tc>
-          <w:tcPr>
-            <w:tcW w:type="dxa" w:w="4320"/>
-          </w:tcPr>
-          <w:p>
-            <w:r>
-              <w:rPr>
-                <w:rFonts w:ascii="맑은 고딕" w:hAnsi="맑은 고딕" w:eastAsia="맑은 고딕"/>
-                <w:sz w:val="19"/>
-              </w:rPr>
-              <w:t>`Space Manager: slave idle wait`</w:t>
-            </w:r>
-          </w:p>
-        </w:tc>
-        <w:tc>
-          <w:tcPr>
-            <w:tcW w:type="dxa" w:w="4320"/>
-          </w:tcPr>
-          <w:p>
-            <w:r>
-              <w:rPr>
-                <w:rFonts w:ascii="맑은 고딕" w:hAnsi="맑은 고딕" w:eastAsia="맑은 고딕"/>
-                <w:sz w:val="19"/>
-              </w:rPr>
-              <w:t>유휴</w:t>
-            </w:r>
-          </w:p>
-        </w:tc>
-      </w:tr>
-      <w:tr>
-        <w:tc>
-          <w:tcPr>
-            <w:tcW w:type="dxa" w:w="4320"/>
-          </w:tcPr>
-          <w:p>
-            <w:r>
-              <w:rPr>
-                <w:rFonts w:ascii="맑은 고딕" w:hAnsi="맑은 고딕" w:eastAsia="맑은 고딕"/>
-                <w:sz w:val="19"/>
-              </w:rPr>
-              <w:t>`class slave wait`</w:t>
-            </w:r>
-          </w:p>
-        </w:tc>
-        <w:tc>
-          <w:tcPr>
-            <w:tcW w:type="dxa" w:w="4320"/>
-          </w:tcPr>
-          <w:p>
-            <w:r>
-              <w:rPr>
-                <w:rFonts w:ascii="맑은 고딕" w:hAnsi="맑은 고딕" w:eastAsia="맑은 고딕"/>
-                <w:sz w:val="19"/>
-              </w:rPr>
-              <w:t>유휴</w:t>
-            </w:r>
-          </w:p>
-        </w:tc>
-      </w:tr>
-      <w:tr>
-        <w:tc>
-          <w:tcPr>
-            <w:tcW w:type="dxa" w:w="4320"/>
-          </w:tcPr>
-          <w:p>
-            <w:r>
-              <w:rPr>
-                <w:rFonts w:ascii="맑은 고딕" w:hAnsi="맑은 고딕" w:eastAsia="맑은 고딕"/>
-                <w:sz w:val="19"/>
-              </w:rPr>
-              <w:t>`parallel recovery slave next change`</w:t>
-            </w:r>
-          </w:p>
-        </w:tc>
-        <w:tc>
-          <w:tcPr>
-            <w:tcW w:type="dxa" w:w="4320"/>
-          </w:tcPr>
-          <w:p>
-            <w:r>
-              <w:rPr>
-                <w:rFonts w:ascii="맑은 고딕" w:hAnsi="맑은 고딕" w:eastAsia="맑은 고딕"/>
-                <w:sz w:val="19"/>
-              </w:rPr>
-              <w:t>**적용 관련.** 복구 슬레이브가 다음 변경을 기다린다</w:t>
-            </w:r>
-          </w:p>
-        </w:tc>
-      </w:tr>
-    </w:tbl>
-    <w:p/>
     <w:tbl>
       <w:tblPr>
         <w:tblStyle w:val="TableGrid"/>
@@ -3656,19 +3818,7 @@
                 <w:rFonts w:ascii="맑은 고딕" w:hAnsi="맑은 고딕" w:eastAsia="맑은 고딕"/>
                 <w:sz w:val="20"/>
               </w:rPr>
-              <w:t>마지막 항목이 적용의 성격을 보여 준다. **적용할 리두가 없어 기다리는 것**이므로 이것 역시 유휴에 가깝다. 값이 크다고 문제가 아니다.</w:t>
-            </w:r>
-          </w:p>
-          <w:p>
-            <w:pPr>
-              <w:spacing w:after="20"/>
-            </w:pPr>
-            <w:r>
-              <w:rPr>
-                <w:rFonts w:ascii="맑은 고딕" w:hAnsi="맑은 고딕" w:eastAsia="맑은 고딕"/>
-                <w:sz w:val="20"/>
-              </w:rPr>
-              <w:t>적용이 병목이라면 유휴가 아닌 I/O 계열 이벤트가 상위로 올라온다. **평소 값을 알아 두는 것**이 이 속성을 쓰는 방법이다. 절대값보다 평소와의 차이가 신호다.</w:t>
+              <w:t>**적용할 리두가 없어 기다리는 것**이므로 값이 크다고 문제가 아니다. 적용이 병목이면 I/O 계열이 상위로 올라온다. **절대값보다 평소와의 차이가 신호다.**</w:t>
             </w:r>
           </w:p>
         </w:tc>
@@ -4033,16 +4183,7 @@
           <w:rFonts w:ascii="맑은 고딕" w:hAnsi="맑은 고딕" w:eastAsia="맑은 고딕"/>
           <w:sz w:val="21"/>
         </w:rPr>
-        <w:t>30초는 실습 환경에서는 적당하지만 **운영에서는 대개 짧다.** 배치 작업이 도는 시간대에는 적용이 몇 분씩 밀리는 것이 정상일 수 있고, 그때마다 경보가 울리면 경보를 무시하게 된다.</w:t>
-      </w:r>
-    </w:p>
-    <w:p>
-      <w:r>
-        <w:rPr>
-          <w:rFonts w:ascii="맑은 고딕" w:hAnsi="맑은 고딕" w:eastAsia="맑은 고딕"/>
-          <w:sz w:val="21"/>
-        </w:rPr>
-        <w:t>반대로 너무 길게 잡으면 진짜 문제를 늦게 안다. **업무의 RPO 목표에서 역산해 정하는 것**이 원칙이다. "얼마나 뒤처져도 괜찮은가"가 곧 임계값이다.</w:t>
+        <w:t>30초는 실습에서는 적당하지만 **운영에서는 대개 짧다.** 배치 시간대에 몇 분씩 밀리는 것이 정상일 수 있고 그때마다 울리면 경보를 무시하게 된다. 반대로 너무 길면 진짜 문제를 늦게 안다. **업무의 RPO 목표에서 역산해 정하는 것**이 원칙이다.</w:t>
       </w:r>
     </w:p>
     <w:p>
@@ -4323,7 +4464,7 @@
           <w:rFonts w:ascii="맑은 고딕" w:hAnsi="맑은 고딕" w:eastAsia="맑은 고딕"/>
           <w:sz w:val="21"/>
         </w:rPr>
-        <w:t>**`transport lag`은 0인데 `apply lag`만 커졌다.** 11장의 Snapshot Standby에서 본 것과 같은 모양이지만 원인은 다르다. 그때는 적용이 멈춰 있었고 지금은 **일부러 늦추고 있다.**</w:t>
+        <w:t>**`transport lag`은 0인데 `apply lag`만 커졌다.** 11장에서 본 것과 같은 모양이지만 그때는 적용이 멈춰 있었고 지금은 **일부러 늦추고 있다.**</w:t>
       </w:r>
     </w:p>
     <w:p>
@@ -4771,7 +4912,7 @@
                 <w:rFonts w:ascii="맑은 고딕" w:hAnsi="맑은 고딕" w:eastAsia="맑은 고딕"/>
                 <w:sz w:val="20"/>
               </w:rPr>
-              <w:t>**대안** — 오라클에는 같은 목적의 다른 수단이 있다. 플래시백 데이터베이스, 플래시백 쿼리, 보장 복원 지점(11장)이다. **Standby를 늦춰 두는 것은 재해 복구 능력을 깎아 실수 대비를 사는 거래**이며, 그 교환이 유리한지 따져 봐야 한다.</w:t>
+              <w:t>**대안** — 플래시백 데이터베이스·플래시백 쿼리·보장 복원 지점(11장)이 같은 목적의 다른 수단이다. **Standby를 늦추는 것은 재해 복구 능력을 깎아 실수 대비를 사는 거래**다.</w:t>
             </w:r>
           </w:p>
           <w:p>
@@ -4783,7 +4924,7 @@
                 <w:rFonts w:ascii="맑은 고딕" w:hAnsi="맑은 고딕" w:eastAsia="맑은 고딕"/>
                 <w:sz w:val="20"/>
               </w:rPr>
-              <w:t>Standby가 둘 이상이라면 **하나만 늦추는 것**이 정석이다. 하나는 실시간으로 재해에 대비하고 다른 하나는 지연을 두어 실수에 대비한다.</w:t>
+              <w:t>Standby가 둘 이상이라면 **하나만 늦추는 것**이 정석이다.</w:t>
             </w:r>
           </w:p>
         </w:tc>
@@ -5081,7 +5222,7 @@
           <w:rFonts w:ascii="맑은 고딕" w:hAnsi="맑은 고딕" w:eastAsia="맑은 고딕"/>
           <w:sz w:val="21"/>
         </w:rPr>
-        <w:t>**차이는 임계값이라는 기준이 있느냐**다. 지연에는 숫자로 된 기준이 있으므로 넘으면 Broker가 알린다. `LogShipping=OFF`에는 그런 기준이 없다. 의도한 설정일 뿐이므로 판정할 근거가 없다.</w:t>
+        <w:t>**차이는 임계값이라는 기준이 있느냐**다. 지연에는 숫자 기준이 있어 넘으면 알리지만 `LogShipping=OFF`에는 그런 기준이 없다.</w:t>
       </w:r>
     </w:p>
     <w:p>
@@ -5090,7 +5231,7 @@
           <w:rFonts w:ascii="맑은 고딕" w:hAnsi="맑은 고딕" w:eastAsia="맑은 고딕"/>
           <w:sz w:val="21"/>
         </w:rPr>
-        <w:t>이것이 Broker 경보의 성격을 말해 준다. **Broker는 "설정과 다른 상태"를 알리지 "설정 자체가 위험한 것"을 알리지는 않는다.** 설정이 옳은지는 사람이 판단하고 `VALIDATE`로 확인한다.</w:t>
+        <w:t>**Broker는 "설정과 다른 상태"를 알리지 "설정 자체가 위험한 것"을 알리지는 않는다.** 설정이 옳은지는 사람이 판단하고 `VALIDATE`로 확인한다.</w:t>
       </w:r>
     </w:p>
     <w:p>
@@ -5115,7 +5256,7 @@
           <w:rFonts w:ascii="맑은 고딕" w:hAnsi="맑은 고딕" w:eastAsia="맑은 고딕"/>
           <w:sz w:val="21"/>
         </w:rPr>
-        <w:t>Broker의 요약을 넘어 사건의 흐름을 보려면 이 뷰를 쓴다.</w:t>
+        <w:t>사건의 흐름을 보려면 이 뷰를 쓴다.</w:t>
       </w:r>
     </w:p>
     <w:tbl>
@@ -5143,19 +5284,6 @@
                 <w:color w:val="F2F2F2"/>
                 <w:sz w:val="19"/>
               </w:rPr>
-              <w:t>SYS@chicago&gt; col message for a86</w:t>
-            </w:r>
-          </w:p>
-          <w:p>
-            <w:pPr>
-              <w:spacing w:after="0" w:before="0"/>
-            </w:pPr>
-            <w:r>
-              <w:rPr>
-                <w:rFonts w:ascii="Consolas" w:hAnsi="Consolas" w:eastAsia="Consolas"/>
-                <w:color w:val="F2F2F2"/>
-                <w:sz w:val="19"/>
-              </w:rPr>
               <w:t>SYS@chicago&gt; select severity, error_code, to_char(timestamp,'HH24:MI:SS') ts, message</w:t>
             </w:r>
           </w:p>
@@ -5208,33 +5336,20 @@
                 <w:color w:val="F2F2F2"/>
                 <w:sz w:val="19"/>
               </w:rPr>
-              <w:t>------------- ---------- -------- ------------------------------------------------------</w:t>
-            </w:r>
-          </w:p>
-          <w:p>
-            <w:pPr>
-              <w:spacing w:after="0" w:before="0"/>
-            </w:pPr>
-            <w:r>
-              <w:rPr>
-                <w:rFonts w:ascii="Consolas" w:hAnsi="Consolas" w:eastAsia="Consolas"/>
-                <w:color w:val="F2F2F2"/>
-                <w:sz w:val="19"/>
-              </w:rPr>
-              <w:t>Control                0 18:56:36 Beginning to archive T-1.S-68 (SCN:...-SCN:...)</w:t>
-            </w:r>
-          </w:p>
-          <w:p>
-            <w:pPr>
-              <w:spacing w:after="0" w:before="0"/>
-            </w:pPr>
-            <w:r>
-              <w:rPr>
-                <w:rFonts w:ascii="Consolas" w:hAnsi="Consolas" w:eastAsia="Consolas"/>
-                <w:color w:val="F2F2F2"/>
-                <w:sz w:val="19"/>
-              </w:rPr>
-              <w:t>Control                0 18:56:36 Beginning to archive LNO:3 T-1.S-69</w:t>
+              <w:t>------------- ---------- -------- ------------------------------------------</w:t>
+            </w:r>
+          </w:p>
+          <w:p>
+            <w:pPr>
+              <w:spacing w:after="0" w:before="0"/>
+            </w:pPr>
+            <w:r>
+              <w:rPr>
+                <w:rFonts w:ascii="Consolas" w:hAnsi="Consolas" w:eastAsia="Consolas"/>
+                <w:color w:val="F2F2F2"/>
+                <w:sz w:val="19"/>
+              </w:rPr>
+              <w:t>Control                0 18:56:36 Beginning to archive T-1.S-68 (SCN:...)</w:t>
             </w:r>
           </w:p>
           <w:p>
@@ -5260,20 +5375,7 @@
                 <w:color w:val="F2F2F2"/>
                 <w:sz w:val="19"/>
               </w:rPr>
-              <w:t>Control                0 18:56:36 Completed archiving LNO:2 T-1.S-68</w:t>
-            </w:r>
-          </w:p>
-          <w:p>
-            <w:pPr>
-              <w:spacing w:after="0" w:before="0"/>
-            </w:pPr>
-            <w:r>
-              <w:rPr>
-                <w:rFonts w:ascii="Consolas" w:hAnsi="Consolas" w:eastAsia="Consolas"/>
-                <w:color w:val="F2F2F2"/>
-                <w:sz w:val="19"/>
-              </w:rPr>
-              <w:t>Control                0 18:56:36 Completed archiving T-1.S-68 (SCN:...-SCN:...)</w:t>
+              <w:t>Control                0 18:56:36 Completed archiving T-1.S-68 (SCN:...)</w:t>
             </w:r>
           </w:p>
         </w:tc>
@@ -5289,142 +5391,15 @@
         <w:t>`SEVERITY`가 셋으로 나뉜다.</w:t>
       </w:r>
     </w:p>
-    <w:tbl>
-      <w:tblPr>
-        <w:tblStyle w:val="TableGrid"/>
-        <w:tblW w:type="auto" w:w="0"/>
-        <w:tblLook w:firstColumn="1" w:firstRow="1" w:lastColumn="0" w:lastRow="0" w:noHBand="0" w:noVBand="1" w:val="04A0"/>
-      </w:tblPr>
-      <w:tblGrid>
-        <w:gridCol w:w="4320"/>
-        <w:gridCol w:w="4320"/>
-      </w:tblGrid>
-      <w:tr>
-        <w:tc>
-          <w:tcPr>
-            <w:tcW w:type="dxa" w:w="4320"/>
-            <w:shd w:val="clear" w:color="auto" w:fill="D9E1F2"/>
-          </w:tcPr>
-          <w:p>
-            <w:r>
-              <w:rPr>
-                <w:rFonts w:ascii="맑은 고딕" w:hAnsi="맑은 고딕" w:eastAsia="맑은 고딕"/>
-                <w:b/>
-                <w:sz w:val="19"/>
-              </w:rPr>
-              <w:t>값</w:t>
-            </w:r>
-          </w:p>
-        </w:tc>
-        <w:tc>
-          <w:tcPr>
-            <w:tcW w:type="dxa" w:w="4320"/>
-            <w:shd w:val="clear" w:color="auto" w:fill="D9E1F2"/>
-          </w:tcPr>
-          <w:p>
-            <w:r>
-              <w:rPr>
-                <w:rFonts w:ascii="맑은 고딕" w:hAnsi="맑은 고딕" w:eastAsia="맑은 고딕"/>
-                <w:b/>
-                <w:sz w:val="19"/>
-              </w:rPr>
-              <w:t>뜻</w:t>
-            </w:r>
-          </w:p>
-        </w:tc>
-      </w:tr>
-      <w:tr>
-        <w:tc>
-          <w:tcPr>
-            <w:tcW w:type="dxa" w:w="4320"/>
-          </w:tcPr>
-          <w:p>
-            <w:r>
-              <w:rPr>
-                <w:rFonts w:ascii="맑은 고딕" w:hAnsi="맑은 고딕" w:eastAsia="맑은 고딕"/>
-                <w:sz w:val="19"/>
-              </w:rPr>
-              <w:t>`Informational`</w:t>
-            </w:r>
-          </w:p>
-        </w:tc>
-        <w:tc>
-          <w:tcPr>
-            <w:tcW w:type="dxa" w:w="4320"/>
-          </w:tcPr>
-          <w:p>
-            <w:r>
-              <w:rPr>
-                <w:rFonts w:ascii="맑은 고딕" w:hAnsi="맑은 고딕" w:eastAsia="맑은 고딕"/>
-                <w:sz w:val="19"/>
-              </w:rPr>
-              <w:t>정보</w:t>
-            </w:r>
-          </w:p>
-        </w:tc>
-      </w:tr>
-      <w:tr>
-        <w:tc>
-          <w:tcPr>
-            <w:tcW w:type="dxa" w:w="4320"/>
-          </w:tcPr>
-          <w:p>
-            <w:r>
-              <w:rPr>
-                <w:rFonts w:ascii="맑은 고딕" w:hAnsi="맑은 고딕" w:eastAsia="맑은 고딕"/>
-                <w:sz w:val="19"/>
-              </w:rPr>
-              <w:t>`Control`</w:t>
-            </w:r>
-          </w:p>
-        </w:tc>
-        <w:tc>
-          <w:tcPr>
-            <w:tcW w:type="dxa" w:w="4320"/>
-          </w:tcPr>
-          <w:p>
-            <w:r>
-              <w:rPr>
-                <w:rFonts w:ascii="맑은 고딕" w:hAnsi="맑은 고딕" w:eastAsia="맑은 고딕"/>
-                <w:sz w:val="19"/>
-              </w:rPr>
-              <w:t>정상 동작의 기록</w:t>
-            </w:r>
-          </w:p>
-        </w:tc>
-      </w:tr>
-      <w:tr>
-        <w:tc>
-          <w:tcPr>
-            <w:tcW w:type="dxa" w:w="4320"/>
-          </w:tcPr>
-          <w:p>
-            <w:r>
-              <w:rPr>
-                <w:rFonts w:ascii="맑은 고딕" w:hAnsi="맑은 고딕" w:eastAsia="맑은 고딕"/>
-                <w:sz w:val="19"/>
-              </w:rPr>
-              <w:t>`Warning`</w:t>
-            </w:r>
-          </w:p>
-        </w:tc>
-        <w:tc>
-          <w:tcPr>
-            <w:tcW w:type="dxa" w:w="4320"/>
-          </w:tcPr>
-          <w:p>
-            <w:r>
-              <w:rPr>
-                <w:rFonts w:ascii="맑은 고딕" w:hAnsi="맑은 고딕" w:eastAsia="맑은 고딕"/>
-                <w:sz w:val="19"/>
-              </w:rPr>
-              <w:t>주의</w:t>
-            </w:r>
-          </w:p>
-        </w:tc>
-      </w:tr>
-    </w:tbl>
-    <w:p/>
+    <w:p>
+      <w:r>
+        <w:rPr>
+          <w:rFonts w:ascii="맑은 고딕" w:hAnsi="맑은 고딕" w:eastAsia="맑은 고딕"/>
+          <w:sz w:val="21"/>
+        </w:rPr>
+        <w:t>`SEVERITY`는 `Informational`(정보)·`Control`(정상 동작의 기록)·`Warning`(주의) 셋으로 나뉜다.</w:t>
+      </w:r>
+    </w:p>
     <w:p>
       <w:r>
         <w:rPr>
@@ -5440,16 +5415,7 @@
           <w:rFonts w:ascii="맑은 고딕" w:hAnsi="맑은 고딕" w:eastAsia="맑은 고딕"/>
           <w:sz w:val="21"/>
         </w:rPr>
-        <w:t>**`ERROR_CODE &lt;&gt; 0`인 행을 먼저 보는 것**이 요령이다.</w:t>
-      </w:r>
-    </w:p>
-    <w:p>
-      <w:r>
-        <w:rPr>
-          <w:rFonts w:ascii="맑은 고딕" w:hAnsi="맑은 고딕" w:eastAsia="맑은 고딕"/>
-          <w:sz w:val="21"/>
-        </w:rPr>
-        <w:t>Standby 쪽에서 보면 적용의 흐름이 나온다.</w:t>
+        <w:t>**`ERROR_CODE &lt;&gt; 0`인 행을 먼저 보는 것**이 요령이다. Standby 쪽에서 보면 적용의 흐름이 나온다.</w:t>
       </w:r>
     </w:p>
     <w:tbl>
@@ -5477,20 +5443,7 @@
                 <w:color w:val="F2F2F2"/>
                 <w:sz w:val="19"/>
               </w:rPr>
-              <w:t>SYS@boston&gt; select severity, error_code, to_char(timestamp,'HH24:MI:SS') ts, message</w:t>
-            </w:r>
-          </w:p>
-          <w:p>
-            <w:pPr>
-              <w:spacing w:after="0" w:before="0"/>
-            </w:pPr>
-            <w:r>
-              <w:rPr>
-                <w:rFonts w:ascii="Consolas" w:hAnsi="Consolas" w:eastAsia="Consolas"/>
-                <w:color w:val="F2F2F2"/>
-                <w:sz w:val="19"/>
-              </w:rPr>
-              <w:t xml:space="preserve">  2            from v$dataguard_status order by timestamp desc fetch first 8 rows only;</w:t>
+              <w:t>SYS@boston&gt; (같은 조회)</w:t>
             </w:r>
           </w:p>
           <w:p>
@@ -5529,7 +5482,7 @@
                 <w:color w:val="F2F2F2"/>
                 <w:sz w:val="19"/>
               </w:rPr>
-              <w:t>------------- ---------- -------- ------------------------------------------------------</w:t>
+              <w:t>------------- ---------- -------- ------------------------------------------</w:t>
             </w:r>
           </w:p>
           <w:p>
@@ -5555,33 +5508,7 @@
                 <w:color w:val="F2F2F2"/>
                 <w:sz w:val="19"/>
               </w:rPr>
-              <w:t>Control                0 18:56:36 Beginning to archive T-1.S-68 (...)</w:t>
-            </w:r>
-          </w:p>
-          <w:p>
-            <w:pPr>
-              <w:spacing w:after="0" w:before="0"/>
-            </w:pPr>
-            <w:r>
-              <w:rPr>
-                <w:rFonts w:ascii="Consolas" w:hAnsi="Consolas" w:eastAsia="Consolas"/>
-                <w:color w:val="F2F2F2"/>
-                <w:sz w:val="19"/>
-              </w:rPr>
-              <w:t>Informational          0 18:56:36 Selected LNO:5 for T-1.S-69 dbid 1852041610 branch ...</w:t>
-            </w:r>
-          </w:p>
-          <w:p>
-            <w:pPr>
-              <w:spacing w:after="0" w:before="0"/>
-            </w:pPr>
-            <w:r>
-              <w:rPr>
-                <w:rFonts w:ascii="Consolas" w:hAnsi="Consolas" w:eastAsia="Consolas"/>
-                <w:color w:val="F2F2F2"/>
-                <w:sz w:val="19"/>
-              </w:rPr>
-              <w:t>Informational          0 18:53:56 Media Recovery Log /u03/.../o1_mf_1_67_o9029h0q_.arc</w:t>
+              <w:t>Informational          0 18:56:36 Selected LNO:5 for T-1.S-69 dbid 1852041610 ...</w:t>
             </w:r>
           </w:p>
           <w:p>
@@ -5607,7 +5534,7 @@
           <w:rFonts w:ascii="맑은 고딕" w:hAnsi="맑은 고딕" w:eastAsia="맑은 고딕"/>
           <w:sz w:val="21"/>
         </w:rPr>
-        <w:t>**`Media Recovery Waiting for T-1.S-69 (in transit)`**가 보인다. 12장에서 전환이 멈췄을 때 알림 로그에서 봤던 그 메시지이며, 여기서는 정상 동작이다. 다음 리두를 기다리는 중이라는 뜻이다.</w:t>
+        <w:t>**`Media Recovery Waiting for T-1.S-69 (in transit)`** — 다음 리두를 기다리는 중이며 정상 동작이다.</w:t>
       </w:r>
     </w:p>
     <w:p>
@@ -5616,7 +5543,7 @@
           <w:rFonts w:ascii="맑은 고딕" w:hAnsi="맑은 고딕" w:eastAsia="맑은 고딕"/>
           <w:sz w:val="21"/>
         </w:rPr>
-        <w:t>이 뷰의 장점은 **알림 로그를 열지 않고도 SQL로 조회할 수 있다**는 것이다. 감시 도구에 붙이기 좋다.</w:t>
+        <w:t>이 뷰의 장점은 **알림 로그를 열지 않고 SQL로 조회할 수 있다**는 것이며 감시 도구에 붙이기 좋다.</w:t>
       </w:r>
     </w:p>
     <w:p>
@@ -5652,19 +5579,6 @@
                 <w:color w:val="F2F2F2"/>
                 <w:sz w:val="19"/>
               </w:rPr>
-              <w:t>SYS@boston&gt; col name for a24</w:t>
-            </w:r>
-          </w:p>
-          <w:p>
-            <w:pPr>
-              <w:spacing w:after="0" w:before="0"/>
-            </w:pPr>
-            <w:r>
-              <w:rPr>
-                <w:rFonts w:ascii="Consolas" w:hAnsi="Consolas" w:eastAsia="Consolas"/>
-                <w:color w:val="F2F2F2"/>
-                <w:sz w:val="19"/>
-              </w:rPr>
               <w:t>SYS@boston&gt; select name, value, unit from v$dataguard_stats order by name;</w:t>
             </w:r>
           </w:p>
@@ -5704,7 +5618,7 @@
                 <w:color w:val="F2F2F2"/>
                 <w:sz w:val="19"/>
               </w:rPr>
-              <w:t>------------------------ -------------------- ------------------------</w:t>
+              <w:t>------------------------ -------------------- --------------------------</w:t>
             </w:r>
           </w:p>
           <w:p>
@@ -5944,7 +5858,7 @@
           <w:rFonts w:ascii="맑은 고딕" w:hAnsi="맑은 고딕" w:eastAsia="맑은 고딕"/>
           <w:sz w:val="21"/>
         </w:rPr>
-        <w:t>뒤의 둘이 16장에서 쓰인다. Failover에 걸릴 시간을 가늠하려면 `apply finish time` + `estimated startup time`을 더한다. **RTO를 숫자로 이야기할 근거**가 된다.</w:t>
+        <w:t>뒤의 둘이 16장에서 쓰인다. `apply finish time` + `estimated startup time`이 **RTO를 숫자로 이야기할 근거**가 된다.</w:t>
       </w:r>
     </w:p>
     <w:p>
@@ -5953,7 +5867,7 @@
           <w:rFonts w:ascii="맑은 고딕" w:hAnsi="맑은 고딕" w:eastAsia="맑은 고딕"/>
           <w:sz w:val="21"/>
         </w:rPr>
-        <w:t>이 뷰는 **Standby에서만 값이 나온다.** Primary에서 같은 조회를 하면 `no rows selected`다. 지연은 받는 쪽의 개념이므로 당연하지만, 감시 스크립트를 양쪽에 같이 돌리면 Primary에서 결과가 비어 오류로 오인할 수 있다.</w:t>
+        <w:t>이 뷰는 **Standby에서만 값이 나온다.** Primary에서는 `no rows selected`이며, 감시 스크립트를 양쪽에 돌리면 빈 결과를 오류로 오인할 수 있다.</w:t>
       </w:r>
     </w:p>
     <w:p>
@@ -6080,7 +5994,7 @@
           <w:rFonts w:ascii="맑은 고딕" w:hAnsi="맑은 고딕" w:eastAsia="맑은 고딕"/>
           <w:sz w:val="21"/>
         </w:rPr>
-        <w:t>**`SHOW CONFIGURATION`의 내용을 SQL로 조회하는 뷰**다. `REDO_SOURCE` 열이 리두를 어디서 받는지 알려 주므로, Broker 화면의 들여쓰기를 열로 표현한 셈이다.</w:t>
+        <w:t>**`SHOW CONFIGURATION`을 SQL로 조회하는 뷰**다. `REDO_SOURCE` 열이 Broker 화면의 들여쓰기를 열로 표현한 셈이다.</w:t>
       </w:r>
     </w:p>
     <w:p>
@@ -6126,7 +6040,7 @@
                 <w:rFonts w:ascii="맑은 고딕" w:hAnsi="맑은 고딕" w:eastAsia="맑은 고딕"/>
                 <w:sz w:val="20"/>
               </w:rPr>
-              <w:t>열 폭이 함정이다. `DATABASE`·`REDO_SOURCE`는 512바이트로 정의되어 있어 서식 없이 조회하면 화면이 무너지고, `STATUS`는 문자열이 아니라 **숫자**여서 `COL status FOR a10`으로 지정하면 `##########`이 나온다. 실측값은 0이었다. `SUCCESS` 같은 문자열을 기대하면 어긋난다.</w:t>
+              <w:t>열 폭이 함정이다. `DATABASE`·`REDO_SOURCE`는 512바이트라 서식 없이 조회하면 화면이 무너지고, `STATUS`는 **숫자**여서 `a10`을 주면 `##########`이 나온다(실측 0). `SUCCESS` 같은 문자열을 기대하면 어긋난다.</w:t>
             </w:r>
           </w:p>
         </w:tc>
@@ -6205,7 +6119,7 @@
           <w:rFonts w:ascii="맑은 고딕" w:hAnsi="맑은 고딕" w:eastAsia="맑은 고딕"/>
           <w:sz w:val="21"/>
         </w:rPr>
-        <w:t>파일이 어디에 생겼는지가 문제다. `$ORACLE_HOME/dbs`에는 없었다.</w:t>
+        <w:t>어디에 생겼는지가 문제다. `$ORACLE_HOME/dbs`에는 없었다.</w:t>
       </w:r>
     </w:p>
     <w:tbl>
@@ -6298,16 +6212,7 @@
           <w:rFonts w:ascii="맑은 고딕" w:hAnsi="맑은 고딕" w:eastAsia="맑은 고딕"/>
           <w:sz w:val="21"/>
         </w:rPr>
-        <w:t>**트레이스 디렉터리에 생긴다.** 경로를 지정하지 않으면 DMON의 기본 위치가 되며, 그것이 ADR의 trace 디렉터리다. 10장·12장에서 배운 대로 **경로는 추측하지 말고 찾는다.**</w:t>
-      </w:r>
-    </w:p>
-    <w:p>
-      <w:r>
-        <w:rPr>
-          <w:rFonts w:ascii="맑은 고딕" w:hAnsi="맑은 고딕" w:eastAsia="맑은 고딕"/>
-          <w:sz w:val="21"/>
-        </w:rPr>
-        <w:t>내용은 XML이다.</w:t>
+        <w:t>**트레이스 디렉터리에 생긴다.** 10장·12장에서 배운 대로 **경로는 추측하지 말고 찾는다.** 내용은 XML이다.</w:t>
       </w:r>
     </w:p>
     <w:tbl>
@@ -6348,33 +6253,7 @@
                 <w:color w:val="F2F2F2"/>
                 <w:sz w:val="19"/>
               </w:rPr>
-              <w:t>&lt;DRC Version="19.3.0.0.0" CurrentPath="True" Name="dg_chicago"&gt;</w:t>
-            </w:r>
-          </w:p>
-          <w:p>
-            <w:pPr>
-              <w:spacing w:after="0" w:before="0"/>
-            </w:pPr>
-            <w:r>
-              <w:rPr>
-                <w:rFonts w:ascii="Consolas" w:hAnsi="Consolas" w:eastAsia="Consolas"/>
-                <w:color w:val="F2F2F2"/>
-                <w:sz w:val="19"/>
-              </w:rPr>
-              <w:t xml:space="preserve">  &lt;DefaultState&gt;ONLINE&lt;/DefaultState&gt;</w:t>
-            </w:r>
-          </w:p>
-          <w:p>
-            <w:pPr>
-              <w:spacing w:after="0" w:before="0"/>
-            </w:pPr>
-            <w:r>
-              <w:rPr>
-                <w:rFonts w:ascii="Consolas" w:hAnsi="Consolas" w:eastAsia="Consolas"/>
-                <w:color w:val="F2F2F2"/>
-                <w:sz w:val="19"/>
-              </w:rPr>
-              <w:t xml:space="preserve">  &lt;DRC_UNIQUE_ID&gt;662234546&lt;/DRC_UNIQUE_ID&gt;</w:t>
+              <w:t>&lt;DRC Version="19.3.0.0.0" Name="dg_chicago"&gt;</w:t>
             </w:r>
           </w:p>
           <w:p>
@@ -6400,20 +6279,7 @@
                 <w:color w:val="F2F2F2"/>
                 <w:sz w:val="19"/>
               </w:rPr>
-              <w:t xml:space="preserve">  &lt;Configuration_Name&gt;dg_chicago&lt;/Configuration_Name&gt;</w:t>
-            </w:r>
-          </w:p>
-          <w:p>
-            <w:pPr>
-              <w:spacing w:after="0" w:before="0"/>
-            </w:pPr>
-            <w:r>
-              <w:rPr>
-                <w:rFonts w:ascii="Consolas" w:hAnsi="Consolas" w:eastAsia="Consolas"/>
-                <w:color w:val="F2F2F2"/>
-                <w:sz w:val="19"/>
-              </w:rPr>
-              <w:t xml:space="preserve">  &lt;Member MemberID="1" CurrentPath="True" Enabled="True" Name="chicago"&gt;</w:t>
+              <w:t xml:space="preserve">  &lt;Member MemberID="1" Enabled="True" Name="chicago"&gt;</w:t>
             </w:r>
           </w:p>
           <w:p>
@@ -6478,16 +6344,7 @@
           <w:rFonts w:ascii="맑은 고딕" w:hAnsi="맑은 고딕" w:eastAsia="맑은 고딕"/>
           <w:sz w:val="21"/>
         </w:rPr>
-        <w:t>4,295바이트다. 13장에서 본 이진 구성 파일(`dr1*.dat`, 8,192바이트)과 달리 **사람이 읽을 수 있다.**</w:t>
-      </w:r>
-    </w:p>
-    <w:p>
-      <w:r>
-        <w:rPr>
-          <w:rFonts w:ascii="맑은 고딕" w:hAnsi="맑은 고딕" w:eastAsia="맑은 고딕"/>
-          <w:sz w:val="21"/>
-        </w:rPr>
-        <w:t>`Default="True"` 표시가 있는 항목은 기본값이라는 뜻이며, 어느 값을 우리가 바꿨는지 구별할 수 있다.</w:t>
+        <w:t>4,295바이트다. 13장의 이진 구성 파일과 달리 **사람이 읽을 수 있고**, `Default="True"` 표시로 우리가 바꾼 값을 구별할 수 있다.</w:t>
       </w:r>
     </w:p>
     <w:tbl>
@@ -6536,7 +6393,7 @@
                 <w:rFonts w:ascii="맑은 고딕" w:hAnsi="맑은 고딕" w:eastAsia="맑은 고딕"/>
                 <w:sz w:val="20"/>
               </w:rPr>
-              <w:t>**② 정기 백업에 포함.** 구성 파일(`dr1`/`dr2`)이 둘 다 손상되는 일은 드물지만, 그때 이 XML이 유일한 복구 수단이 된다.</w:t>
+              <w:t>**② 정기 백업에 포함.** 구성 파일이 둘 다 손상되면 이 XML이 유일한 복구 수단이 된다.</w:t>
             </w:r>
           </w:p>
           <w:p>
@@ -6548,7 +6405,7 @@
                 <w:rFonts w:ascii="맑은 고딕" w:hAnsi="맑은 고딕" w:eastAsia="맑은 고딕"/>
                 <w:sz w:val="20"/>
               </w:rPr>
-              <w:t>**③ 문서화.** 지금 구성이 어떻게 되어 있는지를 형상 관리에 남긴다. 이진 파일과 달리 차이를 비교할 수 있다.</w:t>
+              <w:t>**③ 문서화.** 이진 파일과 달리 차이를 비교할 수 있다.</w:t>
             </w:r>
           </w:p>
           <w:p>
@@ -6560,7 +6417,7 @@
                 <w:rFonts w:ascii="맑은 고딕" w:hAnsi="맑은 고딕" w:eastAsia="맑은 고딕"/>
                 <w:sz w:val="20"/>
               </w:rPr>
-              <w:t>**④ 다른 환경으로 옮길 때.** 시험 환경에서 만든 구성을 운영으로 옮기는 식의 활용이 가능하다.</w:t>
+              <w:t>**④ 다른 환경으로 옮길 때.**</w:t>
             </w:r>
           </w:p>
           <w:p>
@@ -6686,7 +6543,7 @@
           <w:rFonts w:ascii="맑은 고딕" w:hAnsi="맑은 고딕" w:eastAsia="맑은 고딕"/>
           <w:sz w:val="21"/>
         </w:rPr>
-        <w:t>**거부된다.** `/` 아래든 `/tmp` 아래든 같다. 이 명령의 인자는 경로가 아니라 **파일 이름**이며, 위치는 항상 트레이스 디렉터리다.</w:t>
+        <w:t>**거부된다.** `/` 아래든 `/tmp` 아래든 같다. 인자는 경로가 아니라 **파일 이름**이며 위치는 항상 트레이스 디렉터리다.</w:t>
       </w:r>
     </w:p>
     <w:p>
@@ -6695,7 +6552,7 @@
           <w:rFonts w:ascii="맑은 고딕" w:hAnsi="맑은 고딕" w:eastAsia="맑은 고딕"/>
           <w:sz w:val="21"/>
         </w:rPr>
-        <w:t>오류 번호도 읽어 둔다. `ORA-16540`은 Broker의 "인자가 잘못됐다"이고, 뒤따르는 `ORA-06512`는 **`SYS.DBMS_DRS` 패키지의 스택**이다. DGMGRL 명령이 실제로는 서버 쪽 PL/SQL 호출이라는 것이 여기서 드러난다. 13장에서 DGMGRL이 SQL을 대신 실행해 준다고 했던 그 구조다.</w:t>
+        <w:t>뒤따르는 `ORA-06512`는 **`SYS.DBMS_DRS` 패키지의 스택**이다. DGMGRL 명령이 실제로는 서버 쪽 PL/SQL 호출이라는 것이 드러난다.</w:t>
       </w:r>
     </w:p>
     <w:p>
@@ -6704,7 +6561,7 @@
           <w:rFonts w:ascii="맑은 고딕" w:hAnsi="맑은 고딕" w:eastAsia="맑은 고딕"/>
           <w:sz w:val="21"/>
         </w:rPr>
-        <w:t>원하는 곳에 두려면 만들어진 뒤에 OS에서 옮긴다. 백업 스크립트라면 `EXPORT` 다음 줄에 `mv`를 넣는다.</w:t>
+        <w:t>원하는 곳에 두려면 만들어진 뒤 OS에서 옮긴다. 백업 스크립트라면 `EXPORT` 다음 줄에 `mv`를 넣는다.</w:t>
       </w:r>
     </w:p>
     <w:p>
@@ -6788,7 +6645,7 @@
           <w:rFonts w:ascii="맑은 고딕" w:hAnsi="맑은 고딕" w:eastAsia="맑은 고딕"/>
           <w:sz w:val="21"/>
         </w:rPr>
-        <w:t>그러므로 복구 절차는 `REMOVE CONFIGURATION` → `IMPORT CONFIGURATION`이 된다. 13장에서 구성을 지우는 것이 데이터베이스를 건드리지 않는다고 확인해 두었으므로 이 순서가 위험하지는 않다. 다만 지운 순간부터 가져오기가 끝날 때까지 **Broker의 감시가 없는 구간**이 생긴다.</w:t>
+        <w:t>복구 절차는 `REMOVE CONFIGURATION` → `IMPORT CONFIGURATION`이다. 13장에서 확인한 대로 데이터베이스를 건드리지 않지만, 그사이 **Broker의 감시가 없는 구간**이 생긴다.</w:t>
       </w:r>
     </w:p>
     <w:p>
@@ -6797,7 +6654,7 @@
           <w:rFonts w:ascii="맑은 고딕" w:hAnsi="맑은 고딕" w:eastAsia="맑은 고딕"/>
           <w:sz w:val="21"/>
         </w:rPr>
-        <w:t>한 가지 더. 내보낸 XML은 구성이 바뀔 때마다 다시 만들어야 한다. 이진 구성 파일도 함께 커진다.</w:t>
+        <w:t>내보낸 XML은 구성이 바뀔 때마다 다시 만들어야 한다. 이진 구성 파일도 함께 커진다.</w:t>
       </w:r>
     </w:p>
     <w:tbl>
@@ -6890,7 +6747,7 @@
           <w:rFonts w:ascii="맑은 고딕" w:hAnsi="맑은 고딕" w:eastAsia="맑은 고딕"/>
           <w:sz w:val="21"/>
         </w:rPr>
-        <w:t>8,192 → 12,288바이트다. **속성을 바꾼 이력이 누적된다.** 파일이 커졌다는 것은 그만큼 기본값에서 벗어난 설정이 늘었다는 뜻이므로, 정기적으로 `EXPORT`해 두고 XML을 비교하면 무엇이 언제 바뀌었는지 추적할 수 있다.</w:t>
+        <w:t>8,192 → 12,288바이트다. **속성을 바꾼 이력이 누적된다.** 정기적으로 `EXPORT`해 두고 XML을 비교하면 무엇이 언제 바뀌었는지 추적할 수 있다.</w:t>
       </w:r>
     </w:p>
     <w:p>
@@ -6898,15 +6755,7 @@
         <w:pStyle w:val="Heading2"/>
       </w:pPr>
       <w:r>
-        <w:t>14.7  Fast-Start Failover</w:t>
-      </w:r>
-    </w:p>
-    <w:p>
-      <w:pPr>
-        <w:pStyle w:val="Heading3"/>
-      </w:pPr>
-      <w:r>
-        <w:t>14.7.1  무엇인가</w:t>
+        <w:t>14.7  Broker 가 남기는 로그</w:t>
       </w:r>
     </w:p>
     <w:p>
@@ -6915,187 +6764,7 @@
           <w:rFonts w:ascii="맑은 고딕" w:hAnsi="맑은 고딕" w:eastAsia="맑은 고딕"/>
           <w:sz w:val="21"/>
         </w:rPr>
-        <w:t>지금까지의 역할 전환은 사람이 명령을 내려야 한다. **Fast-Start Failover(FSFO)**는 그것을 자동으로 한다. Primary가 응답하지 않으면 미리 정해 둔 Standby를 Primary로 올린다.</w:t>
-      </w:r>
-    </w:p>
-    <w:p>
-      <w:r>
-        <w:rPr>
-          <w:rFonts w:ascii="맑은 고딕" w:hAnsi="맑은 고딕" w:eastAsia="맑은 고딕"/>
-          <w:sz w:val="21"/>
-        </w:rPr>
-        <w:t>자동으로 하려면 판단할 주체가 필요하다. 그것이 **관측자(Observer)**다.</w:t>
-      </w:r>
-    </w:p>
-    <w:p>
-      <w:r>
-        <w:rPr>
-          <w:rFonts w:ascii="맑은 고딕" w:hAnsi="맑은 고딕" w:eastAsia="맑은 고딕"/>
-          <w:sz w:val="21"/>
-        </w:rPr>
-        <w:t>왜 별도의 주체가 필요한가. Standby가 스스로 판단하면 위험하기 때문이다. 네트워크가 끊겼을 뿐인데 Standby가 "Primary가 죽었다"고 판단해 승격하면, **Primary가 둘이 되는 상황(split brain)**이 생긴다.</w:t>
-      </w:r>
-    </w:p>
-    <w:p>
-      <w:r>
-        <w:rPr>
-          <w:rFonts w:ascii="맑은 고딕" w:hAnsi="맑은 고딕" w:eastAsia="맑은 고딕"/>
-          <w:sz w:val="21"/>
-        </w:rPr>
-        <w:t>관측자는 **제3의 위치**에서 양쪽을 본다. Primary와 Standby 모두에 접속해 있으므로 "Primary만 안 보이는지" "내 네트워크가 문제인지"를 구별할 수 있다.</w:t>
-      </w:r>
-    </w:p>
-    <w:tbl>
-      <w:tblPr>
-        <w:tblStyle w:val="TableGrid"/>
-        <w:tblW w:type="auto" w:w="0"/>
-        <w:tblLook w:firstColumn="1" w:firstRow="1" w:lastColumn="0" w:lastRow="0" w:noHBand="0" w:noVBand="1" w:val="04A0"/>
-      </w:tblPr>
-      <w:tblGrid>
-        <w:gridCol w:w="4320"/>
-        <w:gridCol w:w="4320"/>
-      </w:tblGrid>
-      <w:tr>
-        <w:tc>
-          <w:tcPr>
-            <w:tcW w:type="dxa" w:w="4320"/>
-            <w:shd w:val="clear" w:color="auto" w:fill="D9E1F2"/>
-          </w:tcPr>
-          <w:p>
-            <w:r>
-              <w:rPr>
-                <w:rFonts w:ascii="맑은 고딕" w:hAnsi="맑은 고딕" w:eastAsia="맑은 고딕"/>
-                <w:b/>
-                <w:sz w:val="19"/>
-              </w:rPr>
-              <w:t>구성 요소</w:t>
-            </w:r>
-          </w:p>
-        </w:tc>
-        <w:tc>
-          <w:tcPr>
-            <w:tcW w:type="dxa" w:w="4320"/>
-            <w:shd w:val="clear" w:color="auto" w:fill="D9E1F2"/>
-          </w:tcPr>
-          <w:p>
-            <w:r>
-              <w:rPr>
-                <w:rFonts w:ascii="맑은 고딕" w:hAnsi="맑은 고딕" w:eastAsia="맑은 고딕"/>
-                <w:b/>
-                <w:sz w:val="19"/>
-              </w:rPr>
-              <w:t>역할</w:t>
-            </w:r>
-          </w:p>
-        </w:tc>
-      </w:tr>
-      <w:tr>
-        <w:tc>
-          <w:tcPr>
-            <w:tcW w:type="dxa" w:w="4320"/>
-          </w:tcPr>
-          <w:p>
-            <w:r>
-              <w:rPr>
-                <w:rFonts w:ascii="맑은 고딕" w:hAnsi="맑은 고딕" w:eastAsia="맑은 고딕"/>
-                <w:sz w:val="19"/>
-              </w:rPr>
-              <w:t>Primary</w:t>
-            </w:r>
-          </w:p>
-        </w:tc>
-        <w:tc>
-          <w:tcPr>
-            <w:tcW w:type="dxa" w:w="4320"/>
-          </w:tcPr>
-          <w:p>
-            <w:r>
-              <w:rPr>
-                <w:rFonts w:ascii="맑은 고딕" w:hAnsi="맑은 고딕" w:eastAsia="맑은 고딕"/>
-                <w:sz w:val="19"/>
-              </w:rPr>
-              <w:t>평소처럼 서비스</w:t>
-            </w:r>
-          </w:p>
-        </w:tc>
-      </w:tr>
-      <w:tr>
-        <w:tc>
-          <w:tcPr>
-            <w:tcW w:type="dxa" w:w="4320"/>
-          </w:tcPr>
-          <w:p>
-            <w:r>
-              <w:rPr>
-                <w:rFonts w:ascii="맑은 고딕" w:hAnsi="맑은 고딕" w:eastAsia="맑은 고딕"/>
-                <w:sz w:val="19"/>
-              </w:rPr>
-              <w:t>Standby</w:t>
-            </w:r>
-          </w:p>
-        </w:tc>
-        <w:tc>
-          <w:tcPr>
-            <w:tcW w:type="dxa" w:w="4320"/>
-          </w:tcPr>
-          <w:p>
-            <w:r>
-              <w:rPr>
-                <w:rFonts w:ascii="맑은 고딕" w:hAnsi="맑은 고딕" w:eastAsia="맑은 고딕"/>
-                <w:sz w:val="19"/>
-              </w:rPr>
-              <w:t>전환 대상 (`FastStartFailoverTarget`)</w:t>
-            </w:r>
-          </w:p>
-        </w:tc>
-      </w:tr>
-      <w:tr>
-        <w:tc>
-          <w:tcPr>
-            <w:tcW w:type="dxa" w:w="4320"/>
-          </w:tcPr>
-          <w:p>
-            <w:r>
-              <w:rPr>
-                <w:rFonts w:ascii="맑은 고딕" w:hAnsi="맑은 고딕" w:eastAsia="맑은 고딕"/>
-                <w:sz w:val="19"/>
-              </w:rPr>
-              <w:t>**관측자**</w:t>
-            </w:r>
-          </w:p>
-        </w:tc>
-        <w:tc>
-          <w:tcPr>
-            <w:tcW w:type="dxa" w:w="4320"/>
-          </w:tcPr>
-          <w:p>
-            <w:r>
-              <w:rPr>
-                <w:rFonts w:ascii="맑은 고딕" w:hAnsi="맑은 고딕" w:eastAsia="맑은 고딕"/>
-                <w:sz w:val="19"/>
-              </w:rPr>
-              <w:t>제3의 위치에서 감시하고 전환을 촉발</w:t>
-            </w:r>
-          </w:p>
-        </w:tc>
-      </w:tr>
-    </w:tbl>
-    <w:p/>
-    <w:p>
-      <w:r>
-        <w:rPr>
-          <w:rFonts w:ascii="맑은 고딕" w:hAnsi="맑은 고딕" w:eastAsia="맑은 고딕"/>
-          <w:sz w:val="21"/>
-        </w:rPr>
-        <w:t>관측자는 **Primary·Standby와 다른 호스트**에 두는 것이 원칙이다. 같은 곳에 두면 그 호스트가 죽었을 때 판단할 주체가 함께 사라진다.</w:t>
-      </w:r>
-    </w:p>
-    <w:p>
-      <w:pPr>
-        <w:pStyle w:val="Heading3"/>
-      </w:pPr>
-      <w:r>
-        <w:t>14.7.2  현재 상태 읽기</w:t>
+        <w:t>화면과 V$ 뷰 말고 파일로 남는 것이 있다.</w:t>
       </w:r>
     </w:p>
     <w:tbl>
@@ -7123,7 +6792,20 @@
                 <w:color w:val="F2F2F2"/>
                 <w:sz w:val="19"/>
               </w:rPr>
-              <w:t>DGMGRL&gt; show fast_start failover</w:t>
+              <w:t>[oracle@chicago-srv ~]$ ls -l .../trace/drc*.log</w:t>
+            </w:r>
+          </w:p>
+          <w:p>
+            <w:pPr>
+              <w:spacing w:after="0" w:before="0"/>
+            </w:pPr>
+            <w:r>
+              <w:rPr>
+                <w:rFonts w:ascii="Consolas" w:hAnsi="Consolas" w:eastAsia="Consolas"/>
+                <w:color w:val="F2F2F2"/>
+                <w:sz w:val="19"/>
+              </w:rPr>
+              <w:t>-rw-r-----. 1 oracle dba 62989 Aug 28 12:58 .../trace/drcchicago.log</w:t>
             </w:r>
           </w:p>
           <w:p>
@@ -7149,306 +6831,20 @@
                 <w:color w:val="F2F2F2"/>
                 <w:sz w:val="19"/>
               </w:rPr>
-              <w:t>Fast-Start Failover:  Disabled</w:t>
-            </w:r>
-          </w:p>
-          <w:p>
-            <w:pPr>
-              <w:spacing w:after="0" w:before="0"/>
-            </w:pPr>
-            <w:r>
-              <w:rPr>
-                <w:rFonts w:ascii="Consolas" w:hAnsi="Consolas" w:eastAsia="Consolas"/>
-                <w:color w:val="F2F2F2"/>
-                <w:sz w:val="19"/>
-              </w:rPr>
-              <w:t xml:space="preserve"> </w:t>
-            </w:r>
-          </w:p>
-          <w:p>
-            <w:pPr>
-              <w:spacing w:after="0" w:before="0"/>
-            </w:pPr>
-            <w:r>
-              <w:rPr>
-                <w:rFonts w:ascii="Consolas" w:hAnsi="Consolas" w:eastAsia="Consolas"/>
-                <w:color w:val="F2F2F2"/>
-                <w:sz w:val="19"/>
-              </w:rPr>
-              <w:t xml:space="preserve">  Protection Mode:    MaxPerformance</w:t>
-            </w:r>
-          </w:p>
-          <w:p>
-            <w:pPr>
-              <w:spacing w:after="0" w:before="0"/>
-            </w:pPr>
-            <w:r>
-              <w:rPr>
-                <w:rFonts w:ascii="Consolas" w:hAnsi="Consolas" w:eastAsia="Consolas"/>
-                <w:color w:val="F2F2F2"/>
-                <w:sz w:val="19"/>
-              </w:rPr>
-              <w:t xml:space="preserve">  Lag Limit:          30 seconds</w:t>
-            </w:r>
-          </w:p>
-          <w:p>
-            <w:pPr>
-              <w:spacing w:after="0" w:before="0"/>
-            </w:pPr>
-            <w:r>
-              <w:rPr>
-                <w:rFonts w:ascii="Consolas" w:hAnsi="Consolas" w:eastAsia="Consolas"/>
-                <w:color w:val="F2F2F2"/>
-                <w:sz w:val="19"/>
-              </w:rPr>
-              <w:t xml:space="preserve"> </w:t>
-            </w:r>
-          </w:p>
-          <w:p>
-            <w:pPr>
-              <w:spacing w:after="0" w:before="0"/>
-            </w:pPr>
-            <w:r>
-              <w:rPr>
-                <w:rFonts w:ascii="Consolas" w:hAnsi="Consolas" w:eastAsia="Consolas"/>
-                <w:color w:val="F2F2F2"/>
-                <w:sz w:val="19"/>
-              </w:rPr>
-              <w:t xml:space="preserve">  Threshold:          30 seconds</w:t>
-            </w:r>
-          </w:p>
-          <w:p>
-            <w:pPr>
-              <w:spacing w:after="0" w:before="0"/>
-            </w:pPr>
-            <w:r>
-              <w:rPr>
-                <w:rFonts w:ascii="Consolas" w:hAnsi="Consolas" w:eastAsia="Consolas"/>
-                <w:color w:val="F2F2F2"/>
-                <w:sz w:val="19"/>
-              </w:rPr>
-              <w:t xml:space="preserve">  Active Target:      (none)</w:t>
-            </w:r>
-          </w:p>
-          <w:p>
-            <w:pPr>
-              <w:spacing w:after="0" w:before="0"/>
-            </w:pPr>
-            <w:r>
-              <w:rPr>
-                <w:rFonts w:ascii="Consolas" w:hAnsi="Consolas" w:eastAsia="Consolas"/>
-                <w:color w:val="F2F2F2"/>
-                <w:sz w:val="19"/>
-              </w:rPr>
-              <w:t xml:space="preserve">  Potential Targets:  (none)</w:t>
-            </w:r>
-          </w:p>
-          <w:p>
-            <w:pPr>
-              <w:spacing w:after="0" w:before="0"/>
-            </w:pPr>
-            <w:r>
-              <w:rPr>
-                <w:rFonts w:ascii="Consolas" w:hAnsi="Consolas" w:eastAsia="Consolas"/>
-                <w:color w:val="F2F2F2"/>
-                <w:sz w:val="19"/>
-              </w:rPr>
-              <w:t xml:space="preserve">  Observer:           (none)</w:t>
-            </w:r>
-          </w:p>
-          <w:p>
-            <w:pPr>
-              <w:spacing w:after="0" w:before="0"/>
-            </w:pPr>
-            <w:r>
-              <w:rPr>
-                <w:rFonts w:ascii="Consolas" w:hAnsi="Consolas" w:eastAsia="Consolas"/>
-                <w:color w:val="F2F2F2"/>
-                <w:sz w:val="19"/>
-              </w:rPr>
-              <w:t xml:space="preserve">  Shutdown Primary:   TRUE</w:t>
-            </w:r>
-          </w:p>
-          <w:p>
-            <w:pPr>
-              <w:spacing w:after="0" w:before="0"/>
-            </w:pPr>
-            <w:r>
-              <w:rPr>
-                <w:rFonts w:ascii="Consolas" w:hAnsi="Consolas" w:eastAsia="Consolas"/>
-                <w:color w:val="F2F2F2"/>
-                <w:sz w:val="19"/>
-              </w:rPr>
-              <w:t xml:space="preserve">  Auto-reinstate:     TRUE</w:t>
-            </w:r>
-          </w:p>
-          <w:p>
-            <w:pPr>
-              <w:spacing w:after="0" w:before="0"/>
-            </w:pPr>
-            <w:r>
-              <w:rPr>
-                <w:rFonts w:ascii="Consolas" w:hAnsi="Consolas" w:eastAsia="Consolas"/>
-                <w:color w:val="F2F2F2"/>
-                <w:sz w:val="19"/>
-              </w:rPr>
-              <w:t xml:space="preserve">  Observer Reconnect: (none)</w:t>
-            </w:r>
-          </w:p>
-          <w:p>
-            <w:pPr>
-              <w:spacing w:after="0" w:before="0"/>
-            </w:pPr>
-            <w:r>
-              <w:rPr>
-                <w:rFonts w:ascii="Consolas" w:hAnsi="Consolas" w:eastAsia="Consolas"/>
-                <w:color w:val="F2F2F2"/>
-                <w:sz w:val="19"/>
-              </w:rPr>
-              <w:t xml:space="preserve">  Observer Override:  FALSE</w:t>
-            </w:r>
-          </w:p>
-          <w:p>
-            <w:pPr>
-              <w:spacing w:after="0" w:before="0"/>
-            </w:pPr>
-            <w:r>
-              <w:rPr>
-                <w:rFonts w:ascii="Consolas" w:hAnsi="Consolas" w:eastAsia="Consolas"/>
-                <w:color w:val="F2F2F2"/>
-                <w:sz w:val="19"/>
-              </w:rPr>
-              <w:t xml:space="preserve"> </w:t>
-            </w:r>
-          </w:p>
-          <w:p>
-            <w:pPr>
-              <w:spacing w:after="0" w:before="0"/>
-            </w:pPr>
-            <w:r>
-              <w:rPr>
-                <w:rFonts w:ascii="Consolas" w:hAnsi="Consolas" w:eastAsia="Consolas"/>
-                <w:color w:val="F2F2F2"/>
-                <w:sz w:val="19"/>
-              </w:rPr>
-              <w:t>Configurable Failover Conditions</w:t>
-            </w:r>
-          </w:p>
-          <w:p>
-            <w:pPr>
-              <w:spacing w:after="0" w:before="0"/>
-            </w:pPr>
-            <w:r>
-              <w:rPr>
-                <w:rFonts w:ascii="Consolas" w:hAnsi="Consolas" w:eastAsia="Consolas"/>
-                <w:color w:val="F2F2F2"/>
-                <w:sz w:val="19"/>
-              </w:rPr>
-              <w:t xml:space="preserve">  Health Conditions:</w:t>
-            </w:r>
-          </w:p>
-          <w:p>
-            <w:pPr>
-              <w:spacing w:after="0" w:before="0"/>
-            </w:pPr>
-            <w:r>
-              <w:rPr>
-                <w:rFonts w:ascii="Consolas" w:hAnsi="Consolas" w:eastAsia="Consolas"/>
-                <w:color w:val="F2F2F2"/>
-                <w:sz w:val="19"/>
-              </w:rPr>
-              <w:t xml:space="preserve">    Corrupted Controlfile          YES</w:t>
-            </w:r>
-          </w:p>
-          <w:p>
-            <w:pPr>
-              <w:spacing w:after="0" w:before="0"/>
-            </w:pPr>
-            <w:r>
-              <w:rPr>
-                <w:rFonts w:ascii="Consolas" w:hAnsi="Consolas" w:eastAsia="Consolas"/>
-                <w:color w:val="F2F2F2"/>
-                <w:sz w:val="19"/>
-              </w:rPr>
-              <w:t xml:space="preserve">    Corrupted Dictionary           YES</w:t>
-            </w:r>
-          </w:p>
-          <w:p>
-            <w:pPr>
-              <w:spacing w:after="0" w:before="0"/>
-            </w:pPr>
-            <w:r>
-              <w:rPr>
-                <w:rFonts w:ascii="Consolas" w:hAnsi="Consolas" w:eastAsia="Consolas"/>
-                <w:color w:val="F2F2F2"/>
-                <w:sz w:val="19"/>
-              </w:rPr>
-              <w:t xml:space="preserve">    Inaccessible Logfile            NO</w:t>
-            </w:r>
-          </w:p>
-          <w:p>
-            <w:pPr>
-              <w:spacing w:after="0" w:before="0"/>
-            </w:pPr>
-            <w:r>
-              <w:rPr>
-                <w:rFonts w:ascii="Consolas" w:hAnsi="Consolas" w:eastAsia="Consolas"/>
-                <w:color w:val="F2F2F2"/>
-                <w:sz w:val="19"/>
-              </w:rPr>
-              <w:t xml:space="preserve">    Stuck Archiver                  NO</w:t>
-            </w:r>
-          </w:p>
-          <w:p>
-            <w:pPr>
-              <w:spacing w:after="0" w:before="0"/>
-            </w:pPr>
-            <w:r>
-              <w:rPr>
-                <w:rFonts w:ascii="Consolas" w:hAnsi="Consolas" w:eastAsia="Consolas"/>
-                <w:color w:val="F2F2F2"/>
-                <w:sz w:val="19"/>
-              </w:rPr>
-              <w:t xml:space="preserve">    Datafile Write Errors          YES</w:t>
-            </w:r>
-          </w:p>
-          <w:p>
-            <w:pPr>
-              <w:spacing w:after="0" w:before="0"/>
-            </w:pPr>
-            <w:r>
-              <w:rPr>
-                <w:rFonts w:ascii="Consolas" w:hAnsi="Consolas" w:eastAsia="Consolas"/>
-                <w:color w:val="F2F2F2"/>
-                <w:sz w:val="19"/>
-              </w:rPr>
-              <w:t xml:space="preserve"> </w:t>
-            </w:r>
-          </w:p>
-          <w:p>
-            <w:pPr>
-              <w:spacing w:after="0" w:before="0"/>
-            </w:pPr>
-            <w:r>
-              <w:rPr>
-                <w:rFonts w:ascii="Consolas" w:hAnsi="Consolas" w:eastAsia="Consolas"/>
-                <w:color w:val="F2F2F2"/>
-                <w:sz w:val="19"/>
-              </w:rPr>
-              <w:t xml:space="preserve">  Oracle Error Conditions:</w:t>
-            </w:r>
-          </w:p>
-          <w:p>
-            <w:pPr>
-              <w:spacing w:after="0" w:before="0"/>
-            </w:pPr>
-            <w:r>
-              <w:rPr>
-                <w:rFonts w:ascii="Consolas" w:hAnsi="Consolas" w:eastAsia="Consolas"/>
-                <w:color w:val="F2F2F2"/>
-                <w:sz w:val="19"/>
-              </w:rPr>
-              <w:t xml:space="preserve">    (none)</w:t>
+              <w:t>[oracle@boston-srv ~]$ ls -l .../trace/drc*.log</w:t>
+            </w:r>
+          </w:p>
+          <w:p>
+            <w:pPr>
+              <w:spacing w:after="0" w:before="0"/>
+            </w:pPr>
+            <w:r>
+              <w:rPr>
+                <w:rFonts w:ascii="Consolas" w:hAnsi="Consolas" w:eastAsia="Consolas"/>
+                <w:color w:val="F2F2F2"/>
+                <w:sz w:val="19"/>
+              </w:rPr>
+              <w:t>-rw-r-----. 1 oracle dba 63088 Aug 28 10:38 .../trace/drcboston.log</w:t>
             </w:r>
           </w:p>
         </w:tc>
@@ -7461,7 +6857,16 @@
           <w:rFonts w:ascii="맑은 고딕" w:hAnsi="맑은 고딕" w:eastAsia="맑은 고딕"/>
           <w:sz w:val="21"/>
         </w:rPr>
-        <w:t>위쪽은 설정이고 아래쪽이 **전환을 촉발할 조건**이다.</w:t>
+        <w:t>이름은 **`drc&lt;DB_UNIQUE_NAME&gt;.log`**, 위치는 알림 로그와 같은 ADR의 trace 디렉터리다. 양쪽에 각각 있고 **각자 자기가 한 일을 기록한다.**</w:t>
+      </w:r>
+    </w:p>
+    <w:p>
+      <w:r>
+        <w:rPr>
+          <w:rFonts w:ascii="맑은 고딕" w:hAnsi="맑은 고딕" w:eastAsia="맑은 고딕"/>
+          <w:sz w:val="21"/>
+        </w:rPr>
+        <w:t>명령과 결과가 한 쌍으로 남는다.</w:t>
       </w:r>
     </w:p>
     <w:tbl>
@@ -7471,276 +6876,77 @@
         <w:tblLook w:firstColumn="1" w:firstRow="1" w:lastColumn="0" w:lastRow="0" w:noHBand="0" w:noVBand="1" w:val="04A0"/>
       </w:tblPr>
       <w:tblGrid>
-        <w:gridCol w:w="2880"/>
-        <w:gridCol w:w="2880"/>
-        <w:gridCol w:w="2880"/>
+        <w:gridCol w:w="8640"/>
       </w:tblGrid>
       <w:tr>
         <w:tc>
           <w:tcPr>
-            <w:tcW w:type="dxa" w:w="2880"/>
-            <w:shd w:val="clear" w:color="auto" w:fill="D9E1F2"/>
+            <w:tcW w:type="dxa" w:w="8640"/>
+            <w:shd w:val="clear" w:color="auto" w:fill="1E1E1E"/>
           </w:tcPr>
           <w:p>
-            <w:r>
-              <w:rPr>
-                <w:rFonts w:ascii="맑은 고딕" w:hAnsi="맑은 고딕" w:eastAsia="맑은 고딕"/>
-                <w:b/>
-                <w:sz w:val="19"/>
-              </w:rPr>
-              <w:t>조건</w:t>
-            </w:r>
-          </w:p>
-        </w:tc>
-        <w:tc>
-          <w:tcPr>
-            <w:tcW w:type="dxa" w:w="2880"/>
-            <w:shd w:val="clear" w:color="auto" w:fill="D9E1F2"/>
-          </w:tcPr>
-          <w:p>
-            <w:r>
-              <w:rPr>
-                <w:rFonts w:ascii="맑은 고딕" w:hAnsi="맑은 고딕" w:eastAsia="맑은 고딕"/>
-                <w:b/>
-                <w:sz w:val="19"/>
-              </w:rPr>
-              <w:t>기본값</w:t>
-            </w:r>
-          </w:p>
-        </w:tc>
-        <w:tc>
-          <w:tcPr>
-            <w:tcW w:type="dxa" w:w="2880"/>
-            <w:shd w:val="clear" w:color="auto" w:fill="D9E1F2"/>
-          </w:tcPr>
-          <w:p>
-            <w:r>
-              <w:rPr>
-                <w:rFonts w:ascii="맑은 고딕" w:hAnsi="맑은 고딕" w:eastAsia="맑은 고딕"/>
-                <w:b/>
-                <w:sz w:val="19"/>
-              </w:rPr>
-              <w:t>뜻</w:t>
-            </w:r>
-          </w:p>
-        </w:tc>
-      </w:tr>
-      <w:tr>
-        <w:tc>
-          <w:tcPr>
-            <w:tcW w:type="dxa" w:w="2880"/>
-          </w:tcPr>
-          <w:p>
-            <w:r>
-              <w:rPr>
-                <w:rFonts w:ascii="맑은 고딕" w:hAnsi="맑은 고딕" w:eastAsia="맑은 고딕"/>
-                <w:sz w:val="19"/>
-              </w:rPr>
-              <w:t>`Corrupted Controlfile`</w:t>
-            </w:r>
-          </w:p>
-        </w:tc>
-        <w:tc>
-          <w:tcPr>
-            <w:tcW w:type="dxa" w:w="2880"/>
-          </w:tcPr>
-          <w:p>
-            <w:r>
-              <w:rPr>
-                <w:rFonts w:ascii="맑은 고딕" w:hAnsi="맑은 고딕" w:eastAsia="맑은 고딕"/>
-                <w:sz w:val="19"/>
-              </w:rPr>
-              <w:t>YES</w:t>
-            </w:r>
-          </w:p>
-        </w:tc>
-        <w:tc>
-          <w:tcPr>
-            <w:tcW w:type="dxa" w:w="2880"/>
-          </w:tcPr>
-          <w:p>
-            <w:r>
-              <w:rPr>
-                <w:rFonts w:ascii="맑은 고딕" w:hAnsi="맑은 고딕" w:eastAsia="맑은 고딕"/>
-                <w:sz w:val="19"/>
-              </w:rPr>
-              <w:t>컨트롤 파일 손상</w:t>
-            </w:r>
-          </w:p>
-        </w:tc>
-      </w:tr>
-      <w:tr>
-        <w:tc>
-          <w:tcPr>
-            <w:tcW w:type="dxa" w:w="2880"/>
-          </w:tcPr>
-          <w:p>
-            <w:r>
-              <w:rPr>
-                <w:rFonts w:ascii="맑은 고딕" w:hAnsi="맑은 고딕" w:eastAsia="맑은 고딕"/>
-                <w:sz w:val="19"/>
-              </w:rPr>
-              <w:t>`Corrupted Dictionary`</w:t>
-            </w:r>
-          </w:p>
-        </w:tc>
-        <w:tc>
-          <w:tcPr>
-            <w:tcW w:type="dxa" w:w="2880"/>
-          </w:tcPr>
-          <w:p>
-            <w:r>
-              <w:rPr>
-                <w:rFonts w:ascii="맑은 고딕" w:hAnsi="맑은 고딕" w:eastAsia="맑은 고딕"/>
-                <w:sz w:val="19"/>
-              </w:rPr>
-              <w:t>YES</w:t>
-            </w:r>
-          </w:p>
-        </w:tc>
-        <w:tc>
-          <w:tcPr>
-            <w:tcW w:type="dxa" w:w="2880"/>
-          </w:tcPr>
-          <w:p>
-            <w:r>
-              <w:rPr>
-                <w:rFonts w:ascii="맑은 고딕" w:hAnsi="맑은 고딕" w:eastAsia="맑은 고딕"/>
-                <w:sz w:val="19"/>
-              </w:rPr>
-              <w:t>딕셔너리 손상</w:t>
-            </w:r>
-          </w:p>
-        </w:tc>
-      </w:tr>
-      <w:tr>
-        <w:tc>
-          <w:tcPr>
-            <w:tcW w:type="dxa" w:w="2880"/>
-          </w:tcPr>
-          <w:p>
-            <w:r>
-              <w:rPr>
-                <w:rFonts w:ascii="맑은 고딕" w:hAnsi="맑은 고딕" w:eastAsia="맑은 고딕"/>
-                <w:sz w:val="19"/>
-              </w:rPr>
-              <w:t>`Inaccessible Logfile`</w:t>
-            </w:r>
-          </w:p>
-        </w:tc>
-        <w:tc>
-          <w:tcPr>
-            <w:tcW w:type="dxa" w:w="2880"/>
-          </w:tcPr>
-          <w:p>
-            <w:r>
-              <w:rPr>
-                <w:rFonts w:ascii="맑은 고딕" w:hAnsi="맑은 고딕" w:eastAsia="맑은 고딕"/>
-                <w:sz w:val="19"/>
-              </w:rPr>
-              <w:t>**NO**</w:t>
-            </w:r>
-          </w:p>
-        </w:tc>
-        <w:tc>
-          <w:tcPr>
-            <w:tcW w:type="dxa" w:w="2880"/>
-          </w:tcPr>
-          <w:p>
-            <w:r>
-              <w:rPr>
-                <w:rFonts w:ascii="맑은 고딕" w:hAnsi="맑은 고딕" w:eastAsia="맑은 고딕"/>
-                <w:sz w:val="19"/>
-              </w:rPr>
-              <w:t>로그 파일 접근 불가</w:t>
-            </w:r>
-          </w:p>
-        </w:tc>
-      </w:tr>
-      <w:tr>
-        <w:tc>
-          <w:tcPr>
-            <w:tcW w:type="dxa" w:w="2880"/>
-          </w:tcPr>
-          <w:p>
-            <w:r>
-              <w:rPr>
-                <w:rFonts w:ascii="맑은 고딕" w:hAnsi="맑은 고딕" w:eastAsia="맑은 고딕"/>
-                <w:sz w:val="19"/>
-              </w:rPr>
-              <w:t>`Stuck Archiver`</w:t>
-            </w:r>
-          </w:p>
-        </w:tc>
-        <w:tc>
-          <w:tcPr>
-            <w:tcW w:type="dxa" w:w="2880"/>
-          </w:tcPr>
-          <w:p>
-            <w:r>
-              <w:rPr>
-                <w:rFonts w:ascii="맑은 고딕" w:hAnsi="맑은 고딕" w:eastAsia="맑은 고딕"/>
-                <w:sz w:val="19"/>
-              </w:rPr>
-              <w:t>**NO**</w:t>
-            </w:r>
-          </w:p>
-        </w:tc>
-        <w:tc>
-          <w:tcPr>
-            <w:tcW w:type="dxa" w:w="2880"/>
-          </w:tcPr>
-          <w:p>
-            <w:r>
-              <w:rPr>
-                <w:rFonts w:ascii="맑은 고딕" w:hAnsi="맑은 고딕" w:eastAsia="맑은 고딕"/>
-                <w:sz w:val="19"/>
-              </w:rPr>
-              <w:t>아카이버 정지</w:t>
-            </w:r>
-          </w:p>
-        </w:tc>
-      </w:tr>
-      <w:tr>
-        <w:tc>
-          <w:tcPr>
-            <w:tcW w:type="dxa" w:w="2880"/>
-          </w:tcPr>
-          <w:p>
-            <w:r>
-              <w:rPr>
-                <w:rFonts w:ascii="맑은 고딕" w:hAnsi="맑은 고딕" w:eastAsia="맑은 고딕"/>
-                <w:sz w:val="19"/>
-              </w:rPr>
-              <w:t>`Datafile Write Errors`</w:t>
-            </w:r>
-          </w:p>
-        </w:tc>
-        <w:tc>
-          <w:tcPr>
-            <w:tcW w:type="dxa" w:w="2880"/>
-          </w:tcPr>
-          <w:p>
-            <w:r>
-              <w:rPr>
-                <w:rFonts w:ascii="맑은 고딕" w:hAnsi="맑은 고딕" w:eastAsia="맑은 고딕"/>
-                <w:sz w:val="19"/>
-              </w:rPr>
-              <w:t>YES</w:t>
-            </w:r>
-          </w:p>
-        </w:tc>
-        <w:tc>
-          <w:tcPr>
-            <w:tcW w:type="dxa" w:w="2880"/>
-          </w:tcPr>
-          <w:p>
-            <w:r>
-              <w:rPr>
-                <w:rFonts w:ascii="맑은 고딕" w:hAnsi="맑은 고딕" w:eastAsia="맑은 고딕"/>
-                <w:sz w:val="19"/>
-              </w:rPr>
-              <w:t>데이터 파일 쓰기 오류</w:t>
+            <w:pPr>
+              <w:spacing w:after="0" w:before="0"/>
+            </w:pPr>
+            <w:r>
+              <w:rPr>
+                <w:rFonts w:ascii="Consolas" w:hAnsi="Consolas" w:eastAsia="Consolas"/>
+                <w:color w:val="F2F2F2"/>
+                <w:sz w:val="19"/>
+              </w:rPr>
+              <w:t>490:EDIT DATABASE boston SET PROPERTY TopWaitEvents = 5</w:t>
+            </w:r>
+          </w:p>
+          <w:p>
+            <w:pPr>
+              <w:spacing w:after="0" w:before="0"/>
+            </w:pPr>
+            <w:r>
+              <w:rPr>
+                <w:rFonts w:ascii="Consolas" w:hAnsi="Consolas" w:eastAsia="Consolas"/>
+                <w:color w:val="F2F2F2"/>
+                <w:sz w:val="19"/>
+              </w:rPr>
+              <w:t>491:... completed with error ORA-16568</w:t>
+            </w:r>
+          </w:p>
+          <w:p>
+            <w:pPr>
+              <w:spacing w:after="0" w:before="0"/>
+            </w:pPr>
+            <w:r>
+              <w:rPr>
+                <w:rFonts w:ascii="Consolas" w:hAnsi="Consolas" w:eastAsia="Consolas"/>
+                <w:color w:val="F2F2F2"/>
+                <w:sz w:val="19"/>
+              </w:rPr>
+              <w:t>496:Please remove the current configuration before importing another configuration.</w:t>
+            </w:r>
+          </w:p>
+          <w:p>
+            <w:pPr>
+              <w:spacing w:after="0" w:before="0"/>
+            </w:pPr>
+            <w:r>
+              <w:rPr>
+                <w:rFonts w:ascii="Consolas" w:hAnsi="Consolas" w:eastAsia="Consolas"/>
+                <w:color w:val="F2F2F2"/>
+                <w:sz w:val="19"/>
+              </w:rPr>
+              <w:t>724:REMOVE CONFIGURATION  /  725:Configuration successfully removed</w:t>
+            </w:r>
+          </w:p>
+          <w:p>
+            <w:pPr>
+              <w:spacing w:after="0" w:before="0"/>
+            </w:pPr>
+            <w:r>
+              <w:rPr>
+                <w:rFonts w:ascii="Consolas" w:hAnsi="Consolas" w:eastAsia="Consolas"/>
+                <w:color w:val="F2F2F2"/>
+                <w:sz w:val="19"/>
+              </w:rPr>
+              <w:t>871:EDIT DATABASE chicago SET PROPERTY IncarnationTable = 3,2692902,...</w:t>
             </w:r>
           </w:p>
         </w:tc>
@@ -7753,7 +6959,7 @@
           <w:rFonts w:ascii="맑은 고딕" w:hAnsi="맑은 고딕" w:eastAsia="맑은 고딕"/>
           <w:sz w:val="21"/>
         </w:rPr>
-        <w:t>기본값이 `NO`인 둘이 흥미롭다. **회복 가능한 상황이기 때문**이다. 아카이버가 멈춘 것은 FRA가 찼기 때문일 수 있고 공간을 비우면 풀린다. 그런 상황에 역할을 바꾸는 것은 과하다.</w:t>
+        <w:t>490~491이 14.3절의 명령이다. 496은 14.6절의 `ORA-16504`인데 **화면에 없던 조치 문장**까지 있다.</w:t>
       </w:r>
     </w:p>
     <w:p>
@@ -7762,7 +6968,192 @@
           <w:rFonts w:ascii="맑은 고딕" w:hAnsi="맑은 고딕" w:eastAsia="맑은 고딕"/>
           <w:sz w:val="21"/>
         </w:rPr>
-        <w:t>필요하면 `ENABLE FAST_START FAILOVER CONDITION &lt;조건&gt;`으로 켤 수 있다. **자동 전환의 민감도를 정하는 설정**이며, 켤수록 빨리 반응하지만 불필요한 전환도 늘어난다.</w:t>
+        <w:t>871의 `IncarnationTable`은 우리가 실행한 적 없다. **Broker가 스스로 실행했다.** 값 안의 `2692902`가 16장의 `RESETLOGS_CHANGE#`와 같은 숫자다. 상태 요약도 주기적으로 남는다.</w:t>
+      </w:r>
+    </w:p>
+    <w:tbl>
+      <w:tblPr>
+        <w:tblStyle w:val="TableGrid"/>
+        <w:tblW w:type="auto" w:w="0"/>
+        <w:tblLook w:firstColumn="1" w:firstRow="1" w:lastColumn="0" w:lastRow="0" w:noHBand="0" w:noVBand="1" w:val="04A0"/>
+      </w:tblPr>
+      <w:tblGrid>
+        <w:gridCol w:w="8640"/>
+      </w:tblGrid>
+      <w:tr>
+        <w:tc>
+          <w:tcPr>
+            <w:tcW w:type="dxa" w:w="8640"/>
+            <w:shd w:val="clear" w:color="auto" w:fill="1E1E1E"/>
+          </w:tcPr>
+          <w:p>
+            <w:pPr>
+              <w:spacing w:after="0" w:before="0"/>
+            </w:pPr>
+            <w:r>
+              <w:rPr>
+                <w:rFonts w:ascii="Consolas" w:hAnsi="Consolas" w:eastAsia="Consolas"/>
+                <w:color w:val="F2F2F2"/>
+                <w:sz w:val="19"/>
+              </w:rPr>
+              <w:t>Data Guard Broker Status Summary:</w:t>
+            </w:r>
+          </w:p>
+          <w:p>
+            <w:pPr>
+              <w:spacing w:after="0" w:before="0"/>
+            </w:pPr>
+            <w:r>
+              <w:rPr>
+                <w:rFonts w:ascii="Consolas" w:hAnsi="Consolas" w:eastAsia="Consolas"/>
+                <w:color w:val="F2F2F2"/>
+                <w:sz w:val="19"/>
+              </w:rPr>
+              <w:t xml:space="preserve">  Configuration              dg_chicago   Warning  ORA-16607: one or more members have failed</w:t>
+            </w:r>
+          </w:p>
+          <w:p>
+            <w:pPr>
+              <w:spacing w:after="0" w:before="0"/>
+            </w:pPr>
+            <w:r>
+              <w:rPr>
+                <w:rFonts w:ascii="Consolas" w:hAnsi="Consolas" w:eastAsia="Consolas"/>
+                <w:color w:val="F2F2F2"/>
+                <w:sz w:val="19"/>
+              </w:rPr>
+              <w:t xml:space="preserve">  Primary Database           chicago      Success  ORA-0: normal, successful completion</w:t>
+            </w:r>
+          </w:p>
+          <w:p>
+            <w:pPr>
+              <w:spacing w:after="0" w:before="0"/>
+            </w:pPr>
+            <w:r>
+              <w:rPr>
+                <w:rFonts w:ascii="Consolas" w:hAnsi="Consolas" w:eastAsia="Consolas"/>
+                <w:color w:val="F2F2F2"/>
+                <w:sz w:val="19"/>
+              </w:rPr>
+              <w:t xml:space="preserve">  Physical Standby Database  boston         Error  ORA-16786: unable to access ... files</w:t>
+            </w:r>
+          </w:p>
+        </w:tc>
+      </w:tr>
+    </w:tbl>
+    <w:p/>
+    <w:p>
+      <w:r>
+        <w:rPr>
+          <w:rFonts w:ascii="맑은 고딕" w:hAnsi="맑은 고딕" w:eastAsia="맑은 고딕"/>
+          <w:sz w:val="21"/>
+        </w:rPr>
+        <w:t>**화면에 없는 구성 수준 오류 번호가 여기 있다.** `ORA-16607`(멤버 실패), `ORA-16608`(멤버 경고), 정상은 **`ORA-0`**다. 자동 판정에는 이쪽이 낫다.</w:t>
+      </w:r>
+    </w:p>
+    <w:tbl>
+      <w:tblPr>
+        <w:tblStyle w:val="TableGrid"/>
+        <w:tblW w:type="auto" w:w="0"/>
+        <w:tblLook w:firstColumn="1" w:firstRow="1" w:lastColumn="0" w:lastRow="0" w:noHBand="0" w:noVBand="1" w:val="04A0"/>
+      </w:tblPr>
+      <w:tblGrid>
+        <w:gridCol w:w="8640"/>
+      </w:tblGrid>
+      <w:tr>
+        <w:tc>
+          <w:tcPr>
+            <w:tcW w:type="dxa" w:w="8640"/>
+            <w:shd w:val="clear" w:color="auto" w:fill="E3F0DB"/>
+          </w:tcPr>
+          <w:p>
+            <w:r>
+              <w:rPr>
+                <w:rFonts w:ascii="맑은 고딕" w:hAnsi="맑은 고딕" w:eastAsia="맑은 고딕"/>
+                <w:b/>
+                <w:sz w:val="21"/>
+              </w:rPr>
+              <w:t>Best Practice · 로그를 언제 보는가</w:t>
+            </w:r>
+          </w:p>
+          <w:p>
+            <w:pPr>
+              <w:spacing w:after="20"/>
+            </w:pPr>
+            <w:r>
+              <w:rPr>
+                <w:rFonts w:ascii="맑은 고딕" w:hAnsi="맑은 고딕" w:eastAsia="맑은 고딕"/>
+                <w:sz w:val="20"/>
+              </w:rPr>
+              <w:t>**① 화면 메시지로 부족할 때.** 조치 문장이 더 적혀 있는 경우가 있다.</w:t>
+            </w:r>
+          </w:p>
+          <w:p>
+            <w:pPr>
+              <w:spacing w:after="20"/>
+            </w:pPr>
+            <w:r>
+              <w:rPr>
+                <w:rFonts w:ascii="맑은 고딕" w:hAnsi="맑은 고딕" w:eastAsia="맑은 고딕"/>
+                <w:sz w:val="20"/>
+              </w:rPr>
+              <w:t>**② 누가 무엇을 바꿨는지 확인할 때.** 14.6절의 `EXPORT`가 형상을 남긴다면 **언제 왜 바뀌었는지는 이 로그가 답한다.**</w:t>
+            </w:r>
+          </w:p>
+          <w:p>
+            <w:pPr>
+              <w:spacing w:after="20"/>
+            </w:pPr>
+            <w:r>
+              <w:rPr>
+                <w:rFonts w:ascii="맑은 고딕" w:hAnsi="맑은 고딕" w:eastAsia="맑은 고딕"/>
+                <w:sz w:val="20"/>
+              </w:rPr>
+              <w:t>**③ 전환이 중간에 멈췄을 때.** 내부 단계가 시간순으로 남는다.</w:t>
+            </w:r>
+          </w:p>
+          <w:p>
+            <w:pPr>
+              <w:spacing w:after="20"/>
+            </w:pPr>
+            <w:r>
+              <w:rPr>
+                <w:rFonts w:ascii="맑은 고딕" w:hAnsi="맑은 고딕" w:eastAsia="맑은 고딕"/>
+                <w:sz w:val="20"/>
+              </w:rPr>
+              <w:t>**④ 추세를 볼 때.** `grep -c 'ORA-166[0-9][0-9]'`로 구성이 몇 번 흔들렸는지 셀 수 있다.</w:t>
+            </w:r>
+          </w:p>
+          <w:p>
+            <w:pPr>
+              <w:spacing w:after="20"/>
+            </w:pPr>
+            <w:r>
+              <w:rPr>
+                <w:rFonts w:ascii="맑은 고딕" w:hAnsi="맑은 고딕" w:eastAsia="맑은 고딕"/>
+                <w:sz w:val="20"/>
+              </w:rPr>
+              <w:t>**주의** — 파일이 계속 커진다(실측 884줄 63KB). **화면은 "지금", 로그는 "그동안"**을 보여 주며 재기동해도 남는다.</w:t>
+            </w:r>
+          </w:p>
+        </w:tc>
+      </w:tr>
+    </w:tbl>
+    <w:p/>
+    <w:p>
+      <w:pPr>
+        <w:pStyle w:val="Heading2"/>
+      </w:pPr>
+      <w:r>
+        <w:t>14.8  Fast-Start Failover</w:t>
+      </w:r>
+    </w:p>
+    <w:p>
+      <w:pPr>
+        <w:pStyle w:val="Heading3"/>
+      </w:pPr>
+      <w:r>
+        <w:t>14.8.1  무엇인가</w:t>
       </w:r>
     </w:p>
     <w:p>
@@ -7771,7 +7162,25 @@
           <w:rFonts w:ascii="맑은 고딕" w:hAnsi="맑은 고딕" w:eastAsia="맑은 고딕"/>
           <w:sz w:val="21"/>
         </w:rPr>
-        <w:t>`Threshold: 30 seconds`는 "Primary가 몇 초 응답하지 않으면 전환할 것인가"다. `Shutdown Primary: TRUE`는 전환 후 옛 Primary를 내린다는 뜻이고, `Auto-reinstate: TRUE`는 그것이 살아 돌아오면 자동으로 새 Standby로 편입한다는 뜻이다(16장).</w:t>
+        <w:t>**Fast-Start Failover(FSFO)**는 역할 전환을 자동으로 한다. 판단할 주체가 필요하고 그것이 **관측자(Observer)**다.</w:t>
+      </w:r>
+    </w:p>
+    <w:p>
+      <w:r>
+        <w:rPr>
+          <w:rFonts w:ascii="맑은 고딕" w:hAnsi="맑은 고딕" w:eastAsia="맑은 고딕"/>
+          <w:sz w:val="21"/>
+        </w:rPr>
+        <w:t>Standby가 스스로 판단하면 네트워크만 끊겼는데 승격해 **Primary가 둘이 되는 상황(split brain)**이 생길 수 있다. 관측자는 **제3의 위치**에서 양쪽에 접속해 있으므로 "Primary만 안 보이는지"를 구별할 수 있다.</w:t>
+      </w:r>
+    </w:p>
+    <w:p>
+      <w:r>
+        <w:rPr>
+          <w:rFonts w:ascii="맑은 고딕" w:hAnsi="맑은 고딕" w:eastAsia="맑은 고딕"/>
+          <w:sz w:val="21"/>
+        </w:rPr>
+        <w:t>관측자는 **Primary·Standby와 다른 호스트**에 둔다. 같은 곳에 두면 그 호스트가 죽을 때 판단 주체가 함께 사라진다.</w:t>
       </w:r>
     </w:p>
     <w:p>
@@ -7779,7 +7188,317 @@
         <w:pStyle w:val="Heading3"/>
       </w:pPr>
       <w:r>
-        <w:t>14.7.3  오류 재현 — 전제를 갖추지 않고 켜면</w:t>
+        <w:t>14.8.2  현재 상태 읽기</w:t>
+      </w:r>
+    </w:p>
+    <w:tbl>
+      <w:tblPr>
+        <w:tblStyle w:val="TableGrid"/>
+        <w:tblW w:type="auto" w:w="0"/>
+        <w:tblLook w:firstColumn="1" w:firstRow="1" w:lastColumn="0" w:lastRow="0" w:noHBand="0" w:noVBand="1" w:val="04A0"/>
+      </w:tblPr>
+      <w:tblGrid>
+        <w:gridCol w:w="8640"/>
+      </w:tblGrid>
+      <w:tr>
+        <w:tc>
+          <w:tcPr>
+            <w:tcW w:type="dxa" w:w="8640"/>
+            <w:shd w:val="clear" w:color="auto" w:fill="1E1E1E"/>
+          </w:tcPr>
+          <w:p>
+            <w:pPr>
+              <w:spacing w:after="0" w:before="0"/>
+            </w:pPr>
+            <w:r>
+              <w:rPr>
+                <w:rFonts w:ascii="Consolas" w:hAnsi="Consolas" w:eastAsia="Consolas"/>
+                <w:color w:val="F2F2F2"/>
+                <w:sz w:val="19"/>
+              </w:rPr>
+              <w:t>DGMGRL&gt; show fast_start failover</w:t>
+            </w:r>
+          </w:p>
+          <w:p>
+            <w:pPr>
+              <w:spacing w:after="0" w:before="0"/>
+            </w:pPr>
+            <w:r>
+              <w:rPr>
+                <w:rFonts w:ascii="Consolas" w:hAnsi="Consolas" w:eastAsia="Consolas"/>
+                <w:color w:val="F2F2F2"/>
+                <w:sz w:val="19"/>
+              </w:rPr>
+              <w:t xml:space="preserve"> </w:t>
+            </w:r>
+          </w:p>
+          <w:p>
+            <w:pPr>
+              <w:spacing w:after="0" w:before="0"/>
+            </w:pPr>
+            <w:r>
+              <w:rPr>
+                <w:rFonts w:ascii="Consolas" w:hAnsi="Consolas" w:eastAsia="Consolas"/>
+                <w:color w:val="F2F2F2"/>
+                <w:sz w:val="19"/>
+              </w:rPr>
+              <w:t>Fast-Start Failover:  Disabled</w:t>
+            </w:r>
+          </w:p>
+          <w:p>
+            <w:pPr>
+              <w:spacing w:after="0" w:before="0"/>
+            </w:pPr>
+            <w:r>
+              <w:rPr>
+                <w:rFonts w:ascii="Consolas" w:hAnsi="Consolas" w:eastAsia="Consolas"/>
+                <w:color w:val="F2F2F2"/>
+                <w:sz w:val="19"/>
+              </w:rPr>
+              <w:t xml:space="preserve"> </w:t>
+            </w:r>
+          </w:p>
+          <w:p>
+            <w:pPr>
+              <w:spacing w:after="0" w:before="0"/>
+            </w:pPr>
+            <w:r>
+              <w:rPr>
+                <w:rFonts w:ascii="Consolas" w:hAnsi="Consolas" w:eastAsia="Consolas"/>
+                <w:color w:val="F2F2F2"/>
+                <w:sz w:val="19"/>
+              </w:rPr>
+              <w:t xml:space="preserve">  Threshold:          30 seconds</w:t>
+            </w:r>
+          </w:p>
+          <w:p>
+            <w:pPr>
+              <w:spacing w:after="0" w:before="0"/>
+            </w:pPr>
+            <w:r>
+              <w:rPr>
+                <w:rFonts w:ascii="Consolas" w:hAnsi="Consolas" w:eastAsia="Consolas"/>
+                <w:color w:val="F2F2F2"/>
+                <w:sz w:val="19"/>
+              </w:rPr>
+              <w:t xml:space="preserve">  Lag Limit:          30 seconds</w:t>
+            </w:r>
+          </w:p>
+          <w:p>
+            <w:pPr>
+              <w:spacing w:after="0" w:before="0"/>
+            </w:pPr>
+            <w:r>
+              <w:rPr>
+                <w:rFonts w:ascii="Consolas" w:hAnsi="Consolas" w:eastAsia="Consolas"/>
+                <w:color w:val="F2F2F2"/>
+                <w:sz w:val="19"/>
+              </w:rPr>
+              <w:t xml:space="preserve">  Active Target:      (none)</w:t>
+            </w:r>
+          </w:p>
+          <w:p>
+            <w:pPr>
+              <w:spacing w:after="0" w:before="0"/>
+            </w:pPr>
+            <w:r>
+              <w:rPr>
+                <w:rFonts w:ascii="Consolas" w:hAnsi="Consolas" w:eastAsia="Consolas"/>
+                <w:color w:val="F2F2F2"/>
+                <w:sz w:val="19"/>
+              </w:rPr>
+              <w:t xml:space="preserve">  Potential Targets:  (none)</w:t>
+            </w:r>
+          </w:p>
+          <w:p>
+            <w:pPr>
+              <w:spacing w:after="0" w:before="0"/>
+            </w:pPr>
+            <w:r>
+              <w:rPr>
+                <w:rFonts w:ascii="Consolas" w:hAnsi="Consolas" w:eastAsia="Consolas"/>
+                <w:color w:val="F2F2F2"/>
+                <w:sz w:val="19"/>
+              </w:rPr>
+              <w:t xml:space="preserve">  Observer:           (none)</w:t>
+            </w:r>
+          </w:p>
+          <w:p>
+            <w:pPr>
+              <w:spacing w:after="0" w:before="0"/>
+            </w:pPr>
+            <w:r>
+              <w:rPr>
+                <w:rFonts w:ascii="Consolas" w:hAnsi="Consolas" w:eastAsia="Consolas"/>
+                <w:color w:val="F2F2F2"/>
+                <w:sz w:val="19"/>
+              </w:rPr>
+              <w:t xml:space="preserve">  Shutdown Primary:   TRUE</w:t>
+            </w:r>
+          </w:p>
+          <w:p>
+            <w:pPr>
+              <w:spacing w:after="0" w:before="0"/>
+            </w:pPr>
+            <w:r>
+              <w:rPr>
+                <w:rFonts w:ascii="Consolas" w:hAnsi="Consolas" w:eastAsia="Consolas"/>
+                <w:color w:val="F2F2F2"/>
+                <w:sz w:val="19"/>
+              </w:rPr>
+              <w:t xml:space="preserve">  Auto-reinstate:     TRUE</w:t>
+            </w:r>
+          </w:p>
+          <w:p>
+            <w:pPr>
+              <w:spacing w:after="0" w:before="0"/>
+            </w:pPr>
+            <w:r>
+              <w:rPr>
+                <w:rFonts w:ascii="Consolas" w:hAnsi="Consolas" w:eastAsia="Consolas"/>
+                <w:color w:val="F2F2F2"/>
+                <w:sz w:val="19"/>
+              </w:rPr>
+              <w:t xml:space="preserve"> </w:t>
+            </w:r>
+          </w:p>
+          <w:p>
+            <w:pPr>
+              <w:spacing w:after="0" w:before="0"/>
+            </w:pPr>
+            <w:r>
+              <w:rPr>
+                <w:rFonts w:ascii="Consolas" w:hAnsi="Consolas" w:eastAsia="Consolas"/>
+                <w:color w:val="F2F2F2"/>
+                <w:sz w:val="19"/>
+              </w:rPr>
+              <w:t>Configurable Failover Conditions</w:t>
+            </w:r>
+          </w:p>
+          <w:p>
+            <w:pPr>
+              <w:spacing w:after="0" w:before="0"/>
+            </w:pPr>
+            <w:r>
+              <w:rPr>
+                <w:rFonts w:ascii="Consolas" w:hAnsi="Consolas" w:eastAsia="Consolas"/>
+                <w:color w:val="F2F2F2"/>
+                <w:sz w:val="19"/>
+              </w:rPr>
+              <w:t xml:space="preserve">  Health Conditions:</w:t>
+            </w:r>
+          </w:p>
+          <w:p>
+            <w:pPr>
+              <w:spacing w:after="0" w:before="0"/>
+            </w:pPr>
+            <w:r>
+              <w:rPr>
+                <w:rFonts w:ascii="Consolas" w:hAnsi="Consolas" w:eastAsia="Consolas"/>
+                <w:color w:val="F2F2F2"/>
+                <w:sz w:val="19"/>
+              </w:rPr>
+              <w:t xml:space="preserve">    Corrupted Controlfile          YES</w:t>
+            </w:r>
+          </w:p>
+          <w:p>
+            <w:pPr>
+              <w:spacing w:after="0" w:before="0"/>
+            </w:pPr>
+            <w:r>
+              <w:rPr>
+                <w:rFonts w:ascii="Consolas" w:hAnsi="Consolas" w:eastAsia="Consolas"/>
+                <w:color w:val="F2F2F2"/>
+                <w:sz w:val="19"/>
+              </w:rPr>
+              <w:t xml:space="preserve">    Corrupted Dictionary           YES</w:t>
+            </w:r>
+          </w:p>
+          <w:p>
+            <w:pPr>
+              <w:spacing w:after="0" w:before="0"/>
+            </w:pPr>
+            <w:r>
+              <w:rPr>
+                <w:rFonts w:ascii="Consolas" w:hAnsi="Consolas" w:eastAsia="Consolas"/>
+                <w:color w:val="F2F2F2"/>
+                <w:sz w:val="19"/>
+              </w:rPr>
+              <w:t xml:space="preserve">    Inaccessible Logfile            NO</w:t>
+            </w:r>
+          </w:p>
+          <w:p>
+            <w:pPr>
+              <w:spacing w:after="0" w:before="0"/>
+            </w:pPr>
+            <w:r>
+              <w:rPr>
+                <w:rFonts w:ascii="Consolas" w:hAnsi="Consolas" w:eastAsia="Consolas"/>
+                <w:color w:val="F2F2F2"/>
+                <w:sz w:val="19"/>
+              </w:rPr>
+              <w:t xml:space="preserve">    Stuck Archiver                  NO</w:t>
+            </w:r>
+          </w:p>
+          <w:p>
+            <w:pPr>
+              <w:spacing w:after="0" w:before="0"/>
+            </w:pPr>
+            <w:r>
+              <w:rPr>
+                <w:rFonts w:ascii="Consolas" w:hAnsi="Consolas" w:eastAsia="Consolas"/>
+                <w:color w:val="F2F2F2"/>
+                <w:sz w:val="19"/>
+              </w:rPr>
+              <w:t xml:space="preserve">    Datafile Write Errors          YES</w:t>
+            </w:r>
+          </w:p>
+        </w:tc>
+      </w:tr>
+    </w:tbl>
+    <w:p/>
+    <w:p>
+      <w:r>
+        <w:rPr>
+          <w:rFonts w:ascii="맑은 고딕" w:hAnsi="맑은 고딕" w:eastAsia="맑은 고딕"/>
+          <w:sz w:val="21"/>
+        </w:rPr>
+        <w:t>위쪽이 설정, 아래쪽이 **전환 촉발 조건**이다.</w:t>
+      </w:r>
+    </w:p>
+    <w:p>
+      <w:r>
+        <w:rPr>
+          <w:rFonts w:ascii="맑은 고딕" w:hAnsi="맑은 고딕" w:eastAsia="맑은 고딕"/>
+          <w:sz w:val="21"/>
+        </w:rPr>
+        <w:t>기본값이 `NO`인 둘(`Inaccessible Logfile`·`Stuck Archiver`)이 흥미롭다. **회복 가능한 상황이기 때문**이다. 아카이버가 멈춘 것은 FRA가 찼기 때문일 수 있고 공간을 비우면 풀린다. 그런 상황에 역할을 바꾸는 것은 과하다.</w:t>
+      </w:r>
+    </w:p>
+    <w:p>
+      <w:r>
+        <w:rPr>
+          <w:rFonts w:ascii="맑은 고딕" w:hAnsi="맑은 고딕" w:eastAsia="맑은 고딕"/>
+          <w:sz w:val="21"/>
+        </w:rPr>
+        <w:t>필요하면 `ENABLE FAST_START FAILOVER CONDITION &lt;조건&gt;`으로 켤 수 있다. **자동 전환의 민감도를 정하는 설정**이다.</w:t>
+      </w:r>
+    </w:p>
+    <w:p>
+      <w:r>
+        <w:rPr>
+          <w:rFonts w:ascii="맑은 고딕" w:hAnsi="맑은 고딕" w:eastAsia="맑은 고딕"/>
+          <w:sz w:val="21"/>
+        </w:rPr>
+        <w:t>`Threshold: 30 seconds`는 몇 초 응답하지 않으면 전환할 것인가이고, `Shutdown Primary`·`Auto-reinstate`는 전환 후 옛 Primary를 어떻게 할 것인가다(16장).</w:t>
+      </w:r>
+    </w:p>
+    <w:p>
+      <w:pPr>
+        <w:pStyle w:val="Heading3"/>
+      </w:pPr>
+      <w:r>
+        <w:t>14.8.3  오류 재현 — 전제를 갖추지 않고 켜면</w:t>
       </w:r>
     </w:p>
     <w:tbl>
@@ -7887,33 +7606,7 @@
                 <w:color w:val="F2F2F2"/>
                 <w:sz w:val="19"/>
               </w:rPr>
-              <w:t xml:space="preserve"> </w:t>
-            </w:r>
-          </w:p>
-          <w:p>
-            <w:pPr>
-              <w:spacing w:after="0" w:before="0"/>
-            </w:pPr>
-            <w:r>
-              <w:rPr>
-                <w:rFonts w:ascii="Consolas" w:hAnsi="Consolas" w:eastAsia="Consolas"/>
-                <w:color w:val="F2F2F2"/>
-                <w:sz w:val="19"/>
-              </w:rPr>
               <w:t>Fast-Start Failover: Enabled in Potential Data Loss Mode</w:t>
-            </w:r>
-          </w:p>
-          <w:p>
-            <w:pPr>
-              <w:spacing w:after="0" w:before="0"/>
-            </w:pPr>
-            <w:r>
-              <w:rPr>
-                <w:rFonts w:ascii="Consolas" w:hAnsi="Consolas" w:eastAsia="Consolas"/>
-                <w:color w:val="F2F2F2"/>
-                <w:sz w:val="19"/>
-              </w:rPr>
-              <w:t xml:space="preserve">  ...</w:t>
             </w:r>
           </w:p>
           <w:p>
@@ -7948,7 +7641,7 @@
           <w:rFonts w:ascii="맑은 고딕" w:hAnsi="맑은 고딕" w:eastAsia="맑은 고딕"/>
           <w:sz w:val="21"/>
         </w:rPr>
-        <w:t>이 동작이 중요하다. 13장에서 `EDIT CONFIGURATION SET PROTECTION MODE`는 전제를 갖추지 못하면 **ORA-16627로 거부**했다. 여기서는 경고만 하고 진행한다. **Broker의 검사 강도가 명령마다 다르다.**</w:t>
+        <w:t>13장의 보호 모드 변경은 **ORA-16627로 거부**했는데 여기서는 경고만 하고 진행한다. **Broker의 검사 강도가 명령마다 다르다.** 그러므로 `enable` 계열은 실행 뒤 **반드시 `SHOW`로 확인한다.**</w:t>
       </w:r>
     </w:p>
     <w:p>
@@ -7957,16 +7650,7 @@
           <w:rFonts w:ascii="맑은 고딕" w:hAnsi="맑은 고딕" w:eastAsia="맑은 고딕"/>
           <w:sz w:val="21"/>
         </w:rPr>
-        <w:t>그러므로 `enable` 명령을 실행한 뒤에는 **반드시 `SHOW`로 결과를 확인해야 한다.** 출력에 `Warning`이 있으면 그것이 무시해도 되는 것인지 판단한다.</w:t>
-      </w:r>
-    </w:p>
-    <w:p>
-      <w:r>
-        <w:rPr>
-          <w:rFonts w:ascii="맑은 고딕" w:hAnsi="맑은 고딕" w:eastAsia="맑은 고딕"/>
-          <w:sz w:val="21"/>
-        </w:rPr>
-        <w:t>플래시백이 왜 필요한지도 이해해 둔다. **자동 전환 뒤 옛 Primary를 되살리려면(Reinstate) 플래시백이 있어야 한다.** 없으면 옛 Primary는 버리고 새로 만들어야 한다. 그래서 경고이지 금지는 아니다. 자동 전환 자체는 동작한다.</w:t>
+        <w:t>플래시백이 왜 필요한가. **자동 전환 뒤 옛 Primary를 되살리려면(Reinstate) 필요하다.** 없으면 버리고 새로 만들어야 하므로 경고이지 금지는 아니다.</w:t>
       </w:r>
     </w:p>
     <w:tbl>
@@ -8058,7 +7742,7 @@
         <w:pStyle w:val="Heading3"/>
       </w:pPr>
       <w:r>
-        <w:t>14.7.4  대상 지정과 표시의 변화</w:t>
+        <w:t>14.8.4  대상 지정과 표시의 변화</w:t>
       </w:r>
     </w:p>
     <w:tbl>
@@ -8151,16 +7835,7 @@
           <w:rFonts w:ascii="맑은 고딕" w:hAnsi="맑은 고딕" w:eastAsia="맑은 고딕"/>
           <w:sz w:val="21"/>
         </w:rPr>
-        <w:t>**양쪽에 서로를 지정한다.** boston이 Primary가 된 뒤에도 chicago를 대상으로 삼아야 하기 때문이다. 13장의 `VALID_FOR=all_roles`와 같은 발상이다.</w:t>
-      </w:r>
-    </w:p>
-    <w:p>
-      <w:r>
-        <w:rPr>
-          <w:rFonts w:ascii="맑은 고딕" w:hAnsi="맑은 고딕" w:eastAsia="맑은 고딕"/>
-          <w:sz w:val="21"/>
-        </w:rPr>
-        <w:t>켜고 나면 구성 화면이 달라진다.</w:t>
+        <w:t>**양쪽에 서로를 지정한다.** boston이 Primary가 된 뒤에도 chicago를 대상으로 삼아야 하기 때문이다. 켜고 나면 구성 화면이 달라진다.</w:t>
       </w:r>
     </w:p>
     <w:tbl>
@@ -8431,7 +8106,7 @@
           <w:rFonts w:ascii="맑은 고딕" w:hAnsi="맑은 고딕" w:eastAsia="맑은 고딕"/>
           <w:sz w:val="21"/>
         </w:rPr>
-        <w:t>**① `(*)` 표시** — 전환 대상임을 나타낸다. 친절하게 아래에 범례까지 붙는다.</w:t>
+        <w:t>**① `(*)` 표시** — 전환 대상임을 나타내며 아래에 범례가 붙는다.</w:t>
       </w:r>
     </w:p>
     <w:p>
@@ -8440,7 +8115,7 @@
           <w:rFonts w:ascii="맑은 고딕" w:hAnsi="맑은 고딕" w:eastAsia="맑은 고딕"/>
           <w:sz w:val="21"/>
         </w:rPr>
-        <w:t>**② ORA-16819** — 관측자가 시작되지 않았다는 경고다. FSFO를 켰는데 판단할 주체가 없으므로 실제로는 자동 전환이 일어나지 않는다.</w:t>
+        <w:t>**② ORA-16819** — 관측자가 없으므로 실제로는 자동 전환이 일어나지 않는다.</w:t>
       </w:r>
     </w:p>
     <w:p>
@@ -8449,7 +8124,7 @@
           <w:rFonts w:ascii="맑은 고딕" w:hAnsi="맑은 고딕" w:eastAsia="맑은 고딕"/>
           <w:sz w:val="21"/>
         </w:rPr>
-        <w:t>**`Enabled in Potential Data Loss Mode`**라는 표현도 읽어 둔다. 보호 모드가 `MaxPerformance`(비동기)이므로 전환 시 데이터 손실 가능성이 있다는 뜻이다. `MaxAvailability`라면 다른 표현이 된다.</w:t>
+        <w:t>**`Enabled in Potential Data Loss Mode`** — `MaxPerformance`(비동기)이므로 전환 시 손실 가능성이 있다는 뜻이다.</w:t>
       </w:r>
     </w:p>
     <w:p>
@@ -8457,7 +8132,7 @@
         <w:pStyle w:val="Heading3"/>
       </w:pPr>
       <w:r>
-        <w:t>14.7.5  관측 전용 모드</w:t>
+        <w:t>14.8.5  관측 전용 모드</w:t>
       </w:r>
     </w:p>
     <w:p>
@@ -8507,6 +8182,19 @@
                 <w:color w:val="F2F2F2"/>
                 <w:sz w:val="19"/>
               </w:rPr>
+              <w:t>Warning: ORA-16827: Flashback Database is disabled</w:t>
+            </w:r>
+          </w:p>
+          <w:p>
+            <w:pPr>
+              <w:spacing w:after="0" w:before="0"/>
+            </w:pPr>
+            <w:r>
+              <w:rPr>
+                <w:rFonts w:ascii="Consolas" w:hAnsi="Consolas" w:eastAsia="Consolas"/>
+                <w:color w:val="F2F2F2"/>
+                <w:sz w:val="19"/>
+              </w:rPr>
               <w:t xml:space="preserve"> </w:t>
             </w:r>
           </w:p>
@@ -8520,32 +8208,6 @@
                 <w:color w:val="F2F2F2"/>
                 <w:sz w:val="19"/>
               </w:rPr>
-              <w:t>Warning: ORA-16827: Flashback Database is disabled</w:t>
-            </w:r>
-          </w:p>
-          <w:p>
-            <w:pPr>
-              <w:spacing w:after="0" w:before="0"/>
-            </w:pPr>
-            <w:r>
-              <w:rPr>
-                <w:rFonts w:ascii="Consolas" w:hAnsi="Consolas" w:eastAsia="Consolas"/>
-                <w:color w:val="F2F2F2"/>
-                <w:sz w:val="19"/>
-              </w:rPr>
-              <w:t xml:space="preserve"> </w:t>
-            </w:r>
-          </w:p>
-          <w:p>
-            <w:pPr>
-              <w:spacing w:after="0" w:before="0"/>
-            </w:pPr>
-            <w:r>
-              <w:rPr>
-                <w:rFonts w:ascii="Consolas" w:hAnsi="Consolas" w:eastAsia="Consolas"/>
-                <w:color w:val="F2F2F2"/>
-                <w:sz w:val="19"/>
-              </w:rPr>
               <w:t>DGMGRL&gt; show fast_start failover</w:t>
             </w:r>
           </w:p>
@@ -8559,46 +8221,7 @@
                 <w:color w:val="F2F2F2"/>
                 <w:sz w:val="19"/>
               </w:rPr>
-              <w:t xml:space="preserve"> </w:t>
-            </w:r>
-          </w:p>
-          <w:p>
-            <w:pPr>
-              <w:spacing w:after="0" w:before="0"/>
-            </w:pPr>
-            <w:r>
-              <w:rPr>
-                <w:rFonts w:ascii="Consolas" w:hAnsi="Consolas" w:eastAsia="Consolas"/>
-                <w:color w:val="F2F2F2"/>
-                <w:sz w:val="19"/>
-              </w:rPr>
               <w:t>Fast-Start Failover: Enabled in Observe-Only Mode</w:t>
-            </w:r>
-          </w:p>
-          <w:p>
-            <w:pPr>
-              <w:spacing w:after="0" w:before="0"/>
-            </w:pPr>
-            <w:r>
-              <w:rPr>
-                <w:rFonts w:ascii="Consolas" w:hAnsi="Consolas" w:eastAsia="Consolas"/>
-                <w:color w:val="F2F2F2"/>
-                <w:sz w:val="19"/>
-              </w:rPr>
-              <w:t xml:space="preserve">  ...</w:t>
-            </w:r>
-          </w:p>
-          <w:p>
-            <w:pPr>
-              <w:spacing w:after="0" w:before="0"/>
-            </w:pPr>
-            <w:r>
-              <w:rPr>
-                <w:rFonts w:ascii="Consolas" w:hAnsi="Consolas" w:eastAsia="Consolas"/>
-                <w:color w:val="F2F2F2"/>
-                <w:sz w:val="19"/>
-              </w:rPr>
-              <w:t xml:space="preserve">  Active Target:      boston</w:t>
             </w:r>
           </w:p>
           <w:p>
@@ -8637,7 +8260,7 @@
           <w:rFonts w:ascii="맑은 고딕" w:hAnsi="맑은 고딕" w:eastAsia="맑은 고딕"/>
           <w:sz w:val="21"/>
         </w:rPr>
-        <w:t>**`Observe-Only Mode`**다. 관측자가 조건을 감시하고 기록은 남기지만 실제로 전환하지는 않는다.</w:t>
+        <w:t>**`Observe-Only Mode`**다. 조건을 감시하고 기록은 남기지만 실제로 전환하지는 않는다. 도입 단계에서 **얼마나 자주 조건에 걸리는지 먼저 관찰**한 뒤 진짜로 켤지 판단할 수 있다.</w:t>
       </w:r>
     </w:p>
     <w:p>
@@ -8646,16 +8269,7 @@
           <w:rFonts w:ascii="맑은 고딕" w:hAnsi="맑은 고딕" w:eastAsia="맑은 고딕"/>
           <w:sz w:val="21"/>
         </w:rPr>
-        <w:t>도입 단계에서 유용하다. **얼마나 자주 전환 조건에 걸리는지 먼저 관찰**한 뒤 진짜로 켤지 판단할 수 있다. 임계값이 너무 짧아 불필요한 전환이 일어날 환경인지 미리 알 수 있다.</w:t>
-      </w:r>
-    </w:p>
-    <w:p>
-      <w:r>
-        <w:rPr>
-          <w:rFonts w:ascii="맑은 고딕" w:hAnsi="맑은 고딕" w:eastAsia="맑은 고딕"/>
-          <w:sz w:val="21"/>
-        </w:rPr>
-        <w:t>`Potential Targets`에 `boston valid`가 표시된 것도 확인한다. 대상으로서 유효하다는 판정이다.</w:t>
+        <w:t>`Potential Targets`의 `boston valid`는 대상으로서 유효하다는 판정이다.</w:t>
       </w:r>
     </w:p>
     <w:p>
@@ -8663,7 +8277,7 @@
         <w:pStyle w:val="Heading3"/>
       </w:pPr>
       <w:r>
-        <w:t>14.7.6  끄는 방법</w:t>
+        <w:t>14.8.6  끄는 방법</w:t>
       </w:r>
     </w:p>
     <w:p>
@@ -8739,32 +8353,6 @@
                 <w:color w:val="F2F2F2"/>
                 <w:sz w:val="19"/>
               </w:rPr>
-              <w:t>Property "FastStartFailoverTarget" updated</w:t>
-            </w:r>
-          </w:p>
-          <w:p>
-            <w:pPr>
-              <w:spacing w:after="0" w:before="0"/>
-            </w:pPr>
-            <w:r>
-              <w:rPr>
-                <w:rFonts w:ascii="Consolas" w:hAnsi="Consolas" w:eastAsia="Consolas"/>
-                <w:color w:val="F2F2F2"/>
-                <w:sz w:val="19"/>
-              </w:rPr>
-              <w:t xml:space="preserve"> </w:t>
-            </w:r>
-          </w:p>
-          <w:p>
-            <w:pPr>
-              <w:spacing w:after="0" w:before="0"/>
-            </w:pPr>
-            <w:r>
-              <w:rPr>
-                <w:rFonts w:ascii="Consolas" w:hAnsi="Consolas" w:eastAsia="Consolas"/>
-                <w:color w:val="F2F2F2"/>
-                <w:sz w:val="19"/>
-              </w:rPr>
               <w:t>DGMGRL&gt; show fast_start failover</w:t>
             </w:r>
           </w:p>
@@ -8778,33 +8366,7 @@
                 <w:color w:val="F2F2F2"/>
                 <w:sz w:val="19"/>
               </w:rPr>
-              <w:t xml:space="preserve"> </w:t>
-            </w:r>
-          </w:p>
-          <w:p>
-            <w:pPr>
-              <w:spacing w:after="0" w:before="0"/>
-            </w:pPr>
-            <w:r>
-              <w:rPr>
-                <w:rFonts w:ascii="Consolas" w:hAnsi="Consolas" w:eastAsia="Consolas"/>
-                <w:color w:val="F2F2F2"/>
-                <w:sz w:val="19"/>
-              </w:rPr>
               <w:t>Fast-Start Failover: Enabled in Potential Data Loss Mode</w:t>
-            </w:r>
-          </w:p>
-          <w:p>
-            <w:pPr>
-              <w:spacing w:after="0" w:before="0"/>
-            </w:pPr>
-            <w:r>
-              <w:rPr>
-                <w:rFonts w:ascii="Consolas" w:hAnsi="Consolas" w:eastAsia="Consolas"/>
-                <w:color w:val="F2F2F2"/>
-                <w:sz w:val="19"/>
-              </w:rPr>
-              <w:t xml:space="preserve">  ...</w:t>
             </w:r>
           </w:p>
           <w:p>
@@ -8843,16 +8405,7 @@
           <w:rFonts w:ascii="맑은 고딕" w:hAnsi="맑은 고딕" w:eastAsia="맑은 고딕"/>
           <w:sz w:val="21"/>
         </w:rPr>
-        <w:t>**여전히 `Enabled`**다. `Potential Targets`만 비었고 `Active Target`은 boston 그대로다.</w:t>
-      </w:r>
-    </w:p>
-    <w:p>
-      <w:r>
-        <w:rPr>
-          <w:rFonts w:ascii="맑은 고딕" w:hAnsi="맑은 고딕" w:eastAsia="맑은 고딕"/>
-          <w:sz w:val="21"/>
-        </w:rPr>
-        <w:t>정식으로 끄는 명령이 따로 있다.</w:t>
+        <w:t>**여전히 `Enabled`**다. `Potential Targets`만 비었고 `Active Target`은 그대로다. 정식으로 끄는 명령이 따로 있다.</w:t>
       </w:r>
     </w:p>
     <w:tbl>
@@ -8893,6 +8446,19 @@
                 <w:color w:val="F2F2F2"/>
                 <w:sz w:val="19"/>
               </w:rPr>
+              <w:t>DGMGRL&gt; show fast_start failover</w:t>
+            </w:r>
+          </w:p>
+          <w:p>
+            <w:pPr>
+              <w:spacing w:after="0" w:before="0"/>
+            </w:pPr>
+            <w:r>
+              <w:rPr>
+                <w:rFonts w:ascii="Consolas" w:hAnsi="Consolas" w:eastAsia="Consolas"/>
+                <w:color w:val="F2F2F2"/>
+                <w:sz w:val="19"/>
+              </w:rPr>
               <w:t xml:space="preserve"> </w:t>
             </w:r>
           </w:p>
@@ -8906,46 +8472,7 @@
                 <w:color w:val="F2F2F2"/>
                 <w:sz w:val="19"/>
               </w:rPr>
-              <w:t>DGMGRL&gt; show fast_start failover</w:t>
-            </w:r>
-          </w:p>
-          <w:p>
-            <w:pPr>
-              <w:spacing w:after="0" w:before="0"/>
-            </w:pPr>
-            <w:r>
-              <w:rPr>
-                <w:rFonts w:ascii="Consolas" w:hAnsi="Consolas" w:eastAsia="Consolas"/>
-                <w:color w:val="F2F2F2"/>
-                <w:sz w:val="19"/>
-              </w:rPr>
-              <w:t xml:space="preserve"> </w:t>
-            </w:r>
-          </w:p>
-          <w:p>
-            <w:pPr>
-              <w:spacing w:after="0" w:before="0"/>
-            </w:pPr>
-            <w:r>
-              <w:rPr>
-                <w:rFonts w:ascii="Consolas" w:hAnsi="Consolas" w:eastAsia="Consolas"/>
-                <w:color w:val="F2F2F2"/>
-                <w:sz w:val="19"/>
-              </w:rPr>
               <w:t>Fast-Start Failover:  Disabled</w:t>
-            </w:r>
-          </w:p>
-          <w:p>
-            <w:pPr>
-              <w:spacing w:after="0" w:before="0"/>
-            </w:pPr>
-            <w:r>
-              <w:rPr>
-                <w:rFonts w:ascii="Consolas" w:hAnsi="Consolas" w:eastAsia="Consolas"/>
-                <w:color w:val="F2F2F2"/>
-                <w:sz w:val="19"/>
-              </w:rPr>
-              <w:t xml:space="preserve">  ...</w:t>
             </w:r>
           </w:p>
           <w:p>
@@ -8971,16 +8498,7 @@
           <w:rFonts w:ascii="맑은 고딕" w:hAnsi="맑은 고딕" w:eastAsia="맑은 고딕"/>
           <w:sz w:val="21"/>
         </w:rPr>
-        <w:t>**`DISABLE FAST_START FAILOVER`**로 꺼야 `Active Target`까지 정리된다.</w:t>
-      </w:r>
-    </w:p>
-    <w:p>
-      <w:r>
-        <w:rPr>
-          <w:rFonts w:ascii="맑은 고딕" w:hAnsi="맑은 고딕" w:eastAsia="맑은 고딕"/>
-          <w:sz w:val="21"/>
-        </w:rPr>
-        <w:t>순서도 기억한다. **먼저 `DISABLE`하고 그다음 대상 속성을 지운다.** 반대로 하면 대상 없이 켜져 있는 어중간한 상태가 된다.</w:t>
+        <w:t>**`DISABLE FAST_START FAILOVER`**로 꺼야 `Active Target`까지 정리된다. **먼저 `DISABLE`하고 그다음 대상 속성을 지운다.** 반대로 하면 어중간한 상태가 된다.</w:t>
       </w:r>
     </w:p>
     <w:tbl>
@@ -9017,7 +8535,7 @@
                 <w:rFonts w:ascii="맑은 고딕" w:hAnsi="맑은 고딕" w:eastAsia="맑은 고딕"/>
                 <w:sz w:val="20"/>
               </w:rPr>
-              <w:t>**켤 만한 경우**</w:t>
+              <w:t>**켤 만한 경우** — ① 무인 운영 시간대가 있을 때 ② RTO가 사람의 반응 시간보다 짧을 때 ③ 손으로 하는 Switchover가 안정적으로 되는 것을 확인한 뒤.</w:t>
             </w:r>
           </w:p>
           <w:p>
@@ -9029,7 +8547,7 @@
                 <w:rFonts w:ascii="맑은 고딕" w:hAnsi="맑은 고딕" w:eastAsia="맑은 고딕"/>
                 <w:sz w:val="20"/>
               </w:rPr>
-              <w:t>**①** 무인 운영 시간대가 있을 때. 새벽에 장애가 나도 자동으로 전환된다.</w:t>
+              <w:t>**준비할 것**</w:t>
             </w:r>
           </w:p>
           <w:p>
@@ -9041,7 +8559,7 @@
                 <w:rFonts w:ascii="맑은 고딕" w:hAnsi="맑은 고딕" w:eastAsia="맑은 고딕"/>
                 <w:sz w:val="20"/>
               </w:rPr>
-              <w:t>**②** RTO가 사람의 반응 시간보다 짧을 때. 사람이 깨어나 판단하는 데 10분이 걸린다면 30초 자동 전환이 답이다.</w:t>
+              <w:t>@B **플래시백** — 없으면 ORA-16827이 뜨고 전환 후 옛 Primary를 되살릴 수 없다.</w:t>
             </w:r>
           </w:p>
           <w:p>
@@ -9053,7 +8571,7 @@
                 <w:rFonts w:ascii="맑은 고딕" w:hAnsi="맑은 고딕" w:eastAsia="맑은 고딕"/>
                 <w:sz w:val="20"/>
               </w:rPr>
-              <w:t>**③** 전환 절차가 충분히 검증됐을 때. 손으로 하는 Switchover가 안정적으로 되는 것을 확인한 뒤에 자동화한다.</w:t>
+              <w:t>@B **관측자 호스트** — Primary·Standby와 다른 곳. 여기가 단일 장애점이 되지 않게 한다.</w:t>
             </w:r>
           </w:p>
           <w:p>
@@ -9065,7 +8583,7 @@
                 <w:rFonts w:ascii="맑은 고딕" w:hAnsi="맑은 고딕" w:eastAsia="맑은 고딕"/>
                 <w:sz w:val="20"/>
               </w:rPr>
-              <w:t>**준비할 것**</w:t>
+              <w:t>@B **관측 전용 모드로 먼저 운영**하고 **`Threshold`를 환경에 맞게 조정**한다.</w:t>
             </w:r>
           </w:p>
           <w:p>
@@ -9077,67 +8595,7 @@
                 <w:rFonts w:ascii="맑은 고딕" w:hAnsi="맑은 고딕" w:eastAsia="맑은 고딕"/>
                 <w:sz w:val="20"/>
               </w:rPr>
-              <w:t>@B **플래시백 데이터베이스** — 없으면 ORA-16827 경고가 뜨고, 전환 후 옛 Primary를 되살릴 수 없다.</w:t>
-            </w:r>
-          </w:p>
-          <w:p>
-            <w:pPr>
-              <w:spacing w:after="20"/>
-            </w:pPr>
-            <w:r>
-              <w:rPr>
-                <w:rFonts w:ascii="맑은 고딕" w:hAnsi="맑은 고딕" w:eastAsia="맑은 고딕"/>
-                <w:sz w:val="20"/>
-              </w:rPr>
-              <w:t>@B **관측자 호스트** — Primary·Standby와 다른 곳. 여기가 단일 장애점이 되지 않게 한다.</w:t>
-            </w:r>
-          </w:p>
-          <w:p>
-            <w:pPr>
-              <w:spacing w:after="20"/>
-            </w:pPr>
-            <w:r>
-              <w:rPr>
-                <w:rFonts w:ascii="맑은 고딕" w:hAnsi="맑은 고딕" w:eastAsia="맑은 고딕"/>
-                <w:sz w:val="20"/>
-              </w:rPr>
-              <w:t>@B **관측 전용 모드로 먼저 운영** — 얼마나 자주 조건에 걸리는지 본다.</w:t>
-            </w:r>
-          </w:p>
-          <w:p>
-            <w:pPr>
-              <w:spacing w:after="20"/>
-            </w:pPr>
-            <w:r>
-              <w:rPr>
-                <w:rFonts w:ascii="맑은 고딕" w:hAnsi="맑은 고딕" w:eastAsia="맑은 고딕"/>
-                <w:sz w:val="20"/>
-              </w:rPr>
-              <w:t>@B **`Threshold` 조정** — 기본 30초가 짧을 수 있다. 네트워크가 잠깐 끊기는 환경이라면 늘린다.</w:t>
-            </w:r>
-          </w:p>
-          <w:p>
-            <w:pPr>
-              <w:spacing w:after="20"/>
-            </w:pPr>
-            <w:r>
-              <w:rPr>
-                <w:rFonts w:ascii="맑은 고딕" w:hAnsi="맑은 고딕" w:eastAsia="맑은 고딕"/>
-                <w:sz w:val="20"/>
-              </w:rPr>
-              <w:t>@B **전환 조건 검토** — 기본값이 `NO`인 항목을 켤지 판단한다.</w:t>
-            </w:r>
-          </w:p>
-          <w:p>
-            <w:pPr>
-              <w:spacing w:after="20"/>
-            </w:pPr>
-            <w:r>
-              <w:rPr>
-                <w:rFonts w:ascii="맑은 고딕" w:hAnsi="맑은 고딕" w:eastAsia="맑은 고딕"/>
-                <w:sz w:val="20"/>
-              </w:rPr>
-              <w:t>**미루는 것이 나은 경우** — 구성이 자주 바뀌거나, 사람이 상주하는 환경이거나, 전환 절차 자체가 아직 검증되지 않았다면 서두르지 않는다. **자동화는 신뢰할 수 있는 절차 위에 얹는 것**이지 절차를 대신하는 것이 아니다.</w:t>
+              <w:t>**미루는 것이 나은 경우** — 구성이 자주 바뀌거나 전환 절차 자체가 아직 검증되지 않았다면 서두르지 않는다. **자동화는 신뢰할 수 있는 절차 위에 얹는 것**이다.</w:t>
             </w:r>
           </w:p>
         </w:tc>
@@ -9149,7 +8607,7 @@
         <w:pStyle w:val="Heading2"/>
       </w:pPr>
       <w:r>
-        <w:t>14.8  감시 체계를 어떻게 짤 것인가</w:t>
+        <w:t>14.9  감시 체계를 어떻게 짤 것인가</w:t>
       </w:r>
     </w:p>
     <w:p>
@@ -9158,7 +8616,7 @@
           <w:rFonts w:ascii="맑은 고딕" w:hAnsi="맑은 고딕" w:eastAsia="맑은 고딕"/>
           <w:sz w:val="21"/>
         </w:rPr>
-        <w:t>이 장에서 본 수단을 정리하면 층이 나뉜다.</w:t>
+        <w:t>이 장의 수단을 정리하면 층이 나뉜다.</w:t>
       </w:r>
     </w:p>
     <w:tbl>
@@ -9250,7 +8708,7 @@
                 <w:rFonts w:ascii="맑은 고딕" w:hAnsi="맑은 고딕" w:eastAsia="맑은 고딕"/>
                 <w:sz w:val="19"/>
               </w:rPr>
-              <w:t>1</w:t>
+              <w:t>1·2</w:t>
             </w:r>
           </w:p>
         </w:tc>
@@ -9264,7 +8722,7 @@
                 <w:rFonts w:ascii="맑은 고딕" w:hAnsi="맑은 고딕" w:eastAsia="맑은 고딕"/>
                 <w:sz w:val="19"/>
               </w:rPr>
-              <w:t>`SHOW CONFIGURATION`</w:t>
+              <w:t>`SHOW CONFIGURATION` · `V$DATAGUARD_STATS`</w:t>
             </w:r>
           </w:p>
         </w:tc>
@@ -9292,7 +8750,7 @@
                 <w:rFonts w:ascii="맑은 고딕" w:hAnsi="맑은 고딕" w:eastAsia="맑은 고딕"/>
                 <w:sz w:val="19"/>
               </w:rPr>
-              <w:t>설정과 다른 상태</w:t>
+              <w:t>설정과 다른 상태 · 지연 추세</w:t>
             </w:r>
           </w:p>
         </w:tc>
@@ -9308,7 +8766,7 @@
                 <w:rFonts w:ascii="맑은 고딕" w:hAnsi="맑은 고딕" w:eastAsia="맑은 고딕"/>
                 <w:sz w:val="19"/>
               </w:rPr>
-              <w:t>2</w:t>
+              <w:t>3</w:t>
             </w:r>
           </w:p>
         </w:tc>
@@ -9322,7 +8780,7 @@
                 <w:rFonts w:ascii="맑은 고딕" w:hAnsi="맑은 고딕" w:eastAsia="맑은 고딕"/>
                 <w:sz w:val="19"/>
               </w:rPr>
-              <w:t>`V$DATAGUARD_STATS`</w:t>
+              <w:t>`V$DATAGUARD_STATUS`</w:t>
             </w:r>
           </w:p>
         </w:tc>
@@ -9336,7 +8794,7 @@
                 <w:rFonts w:ascii="맑은 고딕" w:hAnsi="맑은 고딕" w:eastAsia="맑은 고딕"/>
                 <w:sz w:val="19"/>
               </w:rPr>
-              <w:t>분 단위</w:t>
+              <w:t>필요시</w:t>
             </w:r>
           </w:p>
         </w:tc>
@@ -9350,7 +8808,7 @@
                 <w:rFonts w:ascii="맑은 고딕" w:hAnsi="맑은 고딕" w:eastAsia="맑은 고딕"/>
                 <w:sz w:val="19"/>
               </w:rPr>
-              <w:t>지연 추세</w:t>
+              <w:t>사건의 흐름</w:t>
             </w:r>
           </w:p>
         </w:tc>
@@ -9366,7 +8824,7 @@
                 <w:rFonts w:ascii="맑은 고딕" w:hAnsi="맑은 고딕" w:eastAsia="맑은 고딕"/>
                 <w:sz w:val="19"/>
               </w:rPr>
-              <w:t>3</w:t>
+              <w:t>4</w:t>
             </w:r>
           </w:p>
         </w:tc>
@@ -9380,7 +8838,7 @@
                 <w:rFonts w:ascii="맑은 고딕" w:hAnsi="맑은 고딕" w:eastAsia="맑은 고딕"/>
                 <w:sz w:val="19"/>
               </w:rPr>
-              <w:t>`V$DATAGUARD_STATUS`</w:t>
+              <w:t>`VALIDATE DATABASE`</w:t>
             </w:r>
           </w:p>
         </w:tc>
@@ -9394,7 +8852,7 @@
                 <w:rFonts w:ascii="맑은 고딕" w:hAnsi="맑은 고딕" w:eastAsia="맑은 고딕"/>
                 <w:sz w:val="19"/>
               </w:rPr>
-              <w:t>필요시</w:t>
+              <w:t>일·주 단위</w:t>
             </w:r>
           </w:p>
         </w:tc>
@@ -9408,7 +8866,7 @@
                 <w:rFonts w:ascii="맑은 고딕" w:hAnsi="맑은 고딕" w:eastAsia="맑은 고딕"/>
                 <w:sz w:val="19"/>
               </w:rPr>
-              <w:t>사건의 흐름</w:t>
+              <w:t>**전환 가능 여부**</w:t>
             </w:r>
           </w:p>
         </w:tc>
@@ -9424,7 +8882,7 @@
                 <w:rFonts w:ascii="맑은 고딕" w:hAnsi="맑은 고딕" w:eastAsia="맑은 고딕"/>
                 <w:sz w:val="19"/>
               </w:rPr>
-              <w:t>4</w:t>
+              <w:t>5</w:t>
             </w:r>
           </w:p>
         </w:tc>
@@ -9438,65 +8896,7 @@
                 <w:rFonts w:ascii="맑은 고딕" w:hAnsi="맑은 고딕" w:eastAsia="맑은 고딕"/>
                 <w:sz w:val="19"/>
               </w:rPr>
-              <w:t>`VALIDATE DATABASE`</w:t>
-            </w:r>
-          </w:p>
-        </w:tc>
-        <w:tc>
-          <w:tcPr>
-            <w:tcW w:type="dxa" w:w="2160"/>
-          </w:tcPr>
-          <w:p>
-            <w:r>
-              <w:rPr>
-                <w:rFonts w:ascii="맑은 고딕" w:hAnsi="맑은 고딕" w:eastAsia="맑은 고딕"/>
-                <w:sz w:val="19"/>
-              </w:rPr>
-              <w:t>일·주 단위</w:t>
-            </w:r>
-          </w:p>
-        </w:tc>
-        <w:tc>
-          <w:tcPr>
-            <w:tcW w:type="dxa" w:w="2160"/>
-          </w:tcPr>
-          <w:p>
-            <w:r>
-              <w:rPr>
-                <w:rFonts w:ascii="맑은 고딕" w:hAnsi="맑은 고딕" w:eastAsia="맑은 고딕"/>
-                <w:sz w:val="19"/>
-              </w:rPr>
-              <w:t>**전환 가능 여부**</w:t>
-            </w:r>
-          </w:p>
-        </w:tc>
-      </w:tr>
-      <w:tr>
-        <w:tc>
-          <w:tcPr>
-            <w:tcW w:type="dxa" w:w="2160"/>
-          </w:tcPr>
-          <w:p>
-            <w:r>
-              <w:rPr>
-                <w:rFonts w:ascii="맑은 고딕" w:hAnsi="맑은 고딕" w:eastAsia="맑은 고딕"/>
-                <w:sz w:val="19"/>
-              </w:rPr>
-              <w:t>5</w:t>
-            </w:r>
-          </w:p>
-        </w:tc>
-        <w:tc>
-          <w:tcPr>
-            <w:tcW w:type="dxa" w:w="2160"/>
-          </w:tcPr>
-          <w:p>
-            <w:r>
-              <w:rPr>
-                <w:rFonts w:ascii="맑은 고딕" w:hAnsi="맑은 고딕" w:eastAsia="맑은 고딕"/>
-                <w:sz w:val="19"/>
-              </w:rPr>
-              <w:t>알림 로그</w:t>
+              <w:t>알림 로그 · `drc&lt;이름&gt;.log`</w:t>
             </w:r>
           </w:p>
         </w:tc>
@@ -9537,16 +8937,7 @@
           <w:rFonts w:ascii="맑은 고딕" w:hAnsi="맑은 고딕" w:eastAsia="맑은 고딕"/>
           <w:sz w:val="21"/>
         </w:rPr>
-        <w:t>1~3층은 자동화하고 4층은 정기 점검에 넣고 5층은 사람이 본다.</w:t>
-      </w:r>
-    </w:p>
-    <w:p>
-      <w:r>
-        <w:rPr>
-          <w:rFonts w:ascii="맑은 고딕" w:hAnsi="맑은 고딕" w:eastAsia="맑은 고딕"/>
-          <w:sz w:val="21"/>
-        </w:rPr>
-        <w:t>**4층을 빠뜨리는 것이 가장 흔한 실수**다. 1~3층만 보면 이 장에서 실측한 상황 — 전송이 꺼져 있는데 `SUCCESS` — 을 놓친다.</w:t>
+        <w:t>1~3층은 자동화하고 4층은 정기 점검에 넣으며 5층은 사람이 본다. **4층을 빠뜨리는 것이 가장 흔한 실수**다.</w:t>
       </w:r>
     </w:p>
     <w:tbl>
@@ -9583,7 +8974,7 @@
                 <w:rFonts w:ascii="맑은 고딕" w:hAnsi="맑은 고딕" w:eastAsia="맑은 고딕"/>
                 <w:sz w:val="20"/>
               </w:rPr>
-              <w:t>다음을 각각 "정상", "조치 필요", "설정한 대로" 중 하나로 판정하고 근거를 말해 보라. 모두 이 장의 실측이다.</w:t>
+              <w:t>각각 "정상"·"조치 필요"·"설정한 대로" 중 하나로 판정하고 근거를 말해 보라.</w:t>
             </w:r>
           </w:p>
           <w:p>
@@ -9595,7 +8986,7 @@
                 <w:rFonts w:ascii="맑은 고딕" w:hAnsi="맑은 고딕" w:eastAsia="맑은 고딕"/>
                 <w:sz w:val="20"/>
               </w:rPr>
-              <w:t>**①** `LogShipping=OFF`인데 `SHOW CONFIGURATION`이 `SUCCESS`다.</w:t>
+              <w:t>**①** `LogShipping=OFF`인데 `SHOW CONFIGURATION`이 `SUCCESS`다. **②** 같은 상황에서 `VALIDATE`가 `Ready for Switchover: No`라고 한다.</w:t>
             </w:r>
           </w:p>
           <w:p>
@@ -9607,7 +8998,7 @@
                 <w:rFonts w:ascii="맑은 고딕" w:hAnsi="맑은 고딕" w:eastAsia="맑은 고딕"/>
                 <w:sz w:val="20"/>
               </w:rPr>
-              <w:t>**②** 같은 상황에서 `VALIDATE`가 `Ready for Switchover: No`라고 한다.</w:t>
+              <w:t>**③** `V$DATAGUARD_STATUS`에 `Warning` 행이 있는데 `ERROR_CODE`가 0이다. **④** `TopWaitEvents` 1위가 `rdbms ipc message`이고 값이 800만이 넘는다.</w:t>
             </w:r>
           </w:p>
           <w:p>
@@ -9619,7 +9010,7 @@
                 <w:rFonts w:ascii="맑은 고딕" w:hAnsi="맑은 고딕" w:eastAsia="맑은 고딕"/>
                 <w:sz w:val="20"/>
               </w:rPr>
-              <w:t>**③** `V$DATAGUARD_STATUS`에 `Warning` 행이 있는데 `ERROR_CODE`가 0이다.</w:t>
+              <w:t>**⑤** `DelayMins=2`인데 `ORA-16853` 경고가 뜬다. **⑥** `ENABLE FAST_START FAILOVER`가 `Warning: ORA-16827`을 냈는데 켜졌다. **⑦** FSFO를 켠 뒤 `ORA-16819`가 보인다.</w:t>
             </w:r>
           </w:p>
           <w:p>
@@ -9631,7 +9022,7 @@
                 <w:rFonts w:ascii="맑은 고딕" w:hAnsi="맑은 고딕" w:eastAsia="맑은 고딕"/>
                 <w:sz w:val="20"/>
               </w:rPr>
-              <w:t>**④** `TopWaitEvents` 1위가 `rdbms ipc message`이고 값이 800만이 넘는다.</w:t>
+              <w:t>판정 — ①**설정한 대로** ②**조치 필요**(전환하려면 켜야 한다) ③정상(`ERROR_CODE`를 본다) ④정상(유휴 대기) ⑤**설정한 대로**이나 임계값도 올려야 한다 ⑥**조치 필요**(플래시백이 없으면 Reinstate를 못 한다) ⑦**조치 필요**(관측자가 없으면 자동 전환이 일어나지 않는다).</w:t>
             </w:r>
           </w:p>
           <w:p>
@@ -9643,55 +9034,7 @@
                 <w:rFonts w:ascii="맑은 고딕" w:hAnsi="맑은 고딕" w:eastAsia="맑은 고딕"/>
                 <w:sz w:val="20"/>
               </w:rPr>
-              <w:t>**⑤** `DelayMins=2`인데 `ORA-16853` 경고가 뜬다.</w:t>
-            </w:r>
-          </w:p>
-          <w:p>
-            <w:pPr>
-              <w:spacing w:after="20"/>
-            </w:pPr>
-            <w:r>
-              <w:rPr>
-                <w:rFonts w:ascii="맑은 고딕" w:hAnsi="맑은 고딕" w:eastAsia="맑은 고딕"/>
-                <w:sz w:val="20"/>
-              </w:rPr>
-              <w:t>**⑥** `ENABLE FAST_START FAILOVER`가 `Warning: ORA-16827`을 냈는데 켜졌다.</w:t>
-            </w:r>
-          </w:p>
-          <w:p>
-            <w:pPr>
-              <w:spacing w:after="20"/>
-            </w:pPr>
-            <w:r>
-              <w:rPr>
-                <w:rFonts w:ascii="맑은 고딕" w:hAnsi="맑은 고딕" w:eastAsia="맑은 고딕"/>
-                <w:sz w:val="20"/>
-              </w:rPr>
-              <w:t>**⑦** FSFO를 켠 뒤 `ORA-16819: observer not started`가 보인다.</w:t>
-            </w:r>
-          </w:p>
-          <w:p>
-            <w:pPr>
-              <w:spacing w:after="20"/>
-            </w:pPr>
-            <w:r>
-              <w:rPr>
-                <w:rFonts w:ascii="맑은 고딕" w:hAnsi="맑은 고딕" w:eastAsia="맑은 고딕"/>
-                <w:sz w:val="20"/>
-              </w:rPr>
-              <w:t>판정 — ①**설정한 대로**(의도한 상태이므로 Broker는 정상으로 본다) ②**조치 필요**(전환하려면 켜야 한다) ③정상(`SRL selected` 같은 정상 동작이 `Warning`으로 분류된다. `ERROR_CODE`를 본다) ④정상(유휴 대기다. 절대값이 아니라 평소와의 차이를 본다) ⑤**설정한 대로**이지만 임계값도 함께 올려야 한다 ⑥**조치 필요**(플래시백이 없으면 Reinstate를 못 한다. 경고를 무시할지 판단해야 한다) ⑦**조치 필요**(관측자가 없으면 자동 전환이 일어나지 않는다).</w:t>
-            </w:r>
-          </w:p>
-          <w:p>
-            <w:pPr>
-              <w:spacing w:after="20"/>
-            </w:pPr>
-            <w:r>
-              <w:rPr>
-                <w:rFonts w:ascii="맑은 고딕" w:hAnsi="맑은 고딕" w:eastAsia="맑은 고딕"/>
-                <w:sz w:val="20"/>
-              </w:rPr>
-              <w:t>일곱 중 셋이 정상이거나 설정한 대로다. **Broker의 화면에서 색깔만 보고 판단하면 안 된다는 것**이 이 장의 요지다. `SUCCESS`가 안전을 뜻하지 않고 `Warning`이 위험을 뜻하지도 않는다.</w:t>
+              <w:t>일곱 중 셋이 정상이거나 설정한 대로다. **화면의 색깔만 보고 판단하면 안 된다는 것**이 이 장의 요지다.</w:t>
             </w:r>
           </w:p>
         </w:tc>
@@ -9703,7 +9046,7 @@
         <w:pStyle w:val="Heading2"/>
       </w:pPr>
       <w:r>
-        <w:t>14.9  요약</w:t>
+        <w:t>14.10  요약</w:t>
       </w:r>
     </w:p>
     <w:p>
@@ -9715,19 +9058,7 @@
           <w:rFonts w:ascii="맑은 고딕" w:hAnsi="맑은 고딕" w:eastAsia="맑은 고딕"/>
           <w:sz w:val="21"/>
         </w:rPr>
-        <w:t>**`SHOW`와 `VALIDATE`는 다른 질문에 답한다.** 전자는 "지금 의도대로인가", 후자는 "지금 전환할 수 있는가".</w:t>
-      </w:r>
-    </w:p>
-    <w:p>
-      <w:pPr>
-        <w:pStyle w:val="ListBullet"/>
-      </w:pPr>
-      <w:r>
-        <w:rPr>
-          <w:rFonts w:ascii="맑은 고딕" w:hAnsi="맑은 고딕" w:eastAsia="맑은 고딕"/>
-          <w:sz w:val="21"/>
-        </w:rPr>
-        <w:t>실측 — `LogShipping=OFF`인데 `SHOW`는 **`SUCCESS`**, `VALIDATE`는 **`Ready for Switchover: No`**.</w:t>
+        <w:t>**`SHOW`와 `VALIDATE`는 다른 질문에 답한다.** 실측 — `LogShipping=OFF`인데 `SHOW`는 **`SUCCESS`**, `VALIDATE`는 **`Ready for Switchover: No`**.</w:t>
       </w:r>
     </w:p>
     <w:p>
@@ -9763,7 +9094,7 @@
           <w:rFonts w:ascii="맑은 고딕" w:hAnsi="맑은 고딕" w:eastAsia="맑은 고딕"/>
           <w:sz w:val="21"/>
         </w:rPr>
-        <w:t>`VALIDATE`는 정적 등록을 **실제로 접속해 시험**한다.</w:t>
+        <w:t>`VERBOSE`는 **`Future` 구성**과 속성 비교표를 함께 준다.</w:t>
       </w:r>
     </w:p>
     <w:p>
@@ -9775,55 +9106,7 @@
           <w:rFonts w:ascii="맑은 고딕" w:hAnsi="맑은 고딕" w:eastAsia="맑은 고딕"/>
           <w:sz w:val="21"/>
         </w:rPr>
-        <w:t>`VERBOSE`는 **`Future` 구성**을 함께 보여 준다. 역할이 바뀐 뒤의 SRL 충분성까지 미리 계산한다.</w:t>
-      </w:r>
-    </w:p>
-    <w:p>
-      <w:pPr>
-        <w:pStyle w:val="ListBullet"/>
-      </w:pPr>
-      <w:r>
-        <w:rPr>
-          <w:rFonts w:ascii="맑은 고딕" w:hAnsi="맑은 고딕" w:eastAsia="맑은 고딕"/>
-          <w:sz w:val="21"/>
-        </w:rPr>
-        <w:t>속성을 **양쪽 나란히** 표로 보여 주므로 불일치가 한눈에 보인다.</w:t>
-      </w:r>
-    </w:p>
-    <w:p>
-      <w:pPr>
-        <w:pStyle w:val="ListBullet"/>
-      </w:pPr>
-      <w:r>
-        <w:rPr>
-          <w:rFonts w:ascii="맑은 고딕" w:hAnsi="맑은 고딕" w:eastAsia="맑은 고딕"/>
-          <w:sz w:val="21"/>
-        </w:rPr>
-        <w:t>모니터링 전용 속성 — `StatusReport`·`LogXptStatus`·`SendQEntries`·`RecvQEntries`·`TopWaitEvents`.</w:t>
-      </w:r>
-    </w:p>
-    <w:p>
-      <w:pPr>
-        <w:pStyle w:val="ListBullet"/>
-      </w:pPr>
-      <w:r>
-        <w:rPr>
-          <w:rFonts w:ascii="맑은 고딕" w:hAnsi="맑은 고딕" w:eastAsia="맑은 고딕"/>
-          <w:sz w:val="21"/>
-        </w:rPr>
-        <w:t>두 큐를 함께 보면 **전송이 막혔는지 적용이 막혔는지** 구별된다.</w:t>
-      </w:r>
-    </w:p>
-    <w:p>
-      <w:pPr>
-        <w:pStyle w:val="ListBullet"/>
-      </w:pPr>
-      <w:r>
-        <w:rPr>
-          <w:rFonts w:ascii="맑은 고딕" w:hAnsi="맑은 고딕" w:eastAsia="맑은 고딕"/>
-          <w:sz w:val="21"/>
-        </w:rPr>
-        <w:t>`TopWaitEvents` 상위는 대부분 **유휴 대기**다. 평소 값을 알아 두고 차이를 본다.</w:t>
+        <w:t>모니터링 전용 속성 — `StatusReport`·`LogXptStatus`·`SendQEntries`·`RecvQEntries`·`TopWaitEvents`. 두 큐를 함께 보면 **전송이 막혔는지 적용이 막혔는지** 구별되고, `TopWaitEvents` 상위는 대부분 **유휴 대기**다.</w:t>
       </w:r>
     </w:p>
     <w:p>
@@ -9847,19 +9130,7 @@
           <w:rFonts w:ascii="맑은 고딕" w:hAnsi="맑은 고딕" w:eastAsia="맑은 고딕"/>
           <w:sz w:val="21"/>
         </w:rPr>
-        <w:t>**`DelayMins`는 실수 대비를 사고 재해 복구 능력을 파는 거래**다. Switchover도 막힌다.</w:t>
-      </w:r>
-    </w:p>
-    <w:p>
-      <w:pPr>
-        <w:pStyle w:val="ListBullet"/>
-      </w:pPr>
-      <w:r>
-        <w:rPr>
-          <w:rFonts w:ascii="맑은 고딕" w:hAnsi="맑은 고딕" w:eastAsia="맑은 고딕"/>
-          <w:sz w:val="21"/>
-        </w:rPr>
-        <w:t>지연을 두면 임계값도 함께 올린다. 그러지 않으면 상시 경고가 뜬다.</w:t>
+        <w:t>**`DelayMins`는 실수 대비를 사고 재해 복구 능력을 파는 거래**다. Switchover도 막히며, 지연을 두면 임계값도 함께 올린다.</w:t>
       </w:r>
     </w:p>
     <w:p>
@@ -9895,19 +9166,7 @@
           <w:rFonts w:ascii="맑은 고딕" w:hAnsi="맑은 고딕" w:eastAsia="맑은 고딕"/>
           <w:sz w:val="21"/>
         </w:rPr>
-        <w:t>`V$DATAGUARD_STATS`에는 **`apply finish time`과 `estimated startup time`**도 있다. RTO 산정의 근거다.</w:t>
-      </w:r>
-    </w:p>
-    <w:p>
-      <w:pPr>
-        <w:pStyle w:val="ListBullet"/>
-      </w:pPr>
-      <w:r>
-        <w:rPr>
-          <w:rFonts w:ascii="맑은 고딕" w:hAnsi="맑은 고딕" w:eastAsia="맑은 고딕"/>
-          <w:sz w:val="21"/>
-        </w:rPr>
-        <w:t>`V$DG_BROKER_CONFIG`로 구성을 SQL로 조회할 수 있다. `REDO_SOURCE`가 들여쓰기를 대신한다.</w:t>
+        <w:t>`V$DATAGUARD_STATS`의 **`apply finish time`+`estimated startup time`**이 RTO 산정의 근거이며, `V$DG_BROKER_CONFIG`의 `REDO_SOURCE`가 들여쓰기를 대신한다.</w:t>
       </w:r>
     </w:p>
     <w:p>
@@ -9955,7 +9214,7 @@
           <w:rFonts w:ascii="맑은 고딕" w:hAnsi="맑은 고딕" w:eastAsia="맑은 고딕"/>
           <w:sz w:val="21"/>
         </w:rPr>
-        <w:t>FSFO의 판단 주체는 **관측자**이며 제3의 호스트에 둔다. split brain을 막기 위해서다.</w:t>
+        <w:t>FSFO의 판단 주체는 **관측자**이며 제3의 호스트에 둔다(split brain 방지). 플래시백이 없어도 **경고만 하고 켜진다**(ORA-16827).</w:t>
       </w:r>
     </w:p>
     <w:p>
@@ -9967,31 +9226,7 @@
           <w:rFonts w:ascii="맑은 고딕" w:hAnsi="맑은 고딕" w:eastAsia="맑은 고딕"/>
           <w:sz w:val="21"/>
         </w:rPr>
-        <w:t>`ENABLE FAST_START FAILOVER`는 플래시백이 없어도 **경고만 하고 켜진다**(ORA-16827).</w:t>
-      </w:r>
-    </w:p>
-    <w:p>
-      <w:pPr>
-        <w:pStyle w:val="ListBullet"/>
-      </w:pPr>
-      <w:r>
-        <w:rPr>
-          <w:rFonts w:ascii="맑은 고딕" w:hAnsi="맑은 고딕" w:eastAsia="맑은 고딕"/>
-          <w:sz w:val="21"/>
-        </w:rPr>
-        <w:t>켜면 대상에 **`(*)`** 표시가 붙고 관측자가 없으면 **ORA-16819**가 뜬다.</w:t>
-      </w:r>
-    </w:p>
-    <w:p>
-      <w:pPr>
-        <w:pStyle w:val="ListBullet"/>
-      </w:pPr>
-      <w:r>
-        <w:rPr>
-          <w:rFonts w:ascii="맑은 고딕" w:hAnsi="맑은 고딕" w:eastAsia="맑은 고딕"/>
-          <w:sz w:val="21"/>
-        </w:rPr>
-        <w:t>`OBSERVE ONLY` 모드로 먼저 관찰한 뒤 진짜로 켜는 것이 안전하다.</w:t>
+        <w:t>켜면 대상에 **`(*)`**가 붙고 관측자가 없으면 **ORA-16819**다. `OBSERVE ONLY`로 먼저 관찰하는 것이 안전하다.</w:t>
       </w:r>
     </w:p>
     <w:p>
@@ -10020,10 +9255,70 @@
     </w:p>
     <w:p>
       <w:pPr>
+        <w:pStyle w:val="ListBullet"/>
+      </w:pPr>
+      <w:r>
+        <w:rPr>
+          <w:rFonts w:ascii="맑은 고딕" w:hAnsi="맑은 고딕" w:eastAsia="맑은 고딕"/>
+          <w:sz w:val="21"/>
+        </w:rPr>
+        <w:t>`VALIDATE`는 여섯 구문이다. `DATAFILE`은 **`OUTPUT=` 필수**, 경로를 주면 **DGM-17138**, 결과물은 **대상 쪽 trace**에 생기며 내용은 5장의 `DBMS_DBCOMP` 비교다.</w:t>
+      </w:r>
+    </w:p>
+    <w:p>
+      <w:pPr>
+        <w:pStyle w:val="ListBullet"/>
+      </w:pPr>
+      <w:r>
+        <w:rPr>
+          <w:rFonts w:ascii="맑은 고딕" w:hAnsi="맑은 고딕" w:eastAsia="맑은 고딕"/>
+          <w:sz w:val="21"/>
+        </w:rPr>
+        <w:t>`SPFILE`은 초기화 파라미터를 비교한다(실측 4개 차이. `diagnostic_dest`는 슬래시 하나).</w:t>
+      </w:r>
+    </w:p>
+    <w:p>
+      <w:pPr>
+        <w:pStyle w:val="ListBullet"/>
+      </w:pPr>
+      <w:r>
+        <w:rPr>
+          <w:rFonts w:ascii="맑은 고딕" w:hAnsi="맑은 고딕" w:eastAsia="맑은 고딕"/>
+          <w:sz w:val="21"/>
+        </w:rPr>
+        <w:t>**★ `VALIDATE DATABASE`는 Primary의 정적 등록만 검사한다.** 대상 것이 없어도 `Yes`가 나온다.</w:t>
+      </w:r>
+    </w:p>
+    <w:p>
+      <w:pPr>
+        <w:pStyle w:val="ListBullet"/>
+      </w:pPr>
+      <w:r>
+        <w:rPr>
+          <w:rFonts w:ascii="맑은 고딕" w:hAnsi="맑은 고딕" w:eastAsia="맑은 고딕"/>
+          <w:sz w:val="21"/>
+        </w:rPr>
+        <w:t>그래서 점검표에 **`VALIDATE STATIC CONNECT IDENTIFIER FOR ALL`**을 따로 넣는다.</w:t>
+      </w:r>
+    </w:p>
+    <w:p>
+      <w:pPr>
+        <w:pStyle w:val="ListBullet"/>
+      </w:pPr>
+      <w:r>
+        <w:rPr>
+          <w:rFonts w:ascii="맑은 고딕" w:hAnsi="맑은 고딕" w:eastAsia="맑은 고딕"/>
+          <w:sz w:val="21"/>
+        </w:rPr>
+        <w:t>`drc&lt;DB_UNIQUE_NAME&gt;.log`에는 명령과 결과가 한 쌍으로 남고 **구성 수준 오류 번호**(ORA-16607·16608)가 있다. 정상은 **`ORA-0`**이며 Broker가 스스로 실행한 `IncarnationTable`도 남는다.</w:t>
+      </w:r>
+    </w:p>
+    <w:p>
+      <w:pPr>
         <w:pStyle w:val="Heading2"/>
       </w:pPr>
       <w:r>
-        <w:t>14.10  퀴즈</w:t>
+        <w:t>14.11  퀴즈</w:t>
       </w:r>
     </w:p>
     <w:p>
@@ -10112,10 +9407,14 @@
     </w:p>
     <w:p>
       <w:pPr>
-        <w:pStyle w:val="Heading2"/>
+        <w:pStyle w:val="ListBullet"/>
       </w:pPr>
       <w:r>
-        <w:t>14.11  실습 개요</w:t>
+        <w:rPr>
+          <w:rFonts w:ascii="맑은 고딕" w:hAnsi="맑은 고딕" w:eastAsia="맑은 고딕"/>
+          <w:sz w:val="21"/>
+        </w:rPr>
+        <w:t>`VALIDATE DATABASE`가 `Yes`인데도 전환이 실패할 수 있는 경우를 실측으로 설명하라.</w:t>
       </w:r>
     </w:p>
     <w:p>
@@ -10127,7 +9426,15 @@
           <w:rFonts w:ascii="맑은 고딕" w:hAnsi="맑은 고딕" w:eastAsia="맑은 고딕"/>
           <w:sz w:val="21"/>
         </w:rPr>
-        <w:t>실습 01 — VALIDATE 읽기: 건강한 구성에서 `VALIDATE`와 `VERBOSE`의 출력을 항목별로 해석한다.</w:t>
+        <w:t>`drc&lt;이름&gt;.log`에서만 얻을 수 있는 정보를 세 가지 들라.</w:t>
+      </w:r>
+    </w:p>
+    <w:p>
+      <w:pPr>
+        <w:pStyle w:val="Heading2"/>
+      </w:pPr>
+      <w:r>
+        <w:t>14.12  실습 개요</w:t>
       </w:r>
     </w:p>
     <w:p>
@@ -10139,7 +9446,7 @@
           <w:rFonts w:ascii="맑은 고딕" w:hAnsi="맑은 고딕" w:eastAsia="맑은 고딕"/>
           <w:sz w:val="21"/>
         </w:rPr>
-        <w:t>실습 02 — SHOW와 VALIDATE의 차이: 전송을 끄고 두 명령이 다른 답을 내는 것을 확인한다.</w:t>
+        <w:t>실습 01 — VALIDATE 읽기 / 실습 02 — SHOW와 VALIDATE의 차이: 전송을 끄고 두 명령이 다른 답을 내는 것을 확인한다.</w:t>
       </w:r>
     </w:p>
     <w:p>
@@ -10151,7 +9458,7 @@
           <w:rFonts w:ascii="맑은 고딕" w:hAnsi="맑은 고딕" w:eastAsia="맑은 고딕"/>
           <w:sz w:val="21"/>
         </w:rPr>
-        <w:t>실습 03 — 모니터링 속성: 큐와 대기 이벤트를 조회하고 조합으로 진단한다.</w:t>
+        <w:t>실습 03 — 모니터링 속성 / 실습 04 — 지연과 임계값: 큐·대기 이벤트를 읽고 `DelayMins`로 경고를 관찰한다.</w:t>
       </w:r>
     </w:p>
     <w:p>
@@ -10163,31 +9470,7 @@
           <w:rFonts w:ascii="맑은 고딕" w:hAnsi="맑은 고딕" w:eastAsia="맑은 고딕"/>
           <w:sz w:val="21"/>
         </w:rPr>
-        <w:t>실습 04 — 지연과 임계값: `DelayMins`로 지연을 만들고 임계값을 조절해 경고를 관찰한다.</w:t>
-      </w:r>
-    </w:p>
-    <w:p>
-      <w:pPr>
-        <w:pStyle w:val="ListBullet"/>
-      </w:pPr>
-      <w:r>
-        <w:rPr>
-          <w:rFonts w:ascii="맑은 고딕" w:hAnsi="맑은 고딕" w:eastAsia="맑은 고딕"/>
-          <w:sz w:val="21"/>
-        </w:rPr>
-        <w:t>실습 05 — V$ 뷰와 대조: Broker의 요약을 SQL로 교차 확인한다.</w:t>
-      </w:r>
-    </w:p>
-    <w:p>
-      <w:pPr>
-        <w:pStyle w:val="ListBullet"/>
-      </w:pPr>
-      <w:r>
-        <w:rPr>
-          <w:rFonts w:ascii="맑은 고딕" w:hAnsi="맑은 고딕" w:eastAsia="맑은 고딕"/>
-          <w:sz w:val="21"/>
-        </w:rPr>
-        <w:t>실습 06 — 구성 내보내기: XML로 남기고 위치와 내용을 확인한다.</w:t>
+        <w:t>실습 05 — V$ 뷰와 대조 / 실습 06 — 구성 내보내기: 요약을 SQL로 교차 확인하고 XML로 남긴다.</w:t>
       </w:r>
     </w:p>
     <w:p>
@@ -10203,12 +9486,36 @@
       </w:r>
     </w:p>
     <w:p>
+      <w:pPr>
+        <w:pStyle w:val="ListBullet"/>
+      </w:pPr>
       <w:r>
         <w:rPr>
           <w:rFonts w:ascii="맑은 고딕" w:hAnsi="맑은 고딕" w:eastAsia="맑은 고딕"/>
           <w:sz w:val="21"/>
         </w:rPr>
-        <w:t>실습 07은 자동 전환을 **켜기만 하고 실제로 전환하지는 않는다.** 관측자를 띄우지 않으므로 안전하며, 실제 전환은 16장에서 다룬다. 실습 마지막에 반드시 `DISABLE FAST_START FAILOVER`로 정리한다.</w:t>
+        <w:t>실습 08 — VALIDATE의 나머지 형태: 네 가지 구문을 쓰고 정적 등록 실패를 재현한다.</w:t>
+      </w:r>
+    </w:p>
+    <w:p>
+      <w:pPr>
+        <w:pStyle w:val="ListBullet"/>
+      </w:pPr>
+      <w:r>
+        <w:rPr>
+          <w:rFonts w:ascii="맑은 고딕" w:hAnsi="맑은 고딕" w:eastAsia="맑은 고딕"/>
+          <w:sz w:val="21"/>
+        </w:rPr>
+        <w:t>실습 09 — Broker 로그 판독: `drc&lt;이름&gt;.log`에서 명령 이력과 구성 수준 오류를 읽는다.</w:t>
+      </w:r>
+    </w:p>
+    <w:p>
+      <w:r>
+        <w:rPr>
+          <w:rFonts w:ascii="맑은 고딕" w:hAnsi="맑은 고딕" w:eastAsia="맑은 고딕"/>
+          <w:sz w:val="21"/>
+        </w:rPr>
+        <w:t>실습 07은 자동 전환을 **켜기만 하고 실제로 전환하지는 않는다.** 실제 전환은 16장 실습 08에서 관측자를 띄워 다룬다. 실습 마지막에 반드시 `DISABLE FAST_START FAILOVER`로 정리한다.</w:t>
       </w:r>
     </w:p>
     <w:sectPr>
